--- a/exp02/report/EE208_Experiment2_Report.docx
+++ b/exp02/report/EE208_Experiment2_Report.docx
@@ -216,7 +216,7 @@
     </w:p>
     <w:p>
       <w:pPr>
-        <w:pStyle w:val="727"/>
+        <w:pStyle w:val="929"/>
         <w:pBdr/>
         <w:spacing w:after="160" w:before="360"/>
         <w:ind/>
@@ -262,7 +262,7 @@
     </w:p>
     <w:p>
       <w:pPr>
-        <w:pStyle w:val="727"/>
+        <w:pStyle w:val="929"/>
         <w:pBdr/>
         <w:spacing w:after="160" w:before="360"/>
         <w:ind/>
@@ -282,7 +282,7 @@
     </w:p>
     <w:p>
       <w:pPr>
-        <w:pStyle w:val="734"/>
+        <w:pStyle w:val="936"/>
         <w:numPr>
           <w:ilvl w:val="0"/>
           <w:numId w:val="1"/>
@@ -304,7 +304,7 @@
     </w:p>
     <w:p>
       <w:pPr>
-        <w:pStyle w:val="734"/>
+        <w:pStyle w:val="936"/>
         <w:numPr>
           <w:ilvl w:val="0"/>
           <w:numId w:val="1"/>
@@ -326,7 +326,7 @@
     </w:p>
     <w:p>
       <w:pPr>
-        <w:pStyle w:val="734"/>
+        <w:pStyle w:val="936"/>
         <w:numPr>
           <w:ilvl w:val="0"/>
           <w:numId w:val="1"/>
@@ -348,7 +348,7 @@
     </w:p>
     <w:p>
       <w:pPr>
-        <w:pStyle w:val="734"/>
+        <w:pStyle w:val="936"/>
         <w:numPr>
           <w:ilvl w:val="0"/>
           <w:numId w:val="1"/>
@@ -370,7 +370,7 @@
     </w:p>
     <w:p>
       <w:pPr>
-        <w:pStyle w:val="734"/>
+        <w:pStyle w:val="936"/>
         <w:numPr>
           <w:ilvl w:val="0"/>
           <w:numId w:val="1"/>
@@ -392,7 +392,7 @@
     </w:p>
     <w:p>
       <w:pPr>
-        <w:pStyle w:val="727"/>
+        <w:pStyle w:val="929"/>
         <w:pBdr/>
         <w:spacing w:after="160" w:before="360"/>
         <w:ind/>
@@ -412,7 +412,7 @@
     </w:p>
     <w:p>
       <w:pPr>
-        <w:pStyle w:val="728"/>
+        <w:pStyle w:val="930"/>
         <w:pBdr/>
         <w:spacing w:after="120" w:before="260"/>
         <w:ind/>
@@ -498,7 +498,7 @@
     </w:p>
     <w:p>
       <w:pPr>
-        <w:pStyle w:val="728"/>
+        <w:pStyle w:val="930"/>
         <w:pBdr/>
         <w:spacing w:after="120" w:before="260"/>
         <w:ind/>
@@ -624,7 +624,7 @@
     </w:p>
     <w:p>
       <w:pPr>
-        <w:pStyle w:val="728"/>
+        <w:pStyle w:val="930"/>
         <w:pBdr/>
         <w:spacing w:after="120" w:before="260"/>
         <w:ind/>
@@ -670,7 +670,7 @@
     </w:p>
     <w:p>
       <w:pPr>
-        <w:pStyle w:val="728"/>
+        <w:pStyle w:val="930"/>
         <w:pBdr/>
         <w:spacing w:after="120" w:before="260"/>
         <w:ind/>
@@ -708,7 +708,7 @@
     </w:p>
     <w:p>
       <w:pPr>
-        <w:pStyle w:val="734"/>
+        <w:pStyle w:val="936"/>
         <w:numPr>
           <w:ilvl w:val="0"/>
           <w:numId w:val="1"/>
@@ -730,7 +730,7 @@
     </w:p>
     <w:p>
       <w:pPr>
-        <w:pStyle w:val="734"/>
+        <w:pStyle w:val="936"/>
         <w:numPr>
           <w:ilvl w:val="0"/>
           <w:numId w:val="1"/>
@@ -752,7 +752,7 @@
     </w:p>
     <w:p>
       <w:pPr>
-        <w:pStyle w:val="734"/>
+        <w:pStyle w:val="936"/>
         <w:numPr>
           <w:ilvl w:val="0"/>
           <w:numId w:val="1"/>
@@ -780,7 +780,6 @@
         <w:jc w:val="center"/>
         <w:rPr/>
       </w:pPr>
-      <w:r/>
       <w:r>
         <mc:AlternateContent>
           <mc:Choice Requires="wpg">
@@ -804,7 +803,6 @@
                       </pic:nvPicPr>
                       <pic:blipFill rotWithShape="1">
                         <a:blip r:embed="rId11"/>
-                        <a:stretch/>
                       </pic:blipFill>
                       <pic:spPr bwMode="auto">
                         <a:xfrm>
@@ -851,7 +849,6 @@
         </mc:AlternateContent>
       </w:r>
       <w:r/>
-      <w:r/>
     </w:p>
     <w:p>
       <w:pPr>
@@ -911,7 +908,7 @@
     </w:p>
     <w:p>
       <w:pPr>
-        <w:pStyle w:val="728"/>
+        <w:pStyle w:val="930"/>
         <w:pBdr/>
         <w:spacing w:after="120" w:before="260"/>
         <w:ind/>
@@ -931,7 +928,7 @@
     </w:p>
     <w:p>
       <w:pPr>
-        <w:pStyle w:val="734"/>
+        <w:pStyle w:val="936"/>
         <w:numPr>
           <w:ilvl w:val="0"/>
           <w:numId w:val="1"/>
@@ -961,7 +958,7 @@
     </w:p>
     <w:p>
       <w:pPr>
-        <w:pStyle w:val="734"/>
+        <w:pStyle w:val="936"/>
         <w:numPr>
           <w:ilvl w:val="0"/>
           <w:numId w:val="13"/>
@@ -995,10 +992,18 @@
           <w:szCs w:val="24"/>
         </w:rPr>
       </w:r>
+      <w:r>
+        <w:rPr>
+          <w:b/>
+          <w:bCs/>
+          <w:sz w:val="24"/>
+          <w:szCs w:val="24"/>
+        </w:rPr>
+      </w:r>
     </w:p>
     <w:p>
       <w:pPr>
-        <w:pStyle w:val="734"/>
+        <w:pStyle w:val="936"/>
         <w:numPr>
           <w:ilvl w:val="2"/>
           <w:numId w:val="15"/>
@@ -1050,10 +1055,16 @@
           <w:szCs w:val="22"/>
         </w:rPr>
       </w:r>
+      <w:r>
+        <w:rPr>
+          <w:sz w:val="22"/>
+          <w:szCs w:val="22"/>
+        </w:rPr>
+      </w:r>
     </w:p>
     <w:p>
       <w:pPr>
-        <w:pStyle w:val="734"/>
+        <w:pStyle w:val="936"/>
         <w:numPr>
           <w:ilvl w:val="2"/>
           <w:numId w:val="15"/>
@@ -1105,10 +1116,16 @@
           <w:szCs w:val="22"/>
         </w:rPr>
       </w:r>
+      <w:r>
+        <w:rPr>
+          <w:sz w:val="22"/>
+          <w:szCs w:val="22"/>
+        </w:rPr>
+      </w:r>
     </w:p>
     <w:p>
       <w:pPr>
-        <w:pStyle w:val="734"/>
+        <w:pStyle w:val="936"/>
         <w:numPr>
           <w:ilvl w:val="2"/>
           <w:numId w:val="15"/>
@@ -1160,10 +1177,16 @@
           <w:szCs w:val="22"/>
         </w:rPr>
       </w:r>
+      <w:r>
+        <w:rPr>
+          <w:sz w:val="22"/>
+          <w:szCs w:val="22"/>
+        </w:rPr>
+      </w:r>
     </w:p>
     <w:p>
       <w:pPr>
-        <w:pStyle w:val="734"/>
+        <w:pStyle w:val="936"/>
         <w:numPr>
           <w:ilvl w:val="2"/>
           <w:numId w:val="15"/>
@@ -1215,10 +1238,16 @@
           <w:szCs w:val="22"/>
         </w:rPr>
       </w:r>
+      <w:r>
+        <w:rPr>
+          <w:sz w:val="22"/>
+          <w:szCs w:val="22"/>
+        </w:rPr>
+      </w:r>
     </w:p>
     <w:p>
       <w:pPr>
-        <w:pStyle w:val="734"/>
+        <w:pStyle w:val="936"/>
         <w:numPr>
           <w:ilvl w:val="2"/>
           <w:numId w:val="15"/>
@@ -1244,6 +1273,12 @@
           <w:szCs w:val="22"/>
         </w:rPr>
         <w:t xml:space="preserve">The motor speed changes accordingly because the inverter adjusts the supply frequency.</w:t>
+      </w:r>
+      <w:r>
+        <w:rPr>
+          <w:sz w:val="22"/>
+          <w:szCs w:val="22"/>
+        </w:rPr>
       </w:r>
       <w:r>
         <w:rPr>
@@ -1288,16 +1323,14 @@
         <w:rPr>
           <w:b/>
           <w:bCs/>
-          <w:color w:val="222222"/>
           <w:sz w:val="22"/>
           <w:szCs w:val="22"/>
-          <w:highlight w:val="none"/>
         </w:rPr>
       </w:r>
     </w:p>
     <w:p>
       <w:pPr>
-        <w:pStyle w:val="734"/>
+        <w:pStyle w:val="936"/>
         <w:numPr>
           <w:ilvl w:val="0"/>
           <w:numId w:val="1"/>
@@ -1327,7 +1360,7 @@
     </w:p>
     <w:p>
       <w:pPr>
-        <w:pStyle w:val="734"/>
+        <w:pStyle w:val="936"/>
         <w:numPr>
           <w:ilvl w:val="1"/>
           <w:numId w:val="1"/>
@@ -1357,10 +1390,8 @@
         <w:rPr>
           <w:b/>
           <w:bCs/>
-          <w:color w:val="222222"/>
           <w:sz w:val="24"/>
           <w:szCs w:val="24"/>
-          <w:highlight w:val="none"/>
         </w:rPr>
       </w:r>
       <w:r>
@@ -1374,7 +1405,7 @@
     </w:p>
     <w:p>
       <w:pPr>
-        <w:pStyle w:val="734"/>
+        <w:pStyle w:val="936"/>
         <w:numPr>
           <w:ilvl w:val="2"/>
           <w:numId w:val="14"/>
@@ -1432,10 +1463,16 @@
           <w:szCs w:val="22"/>
         </w:rPr>
       </w:r>
+      <w:r>
+        <w:rPr>
+          <w:sz w:val="22"/>
+          <w:szCs w:val="22"/>
+        </w:rPr>
+      </w:r>
     </w:p>
     <w:p>
       <w:pPr>
-        <w:pStyle w:val="734"/>
+        <w:pStyle w:val="936"/>
         <w:numPr>
           <w:ilvl w:val="2"/>
           <w:numId w:val="14"/>
@@ -1506,10 +1543,16 @@
           <w:szCs w:val="22"/>
         </w:rPr>
       </w:r>
+      <w:r>
+        <w:rPr>
+          <w:sz w:val="22"/>
+          <w:szCs w:val="22"/>
+        </w:rPr>
+      </w:r>
     </w:p>
     <w:p>
       <w:pPr>
-        <w:pStyle w:val="734"/>
+        <w:pStyle w:val="936"/>
         <w:numPr>
           <w:ilvl w:val="2"/>
           <w:numId w:val="14"/>
@@ -1542,10 +1585,16 @@
           <w:szCs w:val="22"/>
         </w:rPr>
       </w:r>
+      <w:r>
+        <w:rPr>
+          <w:sz w:val="22"/>
+          <w:szCs w:val="22"/>
+        </w:rPr>
+      </w:r>
     </w:p>
     <w:p>
       <w:pPr>
-        <w:pStyle w:val="734"/>
+        <w:pStyle w:val="936"/>
         <w:numPr>
           <w:ilvl w:val="2"/>
           <w:numId w:val="14"/>
@@ -1597,6 +1646,12 @@
           <w:szCs w:val="22"/>
         </w:rPr>
       </w:r>
+      <w:r>
+        <w:rPr>
+          <w:sz w:val="22"/>
+          <w:szCs w:val="22"/>
+        </w:rPr>
+      </w:r>
     </w:p>
     <w:p>
       <w:pPr>
@@ -1625,7 +1680,7 @@
     </w:p>
     <w:p>
       <w:pPr>
-        <w:pStyle w:val="727"/>
+        <w:pStyle w:val="929"/>
         <w:pBdr/>
         <w:spacing w:after="160" w:before="360"/>
         <w:ind/>
@@ -1879,7 +1934,7 @@
     </w:p>
     <w:p>
       <w:pPr>
-        <w:pStyle w:val="727"/>
+        <w:pStyle w:val="929"/>
         <w:pBdr/>
         <w:spacing w:after="160" w:before="360"/>
         <w:ind/>
@@ -5181,7 +5236,7 @@
     </w:p>
     <w:p>
       <w:pPr>
-        <w:pStyle w:val="728"/>
+        <w:pStyle w:val="930"/>
         <w:pBdr/>
         <w:spacing w:after="120" w:before="260"/>
         <w:ind/>
@@ -5812,7 +5867,7 @@
     </w:tbl>
     <w:p>
       <w:pPr>
-        <w:pStyle w:val="727"/>
+        <w:pStyle w:val="929"/>
         <w:pBdr/>
         <w:spacing w:after="160" w:before="360"/>
         <w:ind/>
@@ -5850,7 +5905,7 @@
     </w:p>
     <w:p>
       <w:pPr>
-        <w:pStyle w:val="728"/>
+        <w:pStyle w:val="930"/>
         <w:pBdr/>
         <w:spacing w:after="120" w:before="260"/>
         <w:ind/>
@@ -9326,7 +9381,7 @@
     </w:tbl>
     <w:p>
       <w:pPr>
-        <w:pStyle w:val="728"/>
+        <w:pStyle w:val="930"/>
         <w:pBdr/>
         <w:spacing w:after="120" w:before="260"/>
         <w:ind/>
@@ -13000,11 +13055,48 @@
     </w:p>
     <w:p>
       <w:pPr>
-        <w:pStyle w:val="728"/>
+        <w:pStyle w:val="930"/>
         <w:pBdr/>
         <w:spacing w:after="120" w:before="260"/>
         <w:ind/>
         <w:rPr/>
+      </w:pPr>
+      <w:r>
+        <w:rPr>
+          <w:b/>
+          <w:bCs/>
+          <w:color w:val="2255a4"/>
+          <w:sz w:val="25"/>
+          <w:szCs w:val="25"/>
+          <w:highlight w:val="none"/>
+        </w:rPr>
+      </w:r>
+      <w:r>
+        <w:rPr>
+          <w:b/>
+          <w:bCs/>
+          <w:color w:val="2255a4"/>
+          <w:sz w:val="25"/>
+          <w:szCs w:val="25"/>
+          <w:highlight w:val="none"/>
+        </w:rPr>
+      </w:r>
+      <w:r/>
+    </w:p>
+    <w:p>
+      <w:pPr>
+        <w:pStyle w:val="930"/>
+        <w:pBdr/>
+        <w:spacing w:after="120" w:before="260"/>
+        <w:ind/>
+        <w:rPr>
+          <w:b/>
+          <w:bCs/>
+          <w:color w:val="2255a4"/>
+          <w:sz w:val="25"/>
+          <w:szCs w:val="25"/>
+          <w:highlight w:val="none"/>
+        </w:rPr>
       </w:pPr>
       <w:r>
         <w:rPr>
@@ -13039,7 +13131,7 @@
     </w:p>
     <w:p>
       <w:pPr>
-        <w:pStyle w:val="728"/>
+        <w:pStyle w:val="930"/>
         <w:pBdr/>
         <w:spacing w:after="120" w:before="260"/>
         <w:ind/>
@@ -13085,7 +13177,7 @@
     </w:p>
     <w:p>
       <w:pPr>
-        <w:pStyle w:val="728"/>
+        <w:pStyle w:val="930"/>
         <w:pBdr/>
         <w:spacing w:after="120" w:before="260"/>
         <w:ind/>
@@ -13105,8 +13197,8 @@
           <w:color w:val="2255a4"/>
           <w:sz w:val="25"/>
           <w:szCs w:val="25"/>
-          <w:highlight w:val="none"/>
         </w:rPr>
+        <w:t xml:space="preserve">Observations</w:t>
       </w:r>
       <w:r>
         <w:rPr>
@@ -13118,43 +13210,6 @@
           <w:highlight w:val="none"/>
         </w:rPr>
       </w:r>
-      <w:r>
-        <w:rPr>
-          <w:b/>
-          <w:bCs/>
-          <w:color w:val="2255a4"/>
-          <w:sz w:val="25"/>
-          <w:szCs w:val="25"/>
-          <w:highlight w:val="none"/>
-        </w:rPr>
-      </w:r>
-    </w:p>
-    <w:p>
-      <w:pPr>
-        <w:pStyle w:val="728"/>
-        <w:pBdr/>
-        <w:spacing w:after="120" w:before="260"/>
-        <w:ind/>
-        <w:rPr>
-          <w:b/>
-          <w:bCs/>
-          <w:color w:val="2255a4"/>
-          <w:sz w:val="25"/>
-          <w:szCs w:val="25"/>
-          <w:highlight w:val="none"/>
-        </w:rPr>
-      </w:pPr>
-      <w:r>
-        <w:rPr>
-          <w:b/>
-          <w:bCs/>
-          <w:color w:val="2255a4"/>
-          <w:sz w:val="25"/>
-          <w:szCs w:val="25"/>
-        </w:rPr>
-        <w:t xml:space="preserve">Observations</w:t>
-      </w:r>
-      <w:r/>
     </w:p>
     <w:tbl>
       <w:tblPr>
@@ -13769,7 +13824,7 @@
     </w:tbl>
     <w:p>
       <w:pPr>
-        <w:pStyle w:val="727"/>
+        <w:pStyle w:val="929"/>
         <w:pBdr/>
         <w:spacing w:after="160" w:before="360"/>
         <w:ind/>
@@ -13932,7 +13987,7 @@
     </w:p>
     <w:p>
       <w:pPr>
-        <w:pStyle w:val="727"/>
+        <w:pStyle w:val="929"/>
         <w:pBdr/>
         <w:spacing w:after="160" w:before="360"/>
         <w:ind/>
@@ -13970,7 +14025,7 @@
     </w:p>
     <w:p>
       <w:pPr>
-        <w:pStyle w:val="728"/>
+        <w:pStyle w:val="930"/>
         <w:pBdr/>
         <w:spacing w:after="120" w:before="260"/>
         <w:ind/>
@@ -14032,7 +14087,7 @@
     </w:p>
     <w:p>
       <w:pPr>
-        <w:pStyle w:val="728"/>
+        <w:pStyle w:val="930"/>
         <w:pBdr/>
         <w:spacing w:after="120" w:before="260"/>
         <w:ind/>
@@ -14078,7 +14133,7 @@
     </w:p>
     <w:p>
       <w:pPr>
-        <w:pStyle w:val="728"/>
+        <w:pStyle w:val="930"/>
         <w:pBdr/>
         <w:spacing w:after="120" w:before="260"/>
         <w:ind/>
@@ -14124,7 +14179,7 @@
     </w:p>
     <w:p>
       <w:pPr>
-        <w:pStyle w:val="728"/>
+        <w:pStyle w:val="930"/>
         <w:pBdr/>
         <w:spacing w:after="120" w:before="260"/>
         <w:ind/>
@@ -14170,7 +14225,7 @@
     </w:p>
     <w:p>
       <w:pPr>
-        <w:pStyle w:val="727"/>
+        <w:pStyle w:val="929"/>
         <w:pBdr/>
         <w:spacing w:after="160" w:before="360"/>
         <w:ind/>
@@ -14216,7 +14271,7 @@
     </w:p>
     <w:p>
       <w:pPr>
-        <w:pStyle w:val="728"/>
+        <w:pStyle w:val="930"/>
         <w:pBdr/>
         <w:spacing w:after="120" w:before="260"/>
         <w:ind/>
@@ -14482,7 +14537,14 @@
         </w:rPr>
         <w:t xml:space="preserve">y have further to climb before flattening off, which by itself is enough to push their 63.2% crossing later in time. The 15 Hz run is the outlier: with a final speed of only 451 RPM it flattens out almost immediately and its crossing comes earliest of all.</w:t>
       </w:r>
-      <w:r/>
+      <w:r>
+        <w:rPr>
+          <w:color w:val="222222"/>
+          <w:sz w:val="22"/>
+          <w:szCs w:val="22"/>
+          <w:highlight w:val="none"/>
+        </w:rPr>
+      </w:r>
     </w:p>
     <w:p>
       <w:pPr>
@@ -14507,10 +14569,15 @@
           <w:color w:val="ff0000"/>
         </w:rPr>
       </w:r>
+      <w:r>
+        <w:rPr>
+          <w:color w:val="ff0000"/>
+        </w:rPr>
+      </w:r>
     </w:p>
     <w:p>
       <w:pPr>
-        <w:pStyle w:val="728"/>
+        <w:pStyle w:val="930"/>
         <w:pBdr/>
         <w:spacing w:after="120" w:before="260"/>
         <w:ind/>
@@ -16527,21 +16594,77 @@
         <w:rPr>
           <w:i/>
           <w:iCs/>
+          <w:color w:val="808080" w:themeColor="background1" w:themeShade="80"/>
+          <w:sz w:val="19"/>
+          <w:szCs w:val="19"/>
+        </w:rPr>
+        <w:t xml:space="preserve">Fig. 11 — Effective time constant vs set frequency (summary of the table above)</w:t>
+      </w:r>
+      <w:r>
+        <w:rPr>
+          <w:i/>
+          <w:iCs/>
           <w:color w:val="555555"/>
           <w:sz w:val="19"/>
           <w:szCs w:val="19"/>
         </w:rPr>
-        <w:t xml:space="preserve">Fig. 11 — Effective time constant vs set frequency (summary of the table above).</w:t>
+        <w:t xml:space="preserve">.</w:t>
       </w:r>
       <w:r/>
     </w:p>
     <w:p>
       <w:pPr>
-        <w:pStyle w:val="728"/>
+        <w:pStyle w:val="930"/>
         <w:pBdr/>
         <w:spacing w:after="120" w:before="260"/>
         <w:ind/>
         <w:rPr/>
+      </w:pPr>
+      <w:r>
+        <w:rPr>
+          <w:b/>
+          <w:bCs/>
+          <w:color w:val="2255a4"/>
+          <w:sz w:val="25"/>
+          <w:szCs w:val="25"/>
+          <w:highlight w:val="none"/>
+        </w:rPr>
+      </w:r>
+      <w:r>
+        <w:rPr>
+          <w:b/>
+          <w:bCs/>
+          <w:color w:val="2255a4"/>
+          <w:sz w:val="25"/>
+          <w:szCs w:val="25"/>
+          <w:highlight w:val="none"/>
+        </w:rPr>
+      </w:r>
+      <w:r>
+        <w:rPr>
+          <w:b/>
+          <w:bCs/>
+          <w:color w:val="2255a4"/>
+          <w:sz w:val="25"/>
+          <w:szCs w:val="25"/>
+          <w:highlight w:val="none"/>
+        </w:rPr>
+      </w:r>
+    </w:p>
+    <w:p>
+      <w:pPr>
+        <w:pStyle w:val="930"/>
+        <w:pBdr/>
+        <w:spacing w:after="120" w:before="260"/>
+        <w:ind/>
+        <w:rPr>
+          <w:b/>
+          <w:bCs/>
+          <w:color w:val="2255a4"/>
+          <w:sz w:val="25"/>
+          <w:szCs w:val="25"/>
+          <w:highlight w:val="none"/>
+        </w:rPr>
       </w:pPr>
       <w:r>
         <w:rPr>
@@ -16575,7 +16698,7 @@
     </w:p>
     <w:p>
       <w:pPr>
-        <w:pStyle w:val="734"/>
+        <w:pStyle w:val="936"/>
         <w:numPr>
           <w:ilvl w:val="0"/>
           <w:numId w:val="1"/>
@@ -16642,7 +16765,7 @@
     </w:p>
     <w:p>
       <w:pPr>
-        <w:pStyle w:val="734"/>
+        <w:pStyle w:val="936"/>
         <w:numPr>
           <w:ilvl w:val="0"/>
           <w:numId w:val="1"/>
@@ -16672,7 +16795,7 @@
     </w:p>
     <w:p>
       <w:pPr>
-        <w:pStyle w:val="734"/>
+        <w:pStyle w:val="936"/>
         <w:numPr>
           <w:ilvl w:val="0"/>
           <w:numId w:val="1"/>
@@ -16748,7 +16871,7 @@
     </w:p>
     <w:p>
       <w:pPr>
-        <w:pStyle w:val="727"/>
+        <w:pStyle w:val="929"/>
         <w:pBdr/>
         <w:spacing w:after="160" w:before="360"/>
         <w:ind/>
@@ -16814,8 +16937,1943 @@
         <w:spacing w:after="120" w:before="0" w:line="300" w:lineRule="auto"/>
         <w:ind/>
         <w:jc w:val="both"/>
+        <w:rPr>
+          <w:color w:val="222222"/>
+          <w:sz w:val="22"/>
+          <w:szCs w:val="22"/>
+          <w:highlight w:val="none"/>
+        </w:rPr>
+      </w:pPr>
+      <w:r>
+        <w:rPr>
+          <w:color w:val="222222"/>
+          <w:sz w:val="22"/>
+          <w:szCs w:val="22"/>
+        </w:rPr>
+      </w:r>
+      <w:r/>
+      <w:r>
+        <w:rPr>
+          <w:color w:val="222222"/>
+          <w:sz w:val="22"/>
+          <w:szCs w:val="22"/>
+        </w:rPr>
+        <mc:AlternateContent>
+          <mc:Choice Requires="wpg">
+            <w:drawing>
+              <wp:inline xmlns:wp="http://schemas.openxmlformats.org/drawingml/2006/wordprocessingDrawing" distT="0" distB="0" distL="0" distR="0">
+                <wp:extent cx="6172200" cy="2341707"/>
+                <wp:effectExtent l="0" t="0" r="0" b="0"/>
+                <wp:docPr id="12" name=""/>
+                <wp:cNvGraphicFramePr>
+                  <a:graphicFrameLocks xmlns:a="http://schemas.openxmlformats.org/drawingml/2006/main" noChangeAspect="1"/>
+                </wp:cNvGraphicFramePr>
+                <a:graphic xmlns:a="http://schemas.openxmlformats.org/drawingml/2006/main">
+                  <a:graphicData uri="http://schemas.openxmlformats.org/drawingml/2006/picture">
+                    <pic:pic xmlns:pic="http://schemas.openxmlformats.org/drawingml/2006/picture">
+                      <pic:nvPicPr>
+                        <pic:cNvPr id="1341040761" name=""/>
+                        <pic:cNvPicPr>
+                          <a:picLocks noChangeAspect="1"/>
+                        </pic:cNvPicPr>
+                        <pic:nvPr/>
+                      </pic:nvPicPr>
+                      <pic:blipFill rotWithShape="1">
+                        <a:blip r:embed="rId22"/>
+                        <a:stretch/>
+                      </pic:blipFill>
+                      <pic:spPr bwMode="auto">
+                        <a:xfrm>
+                          <a:off x="0" y="0"/>
+                          <a:ext cx="6172200" cy="2341707"/>
+                        </a:xfrm>
+                        <a:prstGeom prst="rect">
+                          <a:avLst/>
+                        </a:prstGeom>
+                      </pic:spPr>
+                    </pic:pic>
+                  </a:graphicData>
+                </a:graphic>
+              </wp:inline>
+            </w:drawing>
+          </mc:Choice>
+          <mc:Fallback>
+            <w:pict>
+              <v:shapetype id="_x0000_t75" coordsize="21600,21600" o:spt="75" o:preferrelative="t" path="m@4@5l@4@11@9@11@9@5xe" filled="f" stroked="f">
+                <v:stroke joinstyle="miter"/>
+                <v:formulas>
+                  <v:f eqn="if lineDrawn pixelLineWidth 0"/>
+                  <v:f eqn="sum @0 1 0"/>
+                  <v:f eqn="sum 0 0 @1"/>
+                  <v:f eqn="prod @2 1 2"/>
+                  <v:f eqn="prod @3 21600 pixelWidth"/>
+                  <v:f eqn="prod @3 21600 pixelHeight"/>
+                  <v:f eqn="sum @0 0 1"/>
+                  <v:f eqn="prod @6 1 2"/>
+                  <v:f eqn="prod @7 21600 pixelWidth"/>
+                  <v:f eqn="sum @8 21600 0"/>
+                  <v:f eqn="prod @7 21600 pixelHeight"/>
+                  <v:f eqn="sum @10 21600 0"/>
+                </v:formulas>
+                <v:path o:extrusionok="f" gradientshapeok="t" o:connecttype="rect"/>
+                <o:lock v:ext="edit" aspectratio="t"/>
+              </v:shapetype>
+              <v:shape id="_x0000_i11" o:spid="_x0000_s11" type="#_x0000_t75" style="width:486.00pt;height:184.39pt;mso-wrap-distance-left:0.00pt;mso-wrap-distance-top:0.00pt;mso-wrap-distance-right:0.00pt;mso-wrap-distance-bottom:0.00pt;z-index:1;" stroked="false">
+                <v:imagedata r:id="rId22" o:title=""/>
+                <o:lock v:ext="edit" rotation="t"/>
+              </v:shape>
+            </w:pict>
+          </mc:Fallback>
+        </mc:AlternateContent>
+      </w:r>
+      <w:r/>
+    </w:p>
+    <w:p>
+      <w:pPr>
+        <w:pBdr/>
+        <w:spacing w:after="120" w:before="0" w:line="300" w:lineRule="auto"/>
+        <w:ind/>
+        <w:jc w:val="both"/>
+        <w:rPr>
+          <w:color w:val="222222"/>
+          <w:sz w:val="22"/>
+          <w:szCs w:val="22"/>
+          <w:highlight w:val="none"/>
+        </w:rPr>
+      </w:pPr>
+      <w:r>
+        <w:rPr>
+          <w:color w:val="222222"/>
+          <w:sz w:val="22"/>
+          <w:szCs w:val="22"/>
+          <w:highlight w:val="none"/>
+        </w:rPr>
+        <mc:AlternateContent>
+          <mc:Choice Requires="wpg">
+            <w:drawing>
+              <wp:inline xmlns:wp="http://schemas.openxmlformats.org/drawingml/2006/wordprocessingDrawing" distT="0" distB="0" distL="0" distR="0">
+                <wp:extent cx="6172200" cy="2341707"/>
+                <wp:effectExtent l="0" t="0" r="0" b="0"/>
+                <wp:docPr id="13" name=""/>
+                <wp:cNvGraphicFramePr>
+                  <a:graphicFrameLocks xmlns:a="http://schemas.openxmlformats.org/drawingml/2006/main" noChangeAspect="1"/>
+                </wp:cNvGraphicFramePr>
+                <a:graphic xmlns:a="http://schemas.openxmlformats.org/drawingml/2006/main">
+                  <a:graphicData uri="http://schemas.openxmlformats.org/drawingml/2006/picture">
+                    <pic:pic xmlns:pic="http://schemas.openxmlformats.org/drawingml/2006/picture">
+                      <pic:nvPicPr>
+                        <pic:cNvPr id="1015115179" name=""/>
+                        <pic:cNvPicPr>
+                          <a:picLocks noChangeAspect="1"/>
+                        </pic:cNvPicPr>
+                        <pic:nvPr/>
+                      </pic:nvPicPr>
+                      <pic:blipFill rotWithShape="1">
+                        <a:blip r:embed="rId23"/>
+                        <a:stretch/>
+                      </pic:blipFill>
+                      <pic:spPr bwMode="auto">
+                        <a:xfrm>
+                          <a:off x="0" y="0"/>
+                          <a:ext cx="6172200" cy="2341707"/>
+                        </a:xfrm>
+                        <a:prstGeom prst="rect">
+                          <a:avLst/>
+                        </a:prstGeom>
+                      </pic:spPr>
+                    </pic:pic>
+                  </a:graphicData>
+                </a:graphic>
+              </wp:inline>
+            </w:drawing>
+          </mc:Choice>
+          <mc:Fallback>
+            <w:pict>
+              <v:shapetype id="_x0000_t75" coordsize="21600,21600" o:spt="75" o:preferrelative="t" path="m@4@5l@4@11@9@11@9@5xe" filled="f" stroked="f">
+                <v:stroke joinstyle="miter"/>
+                <v:formulas>
+                  <v:f eqn="if lineDrawn pixelLineWidth 0"/>
+                  <v:f eqn="sum @0 1 0"/>
+                  <v:f eqn="sum 0 0 @1"/>
+                  <v:f eqn="prod @2 1 2"/>
+                  <v:f eqn="prod @3 21600 pixelWidth"/>
+                  <v:f eqn="prod @3 21600 pixelHeight"/>
+                  <v:f eqn="sum @0 0 1"/>
+                  <v:f eqn="prod @6 1 2"/>
+                  <v:f eqn="prod @7 21600 pixelWidth"/>
+                  <v:f eqn="sum @8 21600 0"/>
+                  <v:f eqn="prod @7 21600 pixelHeight"/>
+                  <v:f eqn="sum @10 21600 0"/>
+                </v:formulas>
+                <v:path o:extrusionok="f" gradientshapeok="t" o:connecttype="rect"/>
+                <o:lock v:ext="edit" aspectratio="t"/>
+              </v:shapetype>
+              <v:shape id="_x0000_i12" o:spid="_x0000_s12" type="#_x0000_t75" style="width:486.00pt;height:184.39pt;mso-wrap-distance-left:0.00pt;mso-wrap-distance-top:0.00pt;mso-wrap-distance-right:0.00pt;mso-wrap-distance-bottom:0.00pt;z-index:1;" stroked="false">
+                <v:imagedata r:id="rId23" o:title=""/>
+                <o:lock v:ext="edit" rotation="t"/>
+              </v:shape>
+            </w:pict>
+          </mc:Fallback>
+        </mc:AlternateContent>
+      </w:r>
+      <w:r>
+        <w:rPr>
+          <w:color w:val="222222"/>
+          <w:sz w:val="22"/>
+          <w:szCs w:val="22"/>
+          <w:highlight w:val="none"/>
+        </w:rPr>
+      </w:r>
+      <w:r/>
+    </w:p>
+    <w:p>
+      <w:pPr>
+        <w:pBdr>
+          <w:top w:val="none" w:color="000000" w:sz="4" w:space="0"/>
+          <w:left w:val="none" w:color="000000" w:sz="4" w:space="0"/>
+          <w:bottom w:val="none" w:color="000000" w:sz="4" w:space="0"/>
+          <w:right w:val="none" w:color="000000" w:sz="4" w:space="0"/>
+        </w:pBdr>
+        <w:spacing/>
+        <w:ind w:right="0" w:firstLine="0" w:left="0"/>
+        <w:jc w:val="center"/>
+        <w:rPr>
+          <w:bCs/>
+          <w:i/>
+          <w:color w:val="808080" w:themeColor="background1" w:themeShade="80"/>
+          <w:sz w:val="19"/>
+          <w:szCs w:val="19"/>
+        </w:rPr>
+      </w:pPr>
+      <w:r>
+        <w:rPr>
+          <w:rFonts w:ascii="Times New Roman" w:hAnsi="Times New Roman" w:eastAsia="Times New Roman" w:cs="Times New Roman"/>
+          <w:b/>
+          <w:i/>
+          <w:iCs/>
+          <w:color w:val="808080" w:themeColor="background1" w:themeShade="80"/>
+          <w:sz w:val="19"/>
+          <w:szCs w:val="19"/>
+        </w:rPr>
+        <w:t xml:space="preserve">Figure 12.</w:t>
+      </w:r>
+      <w:r>
+        <w:rPr>
+          <w:rFonts w:ascii="Times New Roman" w:hAnsi="Times New Roman" w:eastAsia="Times New Roman" w:cs="Times New Roman"/>
+          <w:i/>
+          <w:iCs/>
+          <w:color w:val="808080" w:themeColor="background1" w:themeShade="80"/>
+          <w:sz w:val="19"/>
+          <w:szCs w:val="19"/>
+        </w:rPr>
+        <w:t xml:space="preserve"> Manual CW frequency–speed and frequency–voltage characteristics with their deviations from linear fits.</w:t>
+      </w:r>
+      <w:r>
+        <w:rPr>
+          <w:i/>
+          <w:iCs/>
+          <w:color w:val="808080" w:themeColor="background1" w:themeShade="80"/>
+          <w:sz w:val="19"/>
+          <w:szCs w:val="19"/>
+        </w:rPr>
+      </w:r>
+    </w:p>
+    <w:p>
+      <w:pPr>
+        <w:pStyle w:val="931"/>
+        <w:pBdr>
+          <w:top w:val="none" w:color="000000" w:sz="4" w:space="0"/>
+          <w:left w:val="none" w:color="000000" w:sz="4" w:space="0"/>
+          <w:bottom w:val="none" w:color="000000" w:sz="4" w:space="0"/>
+          <w:right w:val="none" w:color="000000" w:sz="4" w:space="0"/>
+        </w:pBdr>
+        <w:spacing/>
+        <w:ind w:right="0" w:firstLine="0" w:left="0"/>
         <w:rPr/>
       </w:pPr>
+      <w:r>
+        <w:rPr>
+          <w:rFonts w:ascii="Times New Roman" w:hAnsi="Times New Roman" w:eastAsia="Times New Roman" w:cs="Times New Roman"/>
+          <w:b/>
+          <w:color w:val="000000"/>
+          <w:sz w:val="28"/>
+        </w:rPr>
+      </w:r>
+      <w:r/>
+    </w:p>
+    <w:p>
+      <w:pPr>
+        <w:pStyle w:val="936"/>
+        <w:numPr>
+          <w:ilvl w:val="0"/>
+          <w:numId w:val="17"/>
+        </w:numPr>
+        <w:pBdr>
+          <w:top w:val="none" w:color="000000" w:sz="4" w:space="0"/>
+          <w:left w:val="none" w:color="000000" w:sz="4" w:space="0"/>
+          <w:bottom w:val="none" w:color="000000" w:sz="4" w:space="0"/>
+          <w:right w:val="none" w:color="000000" w:sz="4" w:space="0"/>
+        </w:pBdr>
+        <w:spacing/>
+        <w:ind w:right="0"/>
+        <w:rPr>
+          <w:sz w:val="22"/>
+          <w:szCs w:val="22"/>
+        </w:rPr>
+      </w:pPr>
+      <w:r>
+        <w:rPr>
+          <w:rFonts w:ascii="Times New Roman" w:hAnsi="Times New Roman" w:eastAsia="Times New Roman" w:cs="Times New Roman"/>
+          <w:b/>
+          <w:color w:val="000000"/>
+          <w:sz w:val="22"/>
+          <w:szCs w:val="22"/>
+        </w:rPr>
+        <w:t xml:space="preserve">Speed:</w:t>
+      </w:r>
+      <w:r>
+        <w:rPr>
+          <w:rFonts w:ascii="Times New Roman" w:hAnsi="Times New Roman" w:eastAsia="Times New Roman" w:cs="Times New Roman"/>
+          <w:color w:val="000000"/>
+          <w:sz w:val="22"/>
+          <w:szCs w:val="22"/>
+        </w:rPr>
+        <w:t xml:space="preserve"> Nearly perfectly linear with frequency (</w:t>
+      </w:r>
+      <w:r>
+        <w:rPr>
+          <w:rFonts w:ascii="Times New Roman" w:hAnsi="Times New Roman" w:eastAsia="Times New Roman" w:cs="Times New Roman"/>
+          <w:b/>
+          <w:color w:val="000000"/>
+          <w:sz w:val="22"/>
+          <w:szCs w:val="22"/>
+        </w:rPr>
+        <w:t xml:space="preserve">R² = 1.000</w:t>
+      </w:r>
+      <w:r>
+        <w:rPr>
+          <w:rFonts w:ascii="Times New Roman" w:hAnsi="Times New Roman" w:eastAsia="Times New Roman" w:cs="Times New Roman"/>
+          <w:color w:val="000000"/>
+          <w:sz w:val="22"/>
+          <w:szCs w:val="22"/>
+        </w:rPr>
+        <w:t xml:space="preserve">), confirming good speed control. </w:t>
+      </w:r>
+      <w:r>
+        <w:rPr>
+          <w:sz w:val="22"/>
+          <w:szCs w:val="22"/>
+        </w:rPr>
+      </w:r>
+    </w:p>
+    <w:p>
+      <w:pPr>
+        <w:pStyle w:val="936"/>
+        <w:numPr>
+          <w:ilvl w:val="0"/>
+          <w:numId w:val="17"/>
+        </w:numPr>
+        <w:pBdr>
+          <w:top w:val="none" w:color="000000" w:sz="4" w:space="0"/>
+          <w:left w:val="none" w:color="000000" w:sz="4" w:space="0"/>
+          <w:bottom w:val="none" w:color="000000" w:sz="4" w:space="0"/>
+          <w:right w:val="none" w:color="000000" w:sz="4" w:space="0"/>
+        </w:pBdr>
+        <w:spacing/>
+        <w:ind w:right="0"/>
+        <w:rPr>
+          <w:sz w:val="22"/>
+          <w:szCs w:val="22"/>
+        </w:rPr>
+      </w:pPr>
+      <w:r>
+        <w:rPr>
+          <w:rFonts w:ascii="Times New Roman" w:hAnsi="Times New Roman" w:eastAsia="Times New Roman" w:cs="Times New Roman"/>
+          <w:b/>
+          <w:color w:val="000000"/>
+          <w:sz w:val="22"/>
+          <w:szCs w:val="22"/>
+        </w:rPr>
+        <w:t xml:space="preserve">Voltage:</w:t>
+      </w:r>
+      <w:r>
+        <w:rPr>
+          <w:rFonts w:ascii="Times New Roman" w:hAnsi="Times New Roman" w:eastAsia="Times New Roman" w:cs="Times New Roman"/>
+          <w:color w:val="000000"/>
+          <w:sz w:val="22"/>
+          <w:szCs w:val="22"/>
+        </w:rPr>
+        <w:t xml:space="preserve"> Approximately linear with frequency (</w:t>
+      </w:r>
+      <w:r>
+        <w:rPr>
+          <w:rFonts w:ascii="Times New Roman" w:hAnsi="Times New Roman" w:eastAsia="Times New Roman" w:cs="Times New Roman"/>
+          <w:b/>
+          <w:color w:val="000000"/>
+          <w:sz w:val="22"/>
+          <w:szCs w:val="22"/>
+        </w:rPr>
+        <w:t xml:space="preserve">R² = 0.9996</w:t>
+      </w:r>
+      <w:r>
+        <w:rPr>
+          <w:rFonts w:ascii="Times New Roman" w:hAnsi="Times New Roman" w:eastAsia="Times New Roman" w:cs="Times New Roman"/>
+          <w:color w:val="000000"/>
+          <w:sz w:val="22"/>
+          <w:szCs w:val="22"/>
+        </w:rPr>
+        <w:t xml:space="preserve">), demonstrating the expected constant V/f operation. </w:t>
+      </w:r>
+      <w:r>
+        <w:rPr>
+          <w:sz w:val="22"/>
+          <w:szCs w:val="22"/>
+        </w:rPr>
+      </w:r>
+    </w:p>
+    <w:p>
+      <w:pPr>
+        <w:pStyle w:val="936"/>
+        <w:numPr>
+          <w:ilvl w:val="0"/>
+          <w:numId w:val="17"/>
+        </w:numPr>
+        <w:pBdr>
+          <w:top w:val="none" w:color="000000" w:sz="4" w:space="0"/>
+          <w:left w:val="none" w:color="000000" w:sz="4" w:space="0"/>
+          <w:bottom w:val="none" w:color="000000" w:sz="4" w:space="0"/>
+          <w:right w:val="none" w:color="000000" w:sz="4" w:space="0"/>
+        </w:pBdr>
+        <w:spacing/>
+        <w:ind w:right="0"/>
+        <w:rPr>
+          <w:sz w:val="22"/>
+          <w:szCs w:val="22"/>
+        </w:rPr>
+      </w:pPr>
+      <w:r>
+        <w:rPr>
+          <w:rFonts w:ascii="Times New Roman" w:hAnsi="Times New Roman" w:eastAsia="Times New Roman" w:cs="Times New Roman"/>
+          <w:b/>
+          <w:color w:val="000000"/>
+          <w:sz w:val="22"/>
+          <w:szCs w:val="22"/>
+        </w:rPr>
+        <w:t xml:space="preserve">Deviations:</w:t>
+      </w:r>
+      <w:r>
+        <w:rPr>
+          <w:rFonts w:ascii="Times New Roman" w:hAnsi="Times New Roman" w:eastAsia="Times New Roman" w:cs="Times New Roman"/>
+          <w:color w:val="000000"/>
+          <w:sz w:val="22"/>
+          <w:szCs w:val="22"/>
+        </w:rPr>
+        <w:t xml:space="preserve"> Speed deviations are very small, while voltage deviations are larger mainly at low frequencies due to the </w:t>
+      </w:r>
+      <w:r>
+        <w:rPr>
+          <w:rFonts w:ascii="Times New Roman" w:hAnsi="Times New Roman" w:eastAsia="Times New Roman" w:cs="Times New Roman"/>
+          <w:b/>
+          <w:color w:val="000000"/>
+          <w:sz w:val="22"/>
+          <w:szCs w:val="22"/>
+        </w:rPr>
+        <w:t xml:space="preserve">voltage boost</w:t>
+      </w:r>
+      <w:r>
+        <w:rPr>
+          <w:rFonts w:ascii="Times New Roman" w:hAnsi="Times New Roman" w:eastAsia="Times New Roman" w:cs="Times New Roman"/>
+          <w:color w:val="000000"/>
+          <w:sz w:val="22"/>
+          <w:szCs w:val="22"/>
+        </w:rPr>
+        <w:t xml:space="preserve">. </w:t>
+      </w:r>
+      <w:r>
+        <w:rPr>
+          <w:sz w:val="22"/>
+          <w:szCs w:val="22"/>
+        </w:rPr>
+      </w:r>
+    </w:p>
+    <w:p>
+      <w:pPr>
+        <w:pStyle w:val="936"/>
+        <w:numPr>
+          <w:ilvl w:val="0"/>
+          <w:numId w:val="17"/>
+        </w:numPr>
+        <w:pBdr>
+          <w:top w:val="none" w:color="000000" w:sz="4" w:space="0"/>
+          <w:left w:val="none" w:color="000000" w:sz="4" w:space="0"/>
+          <w:bottom w:val="none" w:color="000000" w:sz="4" w:space="0"/>
+          <w:right w:val="none" w:color="000000" w:sz="4" w:space="0"/>
+        </w:pBdr>
+        <w:spacing/>
+        <w:ind w:right="0"/>
+        <w:rPr>
+          <w:sz w:val="22"/>
+          <w:szCs w:val="22"/>
+        </w:rPr>
+      </w:pPr>
+      <w:r>
+        <w:rPr>
+          <w:rFonts w:ascii="Times New Roman" w:hAnsi="Times New Roman" w:eastAsia="Times New Roman" w:cs="Times New Roman"/>
+          <w:color w:val="000000"/>
+          <w:sz w:val="22"/>
+          <w:szCs w:val="22"/>
+        </w:rPr>
+        <w:t xml:space="preserve">Overall, the results agree well with the expected V/f control behaviour.</w:t>
+      </w:r>
+      <w:r>
+        <w:rPr>
+          <w:rFonts w:ascii="Times New Roman" w:hAnsi="Times New Roman" w:eastAsia="Times New Roman" w:cs="Times New Roman"/>
+          <w:sz w:val="22"/>
+          <w:szCs w:val="22"/>
+        </w:rPr>
+      </w:r>
+    </w:p>
+    <w:p>
+      <w:pPr>
+        <w:pBdr>
+          <w:top w:val="none" w:color="000000" w:sz="4" w:space="0"/>
+          <w:left w:val="none" w:color="000000" w:sz="4" w:space="0"/>
+          <w:bottom w:val="none" w:color="000000" w:sz="4" w:space="0"/>
+          <w:right w:val="none" w:color="000000" w:sz="4" w:space="0"/>
+        </w:pBdr>
+        <w:spacing/>
+        <w:ind w:right="0" w:firstLine="0" w:left="0"/>
+        <w:rPr>
+          <w:rFonts w:ascii="Times New Roman" w:hAnsi="Times New Roman" w:eastAsia="Times New Roman" w:cs="Times New Roman"/>
+          <w:sz w:val="24"/>
+          <w:szCs w:val="24"/>
+        </w:rPr>
+      </w:pPr>
+      <w:r>
+        <w:rPr>
+          <w:rFonts w:ascii="Times New Roman" w:hAnsi="Times New Roman" w:eastAsia="Times New Roman" w:cs="Times New Roman"/>
+          <w:sz w:val="24"/>
+          <w:szCs w:val="24"/>
+        </w:rPr>
+      </w:r>
+      <w:r>
+        <w:rPr>
+          <w:rFonts w:ascii="Times New Roman" w:hAnsi="Times New Roman" w:eastAsia="Times New Roman" w:cs="Times New Roman"/>
+          <w:sz w:val="24"/>
+          <w:szCs w:val="24"/>
+        </w:rPr>
+      </w:r>
+      <w:r>
+        <w:rPr>
+          <w:rFonts w:ascii="Times New Roman" w:hAnsi="Times New Roman" w:eastAsia="Times New Roman" w:cs="Times New Roman"/>
+          <w:sz w:val="24"/>
+          <w:szCs w:val="24"/>
+        </w:rPr>
+      </w:r>
+    </w:p>
+    <w:p>
+      <w:pPr>
+        <w:pBdr>
+          <w:top w:val="none" w:color="000000" w:sz="4" w:space="0"/>
+          <w:left w:val="none" w:color="000000" w:sz="4" w:space="0"/>
+          <w:bottom w:val="none" w:color="000000" w:sz="4" w:space="0"/>
+          <w:right w:val="none" w:color="000000" w:sz="4" w:space="0"/>
+        </w:pBdr>
+        <w:spacing/>
+        <w:ind w:right="0" w:firstLine="0" w:left="0"/>
+        <w:rPr>
+          <w:rFonts w:ascii="Times New Roman" w:hAnsi="Times New Roman" w:eastAsia="Times New Roman" w:cs="Times New Roman"/>
+          <w:color w:val="000000"/>
+          <w:sz w:val="24"/>
+          <w:szCs w:val="24"/>
+          <w:highlight w:val="none"/>
+        </w:rPr>
+      </w:pPr>
+      <w:r>
+        <w:rPr>
+          <w:rFonts w:ascii="Times New Roman" w:hAnsi="Times New Roman" w:eastAsia="Times New Roman" w:cs="Times New Roman"/>
+          <w:color w:val="000000"/>
+          <w:sz w:val="24"/>
+          <w:highlight w:val="none"/>
+        </w:rPr>
+      </w:r>
+      <w:r>
+        <w:rPr>
+          <w:rFonts w:ascii="Times New Roman" w:hAnsi="Times New Roman" w:eastAsia="Times New Roman" w:cs="Times New Roman"/>
+          <w:color w:val="000000"/>
+          <w:sz w:val="24"/>
+          <w:highlight w:val="none"/>
+        </w:rPr>
+      </w:r>
+      <w:r/>
+      <w:r>
+        <w:rPr>
+          <w:rFonts w:ascii="Times New Roman" w:hAnsi="Times New Roman" w:eastAsia="Times New Roman" w:cs="Times New Roman"/>
+          <w:color w:val="000000"/>
+          <w:sz w:val="24"/>
+          <w:highlight w:val="none"/>
+        </w:rPr>
+      </w:r>
+      <w:r>
+        <w:rPr>
+          <w:rFonts w:ascii="Times New Roman" w:hAnsi="Times New Roman" w:eastAsia="Times New Roman" w:cs="Times New Roman"/>
+          <w:color w:val="000000"/>
+          <w:sz w:val="24"/>
+          <w:highlight w:val="none"/>
+        </w:rPr>
+        <mc:AlternateContent>
+          <mc:Choice Requires="wpg">
+            <w:drawing>
+              <wp:inline xmlns:wp="http://schemas.openxmlformats.org/drawingml/2006/wordprocessingDrawing" distT="0" distB="0" distL="0" distR="0">
+                <wp:extent cx="6172200" cy="2341707"/>
+                <wp:effectExtent l="0" t="0" r="0" b="0"/>
+                <wp:docPr id="14" name=""/>
+                <wp:cNvGraphicFramePr>
+                  <a:graphicFrameLocks xmlns:a="http://schemas.openxmlformats.org/drawingml/2006/main" noChangeAspect="1"/>
+                </wp:cNvGraphicFramePr>
+                <a:graphic xmlns:a="http://schemas.openxmlformats.org/drawingml/2006/main">
+                  <a:graphicData uri="http://schemas.openxmlformats.org/drawingml/2006/picture">
+                    <pic:pic xmlns:pic="http://schemas.openxmlformats.org/drawingml/2006/picture">
+                      <pic:nvPicPr>
+                        <pic:cNvPr id="1808668756" name=""/>
+                        <pic:cNvPicPr>
+                          <a:picLocks noChangeAspect="1"/>
+                        </pic:cNvPicPr>
+                        <pic:nvPr/>
+                      </pic:nvPicPr>
+                      <pic:blipFill rotWithShape="1">
+                        <a:blip r:embed="rId24"/>
+                        <a:stretch/>
+                      </pic:blipFill>
+                      <pic:spPr bwMode="auto">
+                        <a:xfrm>
+                          <a:off x="0" y="0"/>
+                          <a:ext cx="6172200" cy="2341707"/>
+                        </a:xfrm>
+                        <a:prstGeom prst="rect">
+                          <a:avLst/>
+                        </a:prstGeom>
+                      </pic:spPr>
+                    </pic:pic>
+                  </a:graphicData>
+                </a:graphic>
+              </wp:inline>
+            </w:drawing>
+          </mc:Choice>
+          <mc:Fallback>
+            <w:pict>
+              <v:shapetype id="_x0000_t75" coordsize="21600,21600" o:spt="75" o:preferrelative="t" path="m@4@5l@4@11@9@11@9@5xe" filled="f" stroked="f">
+                <v:stroke joinstyle="miter"/>
+                <v:formulas>
+                  <v:f eqn="if lineDrawn pixelLineWidth 0"/>
+                  <v:f eqn="sum @0 1 0"/>
+                  <v:f eqn="sum 0 0 @1"/>
+                  <v:f eqn="prod @2 1 2"/>
+                  <v:f eqn="prod @3 21600 pixelWidth"/>
+                  <v:f eqn="prod @3 21600 pixelHeight"/>
+                  <v:f eqn="sum @0 0 1"/>
+                  <v:f eqn="prod @6 1 2"/>
+                  <v:f eqn="prod @7 21600 pixelWidth"/>
+                  <v:f eqn="sum @8 21600 0"/>
+                  <v:f eqn="prod @7 21600 pixelHeight"/>
+                  <v:f eqn="sum @10 21600 0"/>
+                </v:formulas>
+                <v:path o:extrusionok="f" gradientshapeok="t" o:connecttype="rect"/>
+                <o:lock v:ext="edit" aspectratio="t"/>
+              </v:shapetype>
+              <v:shape id="_x0000_i13" o:spid="_x0000_s13" type="#_x0000_t75" style="width:486.00pt;height:184.39pt;mso-wrap-distance-left:0.00pt;mso-wrap-distance-top:0.00pt;mso-wrap-distance-right:0.00pt;mso-wrap-distance-bottom:0.00pt;z-index:1;" stroked="false">
+                <v:imagedata r:id="rId24" o:title=""/>
+                <o:lock v:ext="edit" rotation="t"/>
+              </v:shape>
+            </w:pict>
+          </mc:Fallback>
+        </mc:AlternateContent>
+      </w:r>
+      <w:r>
+        <w:rPr>
+          <w:rFonts w:ascii="Times New Roman" w:hAnsi="Times New Roman" w:eastAsia="Times New Roman" w:cs="Times New Roman"/>
+          <w:color w:val="000000"/>
+          <w:sz w:val="24"/>
+          <w:highlight w:val="none"/>
+        </w:rPr>
+      </w:r>
+      <w:r>
+        <w:rPr>
+          <w:rFonts w:ascii="Times New Roman" w:hAnsi="Times New Roman" w:eastAsia="Times New Roman" w:cs="Times New Roman"/>
+          <w:color w:val="000000"/>
+          <w:sz w:val="24"/>
+          <w:highlight w:val="none"/>
+        </w:rPr>
+      </w:r>
+      <w:r>
+        <w:rPr>
+          <w:rFonts w:ascii="Times New Roman" w:hAnsi="Times New Roman" w:eastAsia="Times New Roman" w:cs="Times New Roman"/>
+          <w:color w:val="000000"/>
+          <w:sz w:val="24"/>
+          <w:szCs w:val="24"/>
+          <w:highlight w:val="none"/>
+        </w:rPr>
+      </w:r>
+    </w:p>
+    <w:p>
+      <w:pPr>
+        <w:pBdr>
+          <w:top w:val="none" w:color="000000" w:sz="4" w:space="0"/>
+          <w:left w:val="none" w:color="000000" w:sz="4" w:space="0"/>
+          <w:bottom w:val="none" w:color="000000" w:sz="4" w:space="0"/>
+          <w:right w:val="none" w:color="000000" w:sz="4" w:space="0"/>
+        </w:pBdr>
+        <w:spacing/>
+        <w:ind w:right="0" w:firstLine="0" w:left="0"/>
+        <w:rPr>
+          <w:rFonts w:ascii="Times New Roman" w:hAnsi="Times New Roman" w:eastAsia="Times New Roman" w:cs="Times New Roman"/>
+          <w:color w:val="000000"/>
+          <w:sz w:val="24"/>
+          <w:szCs w:val="24"/>
+          <w:highlight w:val="none"/>
+        </w:rPr>
+      </w:pPr>
+      <w:r>
+        <w:rPr>
+          <w:rFonts w:ascii="Times New Roman" w:hAnsi="Times New Roman" w:eastAsia="Times New Roman" w:cs="Times New Roman"/>
+          <w:color w:val="000000"/>
+          <w:sz w:val="24"/>
+          <w:highlight w:val="none"/>
+        </w:rPr>
+      </w:r>
+      <w:r>
+        <w:rPr>
+          <w:rFonts w:ascii="Times New Roman" w:hAnsi="Times New Roman" w:eastAsia="Times New Roman" w:cs="Times New Roman"/>
+          <w:color w:val="000000"/>
+          <w:sz w:val="24"/>
+          <w:highlight w:val="none"/>
+        </w:rPr>
+        <mc:AlternateContent>
+          <mc:Choice Requires="wpg">
+            <w:drawing>
+              <wp:inline xmlns:wp="http://schemas.openxmlformats.org/drawingml/2006/wordprocessingDrawing" distT="0" distB="0" distL="0" distR="0">
+                <wp:extent cx="6172200" cy="2341707"/>
+                <wp:effectExtent l="0" t="0" r="0" b="0"/>
+                <wp:docPr id="15" name=""/>
+                <wp:cNvGraphicFramePr>
+                  <a:graphicFrameLocks xmlns:a="http://schemas.openxmlformats.org/drawingml/2006/main" noChangeAspect="1"/>
+                </wp:cNvGraphicFramePr>
+                <a:graphic xmlns:a="http://schemas.openxmlformats.org/drawingml/2006/main">
+                  <a:graphicData uri="http://schemas.openxmlformats.org/drawingml/2006/picture">
+                    <pic:pic xmlns:pic="http://schemas.openxmlformats.org/drawingml/2006/picture">
+                      <pic:nvPicPr>
+                        <pic:cNvPr id="711281861" name=""/>
+                        <pic:cNvPicPr>
+                          <a:picLocks noChangeAspect="1"/>
+                        </pic:cNvPicPr>
+                        <pic:nvPr/>
+                      </pic:nvPicPr>
+                      <pic:blipFill rotWithShape="1">
+                        <a:blip r:embed="rId25"/>
+                        <a:stretch/>
+                      </pic:blipFill>
+                      <pic:spPr bwMode="auto">
+                        <a:xfrm rot="0" flipH="0" flipV="0">
+                          <a:off x="0" y="0"/>
+                          <a:ext cx="6172200" cy="2341706"/>
+                        </a:xfrm>
+                        <a:prstGeom prst="rect">
+                          <a:avLst/>
+                        </a:prstGeom>
+                      </pic:spPr>
+                    </pic:pic>
+                  </a:graphicData>
+                </a:graphic>
+              </wp:inline>
+            </w:drawing>
+          </mc:Choice>
+          <mc:Fallback>
+            <w:pict>
+              <v:shapetype id="_x0000_t75" coordsize="21600,21600" o:spt="75" o:preferrelative="t" path="m@4@5l@4@11@9@11@9@5xe" filled="f" stroked="f">
+                <v:stroke joinstyle="miter"/>
+                <v:formulas>
+                  <v:f eqn="if lineDrawn pixelLineWidth 0"/>
+                  <v:f eqn="sum @0 1 0"/>
+                  <v:f eqn="sum 0 0 @1"/>
+                  <v:f eqn="prod @2 1 2"/>
+                  <v:f eqn="prod @3 21600 pixelWidth"/>
+                  <v:f eqn="prod @3 21600 pixelHeight"/>
+                  <v:f eqn="sum @0 0 1"/>
+                  <v:f eqn="prod @6 1 2"/>
+                  <v:f eqn="prod @7 21600 pixelWidth"/>
+                  <v:f eqn="sum @8 21600 0"/>
+                  <v:f eqn="prod @7 21600 pixelHeight"/>
+                  <v:f eqn="sum @10 21600 0"/>
+                </v:formulas>
+                <v:path o:extrusionok="f" gradientshapeok="t" o:connecttype="rect"/>
+                <o:lock v:ext="edit" aspectratio="t"/>
+              </v:shapetype>
+              <v:shape id="_x0000_i14" o:spid="_x0000_s14" type="#_x0000_t75" style="width:486.00pt;height:184.39pt;mso-wrap-distance-left:0.00pt;mso-wrap-distance-top:0.00pt;mso-wrap-distance-right:0.00pt;mso-wrap-distance-bottom:0.00pt;rotation:0;z-index:1;" stroked="false">
+                <v:imagedata r:id="rId25" o:title=""/>
+                <o:lock v:ext="edit" rotation="t"/>
+              </v:shape>
+            </w:pict>
+          </mc:Fallback>
+        </mc:AlternateContent>
+      </w:r>
+      <w:r/>
+      <w:r>
+        <w:rPr>
+          <w:rFonts w:ascii="Times New Roman" w:hAnsi="Times New Roman" w:eastAsia="Times New Roman" w:cs="Times New Roman"/>
+          <w:color w:val="000000"/>
+          <w:sz w:val="24"/>
+          <w:highlight w:val="none"/>
+        </w:rPr>
+      </w:r>
+      <w:r>
+        <w:rPr>
+          <w:rFonts w:ascii="Times New Roman" w:hAnsi="Times New Roman" w:eastAsia="Times New Roman" w:cs="Times New Roman"/>
+          <w:color w:val="000000"/>
+          <w:sz w:val="24"/>
+          <w:highlight w:val="none"/>
+        </w:rPr>
+      </w:r>
+      <w:r>
+        <w:rPr>
+          <w:rFonts w:ascii="Times New Roman" w:hAnsi="Times New Roman" w:eastAsia="Times New Roman" w:cs="Times New Roman"/>
+          <w:color w:val="000000"/>
+          <w:sz w:val="24"/>
+          <w:szCs w:val="24"/>
+          <w:highlight w:val="none"/>
+        </w:rPr>
+      </w:r>
+    </w:p>
+    <w:p>
+      <w:pPr>
+        <w:pBdr>
+          <w:top w:val="none" w:color="000000" w:sz="4" w:space="0"/>
+          <w:left w:val="none" w:color="000000" w:sz="4" w:space="0"/>
+          <w:bottom w:val="none" w:color="000000" w:sz="4" w:space="0"/>
+          <w:right w:val="none" w:color="000000" w:sz="4" w:space="0"/>
+        </w:pBdr>
+        <w:spacing/>
+        <w:ind w:right="0" w:firstLine="0" w:left="0"/>
+        <w:jc w:val="center"/>
+        <w:rPr>
+          <w:color w:val="808080" w:themeColor="background1" w:themeShade="80"/>
+          <w:sz w:val="19"/>
+          <w:szCs w:val="19"/>
+        </w:rPr>
+      </w:pPr>
+      <w:r>
+        <w:rPr>
+          <w:rFonts w:ascii="Times New Roman" w:hAnsi="Times New Roman" w:eastAsia="Times New Roman" w:cs="Times New Roman"/>
+          <w:b/>
+          <w:color w:val="808080" w:themeColor="background1" w:themeShade="80"/>
+          <w:sz w:val="19"/>
+          <w:szCs w:val="19"/>
+        </w:rPr>
+        <w:t xml:space="preserve">Figure 13.</w:t>
+      </w:r>
+      <w:r>
+        <w:rPr>
+          <w:rFonts w:ascii="Times New Roman" w:hAnsi="Times New Roman" w:eastAsia="Times New Roman" w:cs="Times New Roman"/>
+          <w:color w:val="808080" w:themeColor="background1" w:themeShade="80"/>
+          <w:sz w:val="19"/>
+          <w:szCs w:val="19"/>
+        </w:rPr>
+        <w:t xml:space="preserve"> Automatic CW frequency–speed and frequency–voltage characteristics with deviations from linear fits.</w:t>
+      </w:r>
+      <w:r>
+        <w:rPr>
+          <w:color w:val="808080" w:themeColor="background1" w:themeShade="80"/>
+          <w:sz w:val="19"/>
+          <w:szCs w:val="19"/>
+        </w:rPr>
+      </w:r>
+      <w:r>
+        <w:rPr>
+          <w:rFonts w:ascii="Times New Roman" w:hAnsi="Times New Roman" w:eastAsia="Times New Roman" w:cs="Times New Roman"/>
+          <w:b/>
+          <w:color w:val="000000"/>
+          <w:sz w:val="28"/>
+        </w:rPr>
+      </w:r>
+      <w:r/>
+      <w:r>
+        <w:rPr>
+          <w:rFonts w:ascii="Times New Roman" w:hAnsi="Times New Roman" w:eastAsia="Times New Roman" w:cs="Times New Roman"/>
+          <w:color w:val="808080" w:themeColor="background1" w:themeShade="80"/>
+          <w:sz w:val="19"/>
+          <w:szCs w:val="19"/>
+        </w:rPr>
+      </w:r>
+    </w:p>
+    <w:p>
+      <w:pPr>
+        <w:pBdr>
+          <w:top w:val="none" w:color="000000" w:sz="4" w:space="0"/>
+          <w:left w:val="none" w:color="000000" w:sz="4" w:space="0"/>
+          <w:bottom w:val="none" w:color="000000" w:sz="4" w:space="0"/>
+          <w:right w:val="none" w:color="000000" w:sz="4" w:space="0"/>
+        </w:pBdr>
+        <w:spacing/>
+        <w:ind w:right="0" w:firstLine="0" w:left="709"/>
+        <w:rPr>
+          <w:rFonts w:ascii="Times New Roman" w:hAnsi="Times New Roman" w:eastAsia="Times New Roman" w:cs="Times New Roman"/>
+          <w:sz w:val="22"/>
+          <w:szCs w:val="22"/>
+        </w:rPr>
+      </w:pPr>
+      <w:r>
+        <w:rPr>
+          <w:rFonts w:ascii="Times New Roman" w:hAnsi="Times New Roman" w:eastAsia="Times New Roman" w:cs="Times New Roman"/>
+          <w:color w:val="000000"/>
+          <w:sz w:val="22"/>
+          <w:szCs w:val="22"/>
+          <w:highlight w:val="none"/>
+        </w:rPr>
+      </w:r>
+      <w:r>
+        <w:rPr>
+          <w:rFonts w:ascii="Times New Roman" w:hAnsi="Times New Roman" w:eastAsia="Times New Roman" w:cs="Times New Roman"/>
+          <w:color w:val="000000"/>
+          <w:sz w:val="22"/>
+          <w:szCs w:val="22"/>
+          <w:highlight w:val="none"/>
+        </w:rPr>
+      </w:r>
+      <w:r>
+        <w:rPr>
+          <w:rFonts w:ascii="Times New Roman" w:hAnsi="Times New Roman" w:eastAsia="Times New Roman" w:cs="Times New Roman"/>
+          <w:color w:val="000000"/>
+          <w:sz w:val="22"/>
+          <w:szCs w:val="22"/>
+          <w:highlight w:val="none"/>
+        </w:rPr>
+      </w:r>
+    </w:p>
+    <w:p>
+      <w:pPr>
+        <w:pStyle w:val="936"/>
+        <w:numPr>
+          <w:ilvl w:val="0"/>
+          <w:numId w:val="18"/>
+        </w:numPr>
+        <w:pBdr>
+          <w:top w:val="none" w:color="000000" w:sz="4" w:space="0"/>
+          <w:left w:val="none" w:color="000000" w:sz="4" w:space="0"/>
+          <w:bottom w:val="none" w:color="000000" w:sz="4" w:space="0"/>
+          <w:right w:val="none" w:color="000000" w:sz="4" w:space="0"/>
+        </w:pBdr>
+        <w:spacing/>
+        <w:ind w:right="0"/>
+        <w:rPr>
+          <w:sz w:val="22"/>
+          <w:szCs w:val="22"/>
+        </w:rPr>
+      </w:pPr>
+      <w:r>
+        <w:rPr>
+          <w:rFonts w:ascii="Times New Roman" w:hAnsi="Times New Roman" w:eastAsia="Times New Roman" w:cs="Times New Roman"/>
+          <w:b/>
+          <w:color w:val="000000"/>
+          <w:sz w:val="22"/>
+          <w:szCs w:val="22"/>
+        </w:rPr>
+        <w:t xml:space="preserve">Speed:</w:t>
+      </w:r>
+      <w:r>
+        <w:rPr>
+          <w:rFonts w:ascii="Times New Roman" w:hAnsi="Times New Roman" w:eastAsia="Times New Roman" w:cs="Times New Roman"/>
+          <w:color w:val="000000"/>
+          <w:sz w:val="22"/>
+          <w:szCs w:val="22"/>
+        </w:rPr>
+        <w:t xml:space="preserve"> Shows an almost perfectly linear relationship with frequency (</w:t>
+      </w:r>
+      <w:r>
+        <w:rPr>
+          <w:rFonts w:ascii="Times New Roman" w:hAnsi="Times New Roman" w:eastAsia="Times New Roman" w:cs="Times New Roman"/>
+          <w:b/>
+          <w:color w:val="000000"/>
+          <w:sz w:val="22"/>
+          <w:szCs w:val="22"/>
+        </w:rPr>
+        <w:t xml:space="preserve">R² = 1.000</w:t>
+      </w:r>
+      <w:r>
+        <w:rPr>
+          <w:rFonts w:ascii="Times New Roman" w:hAnsi="Times New Roman" w:eastAsia="Times New Roman" w:cs="Times New Roman"/>
+          <w:color w:val="000000"/>
+          <w:sz w:val="22"/>
+          <w:szCs w:val="22"/>
+        </w:rPr>
+        <w:t xml:space="preserve">), confirming accurate speed control. </w:t>
+      </w:r>
+      <w:r>
+        <w:rPr>
+          <w:sz w:val="22"/>
+          <w:szCs w:val="22"/>
+        </w:rPr>
+      </w:r>
+    </w:p>
+    <w:p>
+      <w:pPr>
+        <w:pStyle w:val="936"/>
+        <w:numPr>
+          <w:ilvl w:val="0"/>
+          <w:numId w:val="18"/>
+        </w:numPr>
+        <w:pBdr>
+          <w:top w:val="none" w:color="000000" w:sz="4" w:space="0"/>
+          <w:left w:val="none" w:color="000000" w:sz="4" w:space="0"/>
+          <w:bottom w:val="none" w:color="000000" w:sz="4" w:space="0"/>
+          <w:right w:val="none" w:color="000000" w:sz="4" w:space="0"/>
+        </w:pBdr>
+        <w:spacing/>
+        <w:ind w:right="0"/>
+        <w:rPr>
+          <w:sz w:val="22"/>
+          <w:szCs w:val="22"/>
+        </w:rPr>
+      </w:pPr>
+      <w:r>
+        <w:rPr>
+          <w:rFonts w:ascii="Times New Roman" w:hAnsi="Times New Roman" w:eastAsia="Times New Roman" w:cs="Times New Roman"/>
+          <w:b/>
+          <w:color w:val="000000"/>
+          <w:sz w:val="22"/>
+          <w:szCs w:val="22"/>
+        </w:rPr>
+        <w:t xml:space="preserve">Voltage:</w:t>
+      </w:r>
+      <w:r>
+        <w:rPr>
+          <w:rFonts w:ascii="Times New Roman" w:hAnsi="Times New Roman" w:eastAsia="Times New Roman" w:cs="Times New Roman"/>
+          <w:color w:val="000000"/>
+          <w:sz w:val="22"/>
+          <w:szCs w:val="22"/>
+        </w:rPr>
+        <w:t xml:space="preserve"> Also follows a strong linear trend (</w:t>
+      </w:r>
+      <w:r>
+        <w:rPr>
+          <w:rFonts w:ascii="Times New Roman" w:hAnsi="Times New Roman" w:eastAsia="Times New Roman" w:cs="Times New Roman"/>
+          <w:b/>
+          <w:color w:val="000000"/>
+          <w:sz w:val="22"/>
+          <w:szCs w:val="22"/>
+        </w:rPr>
+        <w:t xml:space="preserve">R² = 0.9964</w:t>
+      </w:r>
+      <w:r>
+        <w:rPr>
+          <w:rFonts w:ascii="Times New Roman" w:hAnsi="Times New Roman" w:eastAsia="Times New Roman" w:cs="Times New Roman"/>
+          <w:color w:val="000000"/>
+          <w:sz w:val="22"/>
+          <w:szCs w:val="22"/>
+        </w:rPr>
+        <w:t xml:space="preserve">), consistent with approximately constant V/f control. </w:t>
+      </w:r>
+      <w:r>
+        <w:rPr>
+          <w:sz w:val="22"/>
+          <w:szCs w:val="22"/>
+        </w:rPr>
+      </w:r>
+    </w:p>
+    <w:p>
+      <w:pPr>
+        <w:pStyle w:val="936"/>
+        <w:numPr>
+          <w:ilvl w:val="0"/>
+          <w:numId w:val="18"/>
+        </w:numPr>
+        <w:pBdr>
+          <w:top w:val="none" w:color="000000" w:sz="4" w:space="0"/>
+          <w:left w:val="none" w:color="000000" w:sz="4" w:space="0"/>
+          <w:bottom w:val="none" w:color="000000" w:sz="4" w:space="0"/>
+          <w:right w:val="none" w:color="000000" w:sz="4" w:space="0"/>
+        </w:pBdr>
+        <w:spacing/>
+        <w:ind w:right="0"/>
+        <w:rPr>
+          <w:sz w:val="22"/>
+          <w:szCs w:val="22"/>
+        </w:rPr>
+      </w:pPr>
+      <w:r>
+        <w:rPr>
+          <w:rFonts w:ascii="Times New Roman" w:hAnsi="Times New Roman" w:eastAsia="Times New Roman" w:cs="Times New Roman"/>
+          <w:b/>
+          <w:color w:val="000000"/>
+          <w:sz w:val="22"/>
+          <w:szCs w:val="22"/>
+        </w:rPr>
+        <w:t xml:space="preserve">Deviations:</w:t>
+      </w:r>
+      <w:r>
+        <w:rPr>
+          <w:rFonts w:ascii="Times New Roman" w:hAnsi="Times New Roman" w:eastAsia="Times New Roman" w:cs="Times New Roman"/>
+          <w:color w:val="000000"/>
+          <w:sz w:val="22"/>
+          <w:szCs w:val="22"/>
+        </w:rPr>
+        <w:t xml:space="preserve"> Speed deviations are small, while voltage deviations are larger, particularly at </w:t>
+      </w:r>
+      <w:r>
+        <w:rPr>
+          <w:rFonts w:ascii="Times New Roman" w:hAnsi="Times New Roman" w:eastAsia="Times New Roman" w:cs="Times New Roman"/>
+          <w:b/>
+          <w:color w:val="000000"/>
+          <w:sz w:val="22"/>
+          <w:szCs w:val="22"/>
+        </w:rPr>
+        <w:t xml:space="preserve">0 Hz and 45 Hz</w:t>
+      </w:r>
+      <w:r>
+        <w:rPr>
+          <w:rFonts w:ascii="Times New Roman" w:hAnsi="Times New Roman" w:eastAsia="Times New Roman" w:cs="Times New Roman"/>
+          <w:color w:val="000000"/>
+          <w:sz w:val="22"/>
+          <w:szCs w:val="22"/>
+        </w:rPr>
+        <w:t xml:space="preserve">, indicating departures from the ideal linear V/f relationship. </w:t>
+      </w:r>
+      <w:r>
+        <w:rPr>
+          <w:sz w:val="22"/>
+          <w:szCs w:val="22"/>
+        </w:rPr>
+      </w:r>
+    </w:p>
+    <w:p>
+      <w:pPr>
+        <w:pStyle w:val="936"/>
+        <w:numPr>
+          <w:ilvl w:val="0"/>
+          <w:numId w:val="18"/>
+        </w:numPr>
+        <w:pBdr>
+          <w:top w:val="none" w:color="000000" w:sz="4" w:space="0"/>
+          <w:left w:val="none" w:color="000000" w:sz="4" w:space="0"/>
+          <w:bottom w:val="none" w:color="000000" w:sz="4" w:space="0"/>
+          <w:right w:val="none" w:color="000000" w:sz="4" w:space="0"/>
+        </w:pBdr>
+        <w:spacing/>
+        <w:ind w:right="0"/>
+        <w:rPr>
+          <w:sz w:val="22"/>
+          <w:szCs w:val="22"/>
+        </w:rPr>
+      </w:pPr>
+      <w:r>
+        <w:rPr>
+          <w:rFonts w:ascii="Times New Roman" w:hAnsi="Times New Roman" w:eastAsia="Times New Roman" w:cs="Times New Roman"/>
+          <w:color w:val="000000"/>
+          <w:sz w:val="22"/>
+          <w:szCs w:val="22"/>
+        </w:rPr>
+        <w:t xml:space="preserve"> Overall, the automatic mode demonstrates </w:t>
+      </w:r>
+      <w:r>
+        <w:rPr>
+          <w:rFonts w:ascii="Times New Roman" w:hAnsi="Times New Roman" w:eastAsia="Times New Roman" w:cs="Times New Roman"/>
+          <w:b/>
+          <w:color w:val="000000"/>
+          <w:sz w:val="22"/>
+          <w:szCs w:val="22"/>
+        </w:rPr>
+        <w:t xml:space="preserve">good frequency–speed control and approximately constant V/f operation</w:t>
+      </w:r>
+      <w:r>
+        <w:rPr>
+          <w:rFonts w:ascii="Times New Roman" w:hAnsi="Times New Roman" w:eastAsia="Times New Roman" w:cs="Times New Roman"/>
+          <w:color w:val="000000"/>
+          <w:sz w:val="22"/>
+          <w:szCs w:val="22"/>
+        </w:rPr>
+        <w:t xml:space="preserve">.</w:t>
+      </w:r>
+      <w:r>
+        <w:rPr>
+          <w:sz w:val="22"/>
+          <w:szCs w:val="22"/>
+        </w:rPr>
+      </w:r>
+    </w:p>
+    <w:p>
+      <w:pPr>
+        <w:pBdr>
+          <w:top w:val="none" w:color="000000" w:sz="4" w:space="0"/>
+          <w:left w:val="none" w:color="000000" w:sz="4" w:space="0"/>
+          <w:bottom w:val="none" w:color="000000" w:sz="4" w:space="0"/>
+          <w:right w:val="none" w:color="000000" w:sz="4" w:space="0"/>
+        </w:pBdr>
+        <w:spacing/>
+        <w:ind w:right="0" w:firstLine="0" w:left="0"/>
+        <w:rPr>
+          <w:rFonts w:ascii="Times New Roman" w:hAnsi="Times New Roman" w:eastAsia="Times New Roman" w:cs="Times New Roman"/>
+          <w:color w:val="000000"/>
+          <w:sz w:val="22"/>
+          <w:szCs w:val="22"/>
+          <w:highlight w:val="none"/>
+        </w:rPr>
+      </w:pPr>
+      <w:r>
+        <w:rPr>
+          <w:rFonts w:ascii="Times New Roman" w:hAnsi="Times New Roman" w:eastAsia="Times New Roman" w:cs="Times New Roman"/>
+          <w:color w:val="000000"/>
+          <w:sz w:val="22"/>
+          <w:szCs w:val="22"/>
+          <w:highlight w:val="none"/>
+        </w:rPr>
+      </w:r>
+      <w:r>
+        <w:rPr>
+          <w:rFonts w:ascii="Times New Roman" w:hAnsi="Times New Roman" w:eastAsia="Times New Roman" w:cs="Times New Roman"/>
+          <w:color w:val="000000"/>
+          <w:sz w:val="22"/>
+          <w:szCs w:val="22"/>
+          <w:highlight w:val="none"/>
+        </w:rPr>
+      </w:r>
+      <w:r>
+        <w:rPr>
+          <w:rFonts w:ascii="Times New Roman" w:hAnsi="Times New Roman" w:eastAsia="Times New Roman" w:cs="Times New Roman"/>
+          <w:color w:val="000000"/>
+          <w:sz w:val="22"/>
+          <w:szCs w:val="22"/>
+          <w:highlight w:val="none"/>
+        </w:rPr>
+      </w:r>
+    </w:p>
+    <w:p>
+      <w:pPr>
+        <w:pBdr>
+          <w:top w:val="none" w:color="000000" w:sz="4" w:space="0"/>
+          <w:left w:val="none" w:color="000000" w:sz="4" w:space="0"/>
+          <w:bottom w:val="none" w:color="000000" w:sz="4" w:space="0"/>
+          <w:right w:val="none" w:color="000000" w:sz="4" w:space="0"/>
+        </w:pBdr>
+        <w:spacing/>
+        <w:ind w:right="0" w:firstLine="0" w:left="0"/>
+        <w:rPr>
+          <w:rFonts w:ascii="Times New Roman" w:hAnsi="Times New Roman" w:eastAsia="Times New Roman" w:cs="Times New Roman"/>
+          <w:sz w:val="24"/>
+          <w:szCs w:val="24"/>
+        </w:rPr>
+      </w:pPr>
+      <w:r>
+        <w:rPr>
+          <w:rFonts w:ascii="Times New Roman" w:hAnsi="Times New Roman" w:eastAsia="Times New Roman" w:cs="Times New Roman"/>
+          <w:color w:val="000000"/>
+          <w:sz w:val="24"/>
+          <w:highlight w:val="none"/>
+        </w:rPr>
+      </w:r>
+      <w:r>
+        <w:rPr>
+          <w:rFonts w:ascii="Times New Roman" w:hAnsi="Times New Roman" w:eastAsia="Times New Roman" w:cs="Times New Roman"/>
+          <w:color w:val="000000"/>
+          <w:sz w:val="24"/>
+          <w:highlight w:val="none"/>
+        </w:rPr>
+      </w:r>
+      <w:r>
+        <w:rPr>
+          <w:rFonts w:ascii="Times New Roman" w:hAnsi="Times New Roman" w:eastAsia="Times New Roman" w:cs="Times New Roman"/>
+          <w:color w:val="000000"/>
+          <w:sz w:val="24"/>
+          <w:highlight w:val="none"/>
+        </w:rPr>
+      </w:r>
+    </w:p>
+    <w:p>
+      <w:pPr>
+        <w:pBdr/>
+        <w:spacing w:after="120" w:before="0" w:line="300" w:lineRule="auto"/>
+        <w:ind/>
+        <w:jc w:val="both"/>
+        <w:rPr/>
+      </w:pPr>
+      <w:r>
+        <w:rPr>
+          <w:color w:val="222222"/>
+          <w:sz w:val="22"/>
+          <w:szCs w:val="22"/>
+          <w:highlight w:val="none"/>
+        </w:rPr>
+      </w:r>
+      <w:r>
+        <w:rPr>
+          <w:color w:val="222222"/>
+          <w:sz w:val="22"/>
+          <w:szCs w:val="22"/>
+          <w:highlight w:val="none"/>
+        </w:rPr>
+      </w:r>
+      <w:r>
+        <w:rPr>
+          <w:color w:val="222222"/>
+          <w:sz w:val="22"/>
+          <w:szCs w:val="22"/>
+          <w:highlight w:val="none"/>
+        </w:rPr>
+      </w:r>
+    </w:p>
+    <w:p>
+      <w:pPr>
+        <w:pStyle w:val="929"/>
+        <w:pBdr/>
+        <w:spacing w:after="160" w:before="360"/>
+        <w:ind/>
+        <w:rPr/>
+      </w:pPr>
+      <w:r>
+        <w:rPr>
+          <w:b/>
+          <w:bCs/>
+          <w:color w:val="1f3864"/>
+          <w:sz w:val="30"/>
+          <w:szCs w:val="30"/>
+          <w:highlight w:val="none"/>
+        </w:rPr>
+      </w:r>
+      <w:r>
+        <w:rPr>
+          <w:b/>
+          <w:bCs/>
+          <w:color w:val="1f3864"/>
+          <w:sz w:val="30"/>
+          <w:szCs w:val="30"/>
+          <w:highlight w:val="none"/>
+        </w:rPr>
+        <mc:AlternateContent>
+          <mc:Choice Requires="wpg">
+            <w:drawing>
+              <wp:inline xmlns:wp="http://schemas.openxmlformats.org/drawingml/2006/wordprocessingDrawing" distT="0" distB="0" distL="0" distR="0">
+                <wp:extent cx="6172200" cy="2341707"/>
+                <wp:effectExtent l="0" t="0" r="0" b="0"/>
+                <wp:docPr id="16" name=""/>
+                <wp:cNvGraphicFramePr>
+                  <a:graphicFrameLocks xmlns:a="http://schemas.openxmlformats.org/drawingml/2006/main" noChangeAspect="1"/>
+                </wp:cNvGraphicFramePr>
+                <a:graphic xmlns:a="http://schemas.openxmlformats.org/drawingml/2006/main">
+                  <a:graphicData uri="http://schemas.openxmlformats.org/drawingml/2006/picture">
+                    <pic:pic xmlns:pic="http://schemas.openxmlformats.org/drawingml/2006/picture">
+                      <pic:nvPicPr>
+                        <pic:cNvPr id="296973981" name=""/>
+                        <pic:cNvPicPr>
+                          <a:picLocks noChangeAspect="1"/>
+                        </pic:cNvPicPr>
+                        <pic:nvPr/>
+                      </pic:nvPicPr>
+                      <pic:blipFill rotWithShape="1">
+                        <a:blip r:embed="rId26"/>
+                        <a:stretch/>
+                      </pic:blipFill>
+                      <pic:spPr bwMode="auto">
+                        <a:xfrm>
+                          <a:off x="0" y="0"/>
+                          <a:ext cx="6172200" cy="2341707"/>
+                        </a:xfrm>
+                        <a:prstGeom prst="rect">
+                          <a:avLst/>
+                        </a:prstGeom>
+                      </pic:spPr>
+                    </pic:pic>
+                  </a:graphicData>
+                </a:graphic>
+              </wp:inline>
+            </w:drawing>
+          </mc:Choice>
+          <mc:Fallback>
+            <w:pict>
+              <v:shapetype id="_x0000_t75" coordsize="21600,21600" o:spt="75" o:preferrelative="t" path="m@4@5l@4@11@9@11@9@5xe" filled="f" stroked="f">
+                <v:stroke joinstyle="miter"/>
+                <v:formulas>
+                  <v:f eqn="if lineDrawn pixelLineWidth 0"/>
+                  <v:f eqn="sum @0 1 0"/>
+                  <v:f eqn="sum 0 0 @1"/>
+                  <v:f eqn="prod @2 1 2"/>
+                  <v:f eqn="prod @3 21600 pixelWidth"/>
+                  <v:f eqn="prod @3 21600 pixelHeight"/>
+                  <v:f eqn="sum @0 0 1"/>
+                  <v:f eqn="prod @6 1 2"/>
+                  <v:f eqn="prod @7 21600 pixelWidth"/>
+                  <v:f eqn="sum @8 21600 0"/>
+                  <v:f eqn="prod @7 21600 pixelHeight"/>
+                  <v:f eqn="sum @10 21600 0"/>
+                </v:formulas>
+                <v:path o:extrusionok="f" gradientshapeok="t" o:connecttype="rect"/>
+                <o:lock v:ext="edit" aspectratio="t"/>
+              </v:shapetype>
+              <v:shape id="_x0000_i15" o:spid="_x0000_s15" type="#_x0000_t75" style="width:486.00pt;height:184.39pt;mso-wrap-distance-left:0.00pt;mso-wrap-distance-top:0.00pt;mso-wrap-distance-right:0.00pt;mso-wrap-distance-bottom:0.00pt;z-index:1;" stroked="false">
+                <v:imagedata r:id="rId26" o:title=""/>
+                <o:lock v:ext="edit" rotation="t"/>
+              </v:shape>
+            </w:pict>
+          </mc:Fallback>
+        </mc:AlternateContent>
+      </w:r>
+      <w:r>
+        <w:rPr>
+          <w:b/>
+          <w:bCs/>
+          <w:color w:val="1f3864"/>
+          <w:sz w:val="30"/>
+          <w:szCs w:val="30"/>
+          <w:highlight w:val="none"/>
+        </w:rPr>
+      </w:r>
+    </w:p>
+    <w:p>
+      <w:pPr>
+        <w:pStyle w:val="929"/>
+        <w:pBdr/>
+        <w:spacing w:after="160" w:before="360"/>
+        <w:ind/>
+        <w:rPr>
+          <w:b/>
+          <w:bCs/>
+          <w:color w:val="1f3864"/>
+          <w:sz w:val="30"/>
+          <w:szCs w:val="30"/>
+          <w:highlight w:val="none"/>
+        </w:rPr>
+      </w:pPr>
+      <w:r>
+        <w:rPr>
+          <w:b/>
+          <w:bCs/>
+          <w:color w:val="1f3864"/>
+          <w:sz w:val="30"/>
+          <w:szCs w:val="30"/>
+          <w:highlight w:val="none"/>
+        </w:rPr>
+      </w:r>
+      <w:r>
+        <w:rPr>
+          <w:b/>
+          <w:bCs/>
+          <w:color w:val="1f3864"/>
+          <w:sz w:val="30"/>
+          <w:szCs w:val="30"/>
+          <w:highlight w:val="none"/>
+        </w:rPr>
+        <mc:AlternateContent>
+          <mc:Choice Requires="wpg">
+            <w:drawing>
+              <wp:inline xmlns:wp="http://schemas.openxmlformats.org/drawingml/2006/wordprocessingDrawing" distT="0" distB="0" distL="0" distR="0">
+                <wp:extent cx="6172200" cy="2341707"/>
+                <wp:effectExtent l="0" t="0" r="0" b="0"/>
+                <wp:docPr id="17" name=""/>
+                <wp:cNvGraphicFramePr>
+                  <a:graphicFrameLocks xmlns:a="http://schemas.openxmlformats.org/drawingml/2006/main" noChangeAspect="1"/>
+                </wp:cNvGraphicFramePr>
+                <a:graphic xmlns:a="http://schemas.openxmlformats.org/drawingml/2006/main">
+                  <a:graphicData uri="http://schemas.openxmlformats.org/drawingml/2006/picture">
+                    <pic:pic xmlns:pic="http://schemas.openxmlformats.org/drawingml/2006/picture">
+                      <pic:nvPicPr>
+                        <pic:cNvPr id="1795664162" name=""/>
+                        <pic:cNvPicPr>
+                          <a:picLocks noChangeAspect="1"/>
+                        </pic:cNvPicPr>
+                        <pic:nvPr/>
+                      </pic:nvPicPr>
+                      <pic:blipFill rotWithShape="1">
+                        <a:blip r:embed="rId27"/>
+                        <a:stretch/>
+                      </pic:blipFill>
+                      <pic:spPr bwMode="auto">
+                        <a:xfrm>
+                          <a:off x="0" y="0"/>
+                          <a:ext cx="6172200" cy="2341707"/>
+                        </a:xfrm>
+                        <a:prstGeom prst="rect">
+                          <a:avLst/>
+                        </a:prstGeom>
+                      </pic:spPr>
+                    </pic:pic>
+                  </a:graphicData>
+                </a:graphic>
+              </wp:inline>
+            </w:drawing>
+          </mc:Choice>
+          <mc:Fallback>
+            <w:pict>
+              <v:shapetype id="_x0000_t75" coordsize="21600,21600" o:spt="75" o:preferrelative="t" path="m@4@5l@4@11@9@11@9@5xe" filled="f" stroked="f">
+                <v:stroke joinstyle="miter"/>
+                <v:formulas>
+                  <v:f eqn="if lineDrawn pixelLineWidth 0"/>
+                  <v:f eqn="sum @0 1 0"/>
+                  <v:f eqn="sum 0 0 @1"/>
+                  <v:f eqn="prod @2 1 2"/>
+                  <v:f eqn="prod @3 21600 pixelWidth"/>
+                  <v:f eqn="prod @3 21600 pixelHeight"/>
+                  <v:f eqn="sum @0 0 1"/>
+                  <v:f eqn="prod @6 1 2"/>
+                  <v:f eqn="prod @7 21600 pixelWidth"/>
+                  <v:f eqn="sum @8 21600 0"/>
+                  <v:f eqn="prod @7 21600 pixelHeight"/>
+                  <v:f eqn="sum @10 21600 0"/>
+                </v:formulas>
+                <v:path o:extrusionok="f" gradientshapeok="t" o:connecttype="rect"/>
+                <o:lock v:ext="edit" aspectratio="t"/>
+              </v:shapetype>
+              <v:shape id="_x0000_i16" o:spid="_x0000_s16" type="#_x0000_t75" style="width:486.00pt;height:184.39pt;mso-wrap-distance-left:0.00pt;mso-wrap-distance-top:0.00pt;mso-wrap-distance-right:0.00pt;mso-wrap-distance-bottom:0.00pt;z-index:1;" stroked="false">
+                <v:imagedata r:id="rId27" o:title=""/>
+                <o:lock v:ext="edit" rotation="t"/>
+              </v:shape>
+            </w:pict>
+          </mc:Fallback>
+        </mc:AlternateContent>
+      </w:r>
+      <w:r>
+        <w:rPr>
+          <w:b/>
+          <w:bCs/>
+          <w:color w:val="1f3864"/>
+          <w:sz w:val="30"/>
+          <w:szCs w:val="30"/>
+          <w:highlight w:val="none"/>
+        </w:rPr>
+      </w:r>
+    </w:p>
+    <w:p>
+      <w:pPr>
+        <w:pBdr>
+          <w:top w:val="none" w:color="000000" w:sz="4" w:space="0"/>
+          <w:left w:val="none" w:color="000000" w:sz="4" w:space="0"/>
+          <w:bottom w:val="none" w:color="000000" w:sz="4" w:space="0"/>
+          <w:right w:val="none" w:color="000000" w:sz="4" w:space="0"/>
+        </w:pBdr>
+        <w:spacing/>
+        <w:ind w:right="0" w:firstLine="0" w:left="0"/>
+        <w:jc w:val="center"/>
+        <w:rPr>
+          <w:color w:val="808080" w:themeColor="background1" w:themeShade="80"/>
+          <w:sz w:val="19"/>
+          <w:szCs w:val="19"/>
+        </w:rPr>
+      </w:pPr>
+      <w:r>
+        <w:rPr>
+          <w:rFonts w:ascii="Times New Roman" w:hAnsi="Times New Roman" w:eastAsia="Times New Roman" w:cs="Times New Roman"/>
+          <w:b/>
+          <w:color w:val="808080" w:themeColor="background1" w:themeShade="80"/>
+          <w:sz w:val="19"/>
+          <w:szCs w:val="19"/>
+        </w:rPr>
+        <w:t xml:space="preserve">Figure 14.</w:t>
+      </w:r>
+      <w:r>
+        <w:rPr>
+          <w:rFonts w:ascii="Times New Roman" w:hAnsi="Times New Roman" w:eastAsia="Times New Roman" w:cs="Times New Roman"/>
+          <w:color w:val="808080" w:themeColor="background1" w:themeShade="80"/>
+          <w:sz w:val="19"/>
+          <w:szCs w:val="19"/>
+        </w:rPr>
+        <w:t xml:space="preserve"> Automatic anticlockwise frequency–speed and frequency–voltage characteristics with deviations from linear fits.</w:t>
+      </w:r>
+      <w:r>
+        <w:rPr>
+          <w:color w:val="808080" w:themeColor="background1" w:themeShade="80"/>
+          <w:sz w:val="19"/>
+          <w:szCs w:val="19"/>
+        </w:rPr>
+      </w:r>
+      <w:r>
+        <w:rPr>
+          <w:rFonts w:ascii="Times New Roman" w:hAnsi="Times New Roman" w:eastAsia="Times New Roman" w:cs="Times New Roman"/>
+          <w:color w:val="808080" w:themeColor="background1" w:themeShade="80"/>
+          <w:sz w:val="19"/>
+          <w:szCs w:val="19"/>
+        </w:rPr>
+      </w:r>
+    </w:p>
+    <w:p>
+      <w:pPr>
+        <w:pBdr>
+          <w:top w:val="none" w:color="000000" w:sz="4" w:space="0"/>
+          <w:left w:val="none" w:color="000000" w:sz="4" w:space="0"/>
+          <w:bottom w:val="none" w:color="000000" w:sz="4" w:space="0"/>
+          <w:right w:val="none" w:color="000000" w:sz="4" w:space="0"/>
+        </w:pBdr>
+        <w:spacing/>
+        <w:ind w:right="0" w:firstLine="0" w:left="709"/>
+        <w:rPr>
+          <w:rFonts w:ascii="Times New Roman" w:hAnsi="Times New Roman" w:eastAsia="Times New Roman" w:cs="Times New Roman"/>
+          <w:sz w:val="22"/>
+          <w:szCs w:val="22"/>
+        </w:rPr>
+      </w:pPr>
+      <w:r>
+        <w:rPr>
+          <w:rFonts w:ascii="Times New Roman" w:hAnsi="Times New Roman" w:eastAsia="Times New Roman" w:cs="Times New Roman"/>
+          <w:color w:val="000000"/>
+          <w:sz w:val="22"/>
+          <w:szCs w:val="22"/>
+          <w:highlight w:val="none"/>
+        </w:rPr>
+      </w:r>
+      <w:r>
+        <w:rPr>
+          <w:rFonts w:ascii="Times New Roman" w:hAnsi="Times New Roman" w:eastAsia="Times New Roman" w:cs="Times New Roman"/>
+          <w:color w:val="000000"/>
+          <w:sz w:val="22"/>
+          <w:szCs w:val="22"/>
+          <w:highlight w:val="none"/>
+        </w:rPr>
+      </w:r>
+      <w:r>
+        <w:rPr>
+          <w:rFonts w:ascii="Times New Roman" w:hAnsi="Times New Roman" w:eastAsia="Times New Roman" w:cs="Times New Roman"/>
+          <w:color w:val="000000"/>
+          <w:sz w:val="22"/>
+          <w:szCs w:val="22"/>
+          <w:highlight w:val="none"/>
+        </w:rPr>
+      </w:r>
+    </w:p>
+    <w:p>
+      <w:pPr>
+        <w:pStyle w:val="936"/>
+        <w:numPr>
+          <w:ilvl w:val="0"/>
+          <w:numId w:val="19"/>
+        </w:numPr>
+        <w:pBdr>
+          <w:top w:val="none" w:color="000000" w:sz="4" w:space="0"/>
+          <w:left w:val="none" w:color="000000" w:sz="4" w:space="0"/>
+          <w:bottom w:val="none" w:color="000000" w:sz="4" w:space="0"/>
+          <w:right w:val="none" w:color="000000" w:sz="4" w:space="0"/>
+        </w:pBdr>
+        <w:spacing/>
+        <w:ind w:right="0"/>
+        <w:rPr>
+          <w:sz w:val="22"/>
+          <w:szCs w:val="22"/>
+        </w:rPr>
+      </w:pPr>
+      <w:r>
+        <w:rPr>
+          <w:rFonts w:ascii="Times New Roman" w:hAnsi="Times New Roman" w:eastAsia="Times New Roman" w:cs="Times New Roman"/>
+          <w:b/>
+          <w:color w:val="000000"/>
+          <w:sz w:val="22"/>
+          <w:szCs w:val="22"/>
+        </w:rPr>
+        <w:t xml:space="preserve">Speed:</w:t>
+      </w:r>
+      <w:r>
+        <w:rPr>
+          <w:rFonts w:ascii="Times New Roman" w:hAnsi="Times New Roman" w:eastAsia="Times New Roman" w:cs="Times New Roman"/>
+          <w:color w:val="000000"/>
+          <w:sz w:val="22"/>
+          <w:szCs w:val="22"/>
+        </w:rPr>
+        <w:t xml:space="preserve"> Shows an almost perfectly linear relationship with frequency (</w:t>
+      </w:r>
+      <w:r>
+        <w:rPr>
+          <w:rFonts w:ascii="Times New Roman" w:hAnsi="Times New Roman" w:eastAsia="Times New Roman" w:cs="Times New Roman"/>
+          <w:b/>
+          <w:color w:val="000000"/>
+          <w:sz w:val="22"/>
+          <w:szCs w:val="22"/>
+        </w:rPr>
+        <w:t xml:space="preserve">R² = 1.000</w:t>
+      </w:r>
+      <w:r>
+        <w:rPr>
+          <w:rFonts w:ascii="Times New Roman" w:hAnsi="Times New Roman" w:eastAsia="Times New Roman" w:cs="Times New Roman"/>
+          <w:color w:val="000000"/>
+          <w:sz w:val="22"/>
+          <w:szCs w:val="22"/>
+        </w:rPr>
+        <w:t xml:space="preserve">), confirming accurate speed control. </w:t>
+      </w:r>
+      <w:r>
+        <w:rPr>
+          <w:sz w:val="22"/>
+          <w:szCs w:val="22"/>
+        </w:rPr>
+      </w:r>
+    </w:p>
+    <w:p>
+      <w:pPr>
+        <w:pStyle w:val="936"/>
+        <w:numPr>
+          <w:ilvl w:val="0"/>
+          <w:numId w:val="19"/>
+        </w:numPr>
+        <w:pBdr>
+          <w:top w:val="none" w:color="000000" w:sz="4" w:space="0"/>
+          <w:left w:val="none" w:color="000000" w:sz="4" w:space="0"/>
+          <w:bottom w:val="none" w:color="000000" w:sz="4" w:space="0"/>
+          <w:right w:val="none" w:color="000000" w:sz="4" w:space="0"/>
+        </w:pBdr>
+        <w:spacing/>
+        <w:ind w:right="0"/>
+        <w:rPr>
+          <w:sz w:val="22"/>
+          <w:szCs w:val="22"/>
+        </w:rPr>
+      </w:pPr>
+      <w:r>
+        <w:rPr>
+          <w:rFonts w:ascii="Times New Roman" w:hAnsi="Times New Roman" w:eastAsia="Times New Roman" w:cs="Times New Roman"/>
+          <w:b/>
+          <w:color w:val="000000"/>
+          <w:sz w:val="22"/>
+          <w:szCs w:val="22"/>
+        </w:rPr>
+        <w:t xml:space="preserve">Voltage:</w:t>
+      </w:r>
+      <w:r>
+        <w:rPr>
+          <w:rFonts w:ascii="Times New Roman" w:hAnsi="Times New Roman" w:eastAsia="Times New Roman" w:cs="Times New Roman"/>
+          <w:color w:val="000000"/>
+          <w:sz w:val="22"/>
+          <w:szCs w:val="22"/>
+        </w:rPr>
+        <w:t xml:space="preserve"> Follows a strong linear trend (</w:t>
+      </w:r>
+      <w:r>
+        <w:rPr>
+          <w:rFonts w:ascii="Times New Roman" w:hAnsi="Times New Roman" w:eastAsia="Times New Roman" w:cs="Times New Roman"/>
+          <w:b/>
+          <w:color w:val="000000"/>
+          <w:sz w:val="22"/>
+          <w:szCs w:val="22"/>
+        </w:rPr>
+        <w:t xml:space="preserve">R² = 0.9996</w:t>
+      </w:r>
+      <w:r>
+        <w:rPr>
+          <w:rFonts w:ascii="Times New Roman" w:hAnsi="Times New Roman" w:eastAsia="Times New Roman" w:cs="Times New Roman"/>
+          <w:color w:val="000000"/>
+          <w:sz w:val="22"/>
+          <w:szCs w:val="22"/>
+        </w:rPr>
+        <w:t xml:space="preserve">), consistent with approximately constant V/f operation. </w:t>
+      </w:r>
+      <w:r>
+        <w:rPr>
+          <w:sz w:val="22"/>
+          <w:szCs w:val="22"/>
+        </w:rPr>
+      </w:r>
+    </w:p>
+    <w:p>
+      <w:pPr>
+        <w:pStyle w:val="936"/>
+        <w:numPr>
+          <w:ilvl w:val="0"/>
+          <w:numId w:val="19"/>
+        </w:numPr>
+        <w:pBdr>
+          <w:top w:val="none" w:color="000000" w:sz="4" w:space="0"/>
+          <w:left w:val="none" w:color="000000" w:sz="4" w:space="0"/>
+          <w:bottom w:val="none" w:color="000000" w:sz="4" w:space="0"/>
+          <w:right w:val="none" w:color="000000" w:sz="4" w:space="0"/>
+        </w:pBdr>
+        <w:spacing/>
+        <w:ind w:right="0"/>
+        <w:rPr>
+          <w:sz w:val="22"/>
+          <w:szCs w:val="22"/>
+        </w:rPr>
+      </w:pPr>
+      <w:r>
+        <w:rPr>
+          <w:rFonts w:ascii="Times New Roman" w:hAnsi="Times New Roman" w:eastAsia="Times New Roman" w:cs="Times New Roman"/>
+          <w:b/>
+          <w:color w:val="000000"/>
+          <w:sz w:val="22"/>
+          <w:szCs w:val="22"/>
+        </w:rPr>
+        <w:t xml:space="preserve">Deviations:</w:t>
+      </w:r>
+      <w:r>
+        <w:rPr>
+          <w:rFonts w:ascii="Times New Roman" w:hAnsi="Times New Roman" w:eastAsia="Times New Roman" w:cs="Times New Roman"/>
+          <w:color w:val="000000"/>
+          <w:sz w:val="22"/>
+          <w:szCs w:val="22"/>
+        </w:rPr>
+        <w:t xml:space="preserve"> Speed deviations are small, while voltage deviations are slightly larger, particularly at low frequencies. </w:t>
+      </w:r>
+      <w:r>
+        <w:rPr>
+          <w:sz w:val="22"/>
+          <w:szCs w:val="22"/>
+        </w:rPr>
+      </w:r>
+    </w:p>
+    <w:p>
+      <w:pPr>
+        <w:pStyle w:val="936"/>
+        <w:numPr>
+          <w:ilvl w:val="0"/>
+          <w:numId w:val="19"/>
+        </w:numPr>
+        <w:pBdr>
+          <w:top w:val="none" w:color="000000" w:sz="4" w:space="0"/>
+          <w:left w:val="none" w:color="000000" w:sz="4" w:space="0"/>
+          <w:bottom w:val="none" w:color="000000" w:sz="4" w:space="0"/>
+          <w:right w:val="none" w:color="000000" w:sz="4" w:space="0"/>
+        </w:pBdr>
+        <w:spacing/>
+        <w:ind w:right="0"/>
+        <w:rPr>
+          <w:sz w:val="22"/>
+          <w:szCs w:val="22"/>
+        </w:rPr>
+      </w:pPr>
+      <w:r>
+        <w:rPr>
+          <w:rFonts w:ascii="Times New Roman" w:hAnsi="Times New Roman" w:eastAsia="Times New Roman" w:cs="Times New Roman"/>
+          <w:color w:val="000000"/>
+          <w:sz w:val="22"/>
+          <w:szCs w:val="22"/>
+        </w:rPr>
+        <w:t xml:space="preserve"> Overall, the results show </w:t>
+      </w:r>
+      <w:r>
+        <w:rPr>
+          <w:rFonts w:ascii="Times New Roman" w:hAnsi="Times New Roman" w:eastAsia="Times New Roman" w:cs="Times New Roman"/>
+          <w:b/>
+          <w:color w:val="000000"/>
+          <w:sz w:val="22"/>
+          <w:szCs w:val="22"/>
+        </w:rPr>
+        <w:t xml:space="preserve">good automatic control and close agreement with the expected V/f characteristics</w:t>
+      </w:r>
+      <w:r>
+        <w:rPr>
+          <w:rFonts w:ascii="Times New Roman" w:hAnsi="Times New Roman" w:eastAsia="Times New Roman" w:cs="Times New Roman"/>
+          <w:color w:val="000000"/>
+          <w:sz w:val="22"/>
+          <w:szCs w:val="22"/>
+        </w:rPr>
+        <w:t xml:space="preserve">.</w:t>
+      </w:r>
+      <w:r>
+        <w:rPr>
+          <w:sz w:val="22"/>
+          <w:szCs w:val="22"/>
+        </w:rPr>
+      </w:r>
+      <w:r>
+        <w:rPr>
+          <w:b/>
+          <w:bCs/>
+          <w:color w:val="1f3864"/>
+          <w:sz w:val="22"/>
+          <w:szCs w:val="22"/>
+          <w:highlight w:val="none"/>
+        </w:rPr>
+      </w:r>
+      <w:r>
+        <w:rPr>
+          <w:b/>
+          <w:bCs/>
+          <w:color w:val="1f3864"/>
+          <w:sz w:val="22"/>
+          <w:szCs w:val="22"/>
+          <w:highlight w:val="none"/>
+        </w:rPr>
+      </w:r>
+      <w:r>
+        <w:rPr>
+          <w:b/>
+          <w:bCs/>
+          <w:color w:val="1f3864"/>
+          <w:sz w:val="22"/>
+          <w:szCs w:val="22"/>
+          <w:highlight w:val="none"/>
+        </w:rPr>
+      </w:r>
+      <w:r>
+        <w:rPr>
+          <w:rFonts w:ascii="Times New Roman" w:hAnsi="Times New Roman" w:eastAsia="Times New Roman" w:cs="Times New Roman"/>
+          <w:sz w:val="22"/>
+          <w:szCs w:val="22"/>
+        </w:rPr>
+      </w:r>
+    </w:p>
+    <w:p>
+      <w:pPr>
+        <w:pStyle w:val="929"/>
+        <w:pBdr/>
+        <w:spacing w:after="160" w:before="360"/>
+        <w:ind/>
+        <w:rPr>
+          <w:b/>
+          <w:bCs/>
+          <w:color w:val="1f3864"/>
+          <w:sz w:val="30"/>
+          <w:szCs w:val="30"/>
+          <w:highlight w:val="none"/>
+        </w:rPr>
+      </w:pPr>
+      <w:r>
+        <w:rPr>
+          <w:color w:val="222222"/>
+          <w:sz w:val="22"/>
+          <w:szCs w:val="22"/>
+          <w:highlight w:val="none"/>
+        </w:rPr>
+      </w:r>
+      <w:r>
+        <w:rPr>
+          <w:color w:val="222222"/>
+          <w:sz w:val="22"/>
+          <w:szCs w:val="22"/>
+          <w:highlight w:val="none"/>
+        </w:rPr>
+      </w:r>
+      <w:r>
+        <w:rPr>
+          <w:color w:val="222222"/>
+          <w:sz w:val="22"/>
+          <w:szCs w:val="22"/>
+          <w:highlight w:val="none"/>
+        </w:rPr>
+      </w:r>
+    </w:p>
+    <w:p>
+      <w:pPr>
+        <w:pStyle w:val="929"/>
+        <w:pBdr/>
+        <w:spacing w:after="160" w:before="360"/>
+        <w:ind/>
+        <w:rPr>
+          <w:color w:val="222222"/>
+          <w:sz w:val="22"/>
+          <w:szCs w:val="22"/>
+          <w:highlight w:val="none"/>
+        </w:rPr>
+      </w:pPr>
+      <w:r>
+        <w:rPr>
+          <w:b/>
+          <w:bCs/>
+          <w:color w:val="1f3864"/>
+          <w:sz w:val="30"/>
+          <w:szCs w:val="30"/>
+          <w:highlight w:val="none"/>
+        </w:rPr>
+      </w:r>
+      <w:r>
+        <w:rPr>
+          <w:b/>
+          <w:bCs/>
+          <w:color w:val="1f3864"/>
+          <w:sz w:val="30"/>
+          <w:szCs w:val="30"/>
+          <w:highlight w:val="none"/>
+        </w:rPr>
+      </w:r>
       <w:r>
         <w:rPr>
           <w:color w:val="222222"/>
@@ -16830,7 +18888,7 @@
           <w:sz w:val="22"/>
           <w:szCs w:val="22"/>
         </w:rPr>
-        <w:t xml:space="preserve">e the ideal picture clearly breaks down is in the dynamics: the effective speed time constant is strongly frequency-dependent, more than doubling between the 15 Hz and 50 Hz set points. This is an inherent property of scalar V/f control rather than of this</w:t>
+        <w:t xml:space="preserve">e the ideal picture clearly breaks down is in the dynamics: the effective speed time constant is strongly frequency-dependent, move than doubling between the 15 Hz and 50 Hz set points. This is an inherent property of scalar V/f control rather than of this</w:t>
       </w:r>
       <w:r>
         <w:rPr>
@@ -16838,17 +18896,98 @@
           <w:sz w:val="22"/>
           <w:szCs w:val="22"/>
         </w:rPr>
-        <w:t xml:space="preserve"> drive specifically, and is the practical motivation for the vector/field-oriented control schemes referenced in the lab manual, which decouple flux and torque control and can therefore hold a much more uniform dynamic response across the full speed range.</w:t>
+        <w:t xml:space="preserve"> drive specifically, and is the practical motivation for the </w:t>
+      </w:r>
+      <w:r>
+        <w:rPr>
+          <w:color w:val="222222"/>
+          <w:sz w:val="22"/>
+          <w:szCs w:val="22"/>
+        </w:rPr>
+        <w:t xml:space="preserve">vector/field-oriented control schemes referenced in the lab manual, which decouple flux and torque control and can therefore hold a much more uniform dynamic response across the full speed range.</w:t>
       </w:r>
       <w:r/>
+      <w:r>
+        <w:rPr>
+          <w:b/>
+          <w:bCs/>
+          <w:color w:val="1f3864"/>
+          <w:sz w:val="30"/>
+          <w:szCs w:val="30"/>
+          <w:highlight w:val="none"/>
+        </w:rPr>
+      </w:r>
+      <w:r>
+        <w:rPr>
+          <w:b/>
+          <w:bCs/>
+          <w:color w:val="1f3864"/>
+          <w:sz w:val="30"/>
+          <w:szCs w:val="30"/>
+          <w:highlight w:val="none"/>
+        </w:rPr>
+      </w:r>
     </w:p>
     <w:p>
       <w:pPr>
-        <w:pStyle w:val="727"/>
+        <w:pStyle w:val="929"/>
         <w:pBdr/>
         <w:spacing w:after="160" w:before="360"/>
         <w:ind/>
-        <w:rPr/>
+        <w:rPr>
+          <w:b/>
+          <w:bCs/>
+          <w:color w:val="1f3864"/>
+          <w:sz w:val="30"/>
+          <w:szCs w:val="30"/>
+          <w:highlight w:val="none"/>
+        </w:rPr>
+      </w:pPr>
+      <w:r>
+        <w:rPr>
+          <w:b/>
+          <w:bCs/>
+          <w:color w:val="1f3864"/>
+          <w:sz w:val="30"/>
+          <w:szCs w:val="30"/>
+          <w:highlight w:val="none"/>
+        </w:rPr>
+      </w:r>
+      <w:r>
+        <w:rPr>
+          <w:b/>
+          <w:bCs/>
+          <w:color w:val="1f3864"/>
+          <w:sz w:val="30"/>
+          <w:szCs w:val="30"/>
+          <w:highlight w:val="none"/>
+        </w:rPr>
+      </w:r>
+      <w:r>
+        <w:rPr>
+          <w:b/>
+          <w:bCs/>
+          <w:color w:val="1f3864"/>
+          <w:sz w:val="30"/>
+          <w:szCs w:val="30"/>
+          <w:highlight w:val="none"/>
+        </w:rPr>
+      </w:r>
+    </w:p>
+    <w:p>
+      <w:pPr>
+        <w:pStyle w:val="929"/>
+        <w:pBdr/>
+        <w:spacing w:after="160" w:before="360"/>
+        <w:ind/>
+        <w:rPr>
+          <w:b/>
+          <w:bCs/>
+          <w:color w:val="1f3864"/>
+          <w:sz w:val="30"/>
+          <w:szCs w:val="30"/>
+          <w:highlight w:val="none"/>
+        </w:rPr>
       </w:pPr>
       <w:r>
         <w:rPr>
@@ -16864,7 +19003,7 @@
     </w:p>
     <w:p>
       <w:pPr>
-        <w:pStyle w:val="734"/>
+        <w:pStyle w:val="936"/>
         <w:numPr>
           <w:ilvl w:val="0"/>
           <w:numId w:val="5"/>
@@ -16892,7 +19031,7 @@
     </w:p>
     <w:p>
       <w:pPr>
-        <w:pStyle w:val="734"/>
+        <w:pStyle w:val="936"/>
         <w:numPr>
           <w:ilvl w:val="1"/>
           <w:numId w:val="6"/>
@@ -16936,7 +19075,7 @@
     </w:p>
     <w:p>
       <w:pPr>
-        <w:pStyle w:val="734"/>
+        <w:pStyle w:val="936"/>
         <w:numPr>
           <w:ilvl w:val="1"/>
           <w:numId w:val="6"/>
@@ -16980,7 +19119,7 @@
     </w:p>
     <w:p>
       <w:pPr>
-        <w:pStyle w:val="734"/>
+        <w:pStyle w:val="936"/>
         <w:numPr>
           <w:ilvl w:val="1"/>
           <w:numId w:val="6"/>
@@ -17024,7 +19163,7 @@
     </w:p>
     <w:p>
       <w:pPr>
-        <w:pStyle w:val="734"/>
+        <w:pStyle w:val="936"/>
         <w:numPr>
           <w:ilvl w:val="1"/>
           <w:numId w:val="6"/>
@@ -17051,7 +19190,7 @@
     </w:p>
     <w:p>
       <w:pPr>
-        <w:pStyle w:val="734"/>
+        <w:pStyle w:val="936"/>
         <w:numPr>
           <w:ilvl w:val="2"/>
           <w:numId w:val="7"/>
@@ -17078,7 +19217,7 @@
     </w:p>
     <w:p>
       <w:pPr>
-        <w:pStyle w:val="734"/>
+        <w:pStyle w:val="936"/>
         <w:numPr>
           <w:ilvl w:val="2"/>
           <w:numId w:val="7"/>
@@ -17105,7 +19244,7 @@
     </w:p>
     <w:p>
       <w:pPr>
-        <w:pStyle w:val="734"/>
+        <w:pStyle w:val="936"/>
         <w:numPr>
           <w:ilvl w:val="0"/>
           <w:numId w:val="5"/>
@@ -17133,7 +19272,7 @@
     </w:p>
     <w:p>
       <w:pPr>
-        <w:pStyle w:val="734"/>
+        <w:pStyle w:val="936"/>
         <w:numPr>
           <w:ilvl w:val="1"/>
           <w:numId w:val="8"/>
@@ -17160,7 +19299,7 @@
     </w:p>
     <w:p>
       <w:pPr>
-        <w:pStyle w:val="734"/>
+        <w:pStyle w:val="936"/>
         <w:numPr>
           <w:ilvl w:val="2"/>
           <w:numId w:val="9"/>
@@ -17188,7 +19327,7 @@
     </w:p>
     <w:p>
       <w:pPr>
-        <w:pStyle w:val="734"/>
+        <w:pStyle w:val="936"/>
         <w:numPr>
           <w:ilvl w:val="2"/>
           <w:numId w:val="9"/>
@@ -17216,7 +19355,7 @@
     </w:p>
     <w:p>
       <w:pPr>
-        <w:pStyle w:val="734"/>
+        <w:pStyle w:val="936"/>
         <w:numPr>
           <w:ilvl w:val="1"/>
           <w:numId w:val="8"/>
@@ -17260,7 +19399,7 @@
     </w:p>
     <w:p>
       <w:pPr>
-        <w:pStyle w:val="734"/>
+        <w:pStyle w:val="936"/>
         <w:numPr>
           <w:ilvl w:val="1"/>
           <w:numId w:val="8"/>
@@ -17304,7 +19443,7 @@
     </w:p>
     <w:p>
       <w:pPr>
-        <w:pStyle w:val="734"/>
+        <w:pStyle w:val="936"/>
         <w:numPr>
           <w:ilvl w:val="0"/>
           <w:numId w:val="5"/>
@@ -17332,7 +19471,7 @@
     </w:p>
     <w:p>
       <w:pPr>
-        <w:pStyle w:val="734"/>
+        <w:pStyle w:val="936"/>
         <w:numPr>
           <w:ilvl w:val="1"/>
           <w:numId w:val="10"/>
@@ -17415,7 +19554,6 @@
         <w:ind/>
         <w:rPr/>
       </w:pPr>
-      <w:r/>
       <w:r>
         <w:separator/>
       </w:r>
@@ -17430,7 +19568,6 @@
         <w:ind/>
         <w:rPr/>
       </w:pPr>
-      <w:r/>
       <w:r>
         <w:continuationSeparator/>
       </w:r>
@@ -17484,7 +19621,6 @@
         <w:ind/>
         <w:rPr/>
       </w:pPr>
-      <w:r/>
       <w:r>
         <w:separator/>
       </w:r>
@@ -17499,7 +19635,6 @@
         <w:ind/>
         <w:rPr/>
       </w:pPr>
-      <w:r/>
       <w:r>
         <w:continuationSeparator/>
       </w:r>
@@ -19775,6 +21910,447 @@
         <w:pBdr/>
         <w:spacing/>
         <w:ind w:hanging="360" w:left="7897"/>
+      </w:pPr>
+      <w:rPr>
+        <w:rFonts w:hint="default" w:ascii="Wingdings" w:hAnsi="Wingdings" w:eastAsia="Wingdings" w:cs="Wingdings"/>
+      </w:rPr>
+      <w:start w:val="1"/>
+      <w:suff w:val="tab"/>
+    </w:lvl>
+  </w:abstractNum>
+  <w:abstractNum w:abstractNumId="16">
+    <w:nsid w:val="40F4D832"/>
+    <w:lvl w:ilvl="0">
+      <w:isLgl w:val="false"/>
+      <w:lvlJc w:val="left"/>
+      <w:lvlText w:val="·"/>
+      <w:numFmt w:val="bullet"/>
+      <w:pPr>
+        <w:pBdr/>
+        <w:spacing/>
+        <w:ind w:hanging="360" w:left="709"/>
+      </w:pPr>
+      <w:rPr>
+        <w:rFonts w:hint="default" w:ascii="Symbol" w:hAnsi="Symbol" w:eastAsia="Symbol" w:cs="Symbol"/>
+      </w:rPr>
+      <w:start w:val="1"/>
+      <w:suff w:val="tab"/>
+    </w:lvl>
+    <w:lvl w:ilvl="1">
+      <w:isLgl w:val="false"/>
+      <w:lvlJc w:val="left"/>
+      <w:lvlText w:val="o"/>
+      <w:numFmt w:val="bullet"/>
+      <w:pPr>
+        <w:pBdr/>
+        <w:spacing/>
+        <w:ind w:hanging="360" w:left="1429"/>
+      </w:pPr>
+      <w:rPr>
+        <w:rFonts w:hint="default" w:ascii="Courier New" w:hAnsi="Courier New" w:eastAsia="Courier New" w:cs="Courier New"/>
+      </w:rPr>
+      <w:start w:val="1"/>
+      <w:suff w:val="tab"/>
+    </w:lvl>
+    <w:lvl w:ilvl="2">
+      <w:isLgl w:val="false"/>
+      <w:lvlJc w:val="left"/>
+      <w:lvlText w:val="§"/>
+      <w:numFmt w:val="bullet"/>
+      <w:pPr>
+        <w:pBdr/>
+        <w:spacing/>
+        <w:ind w:hanging="360" w:left="2149"/>
+      </w:pPr>
+      <w:rPr>
+        <w:rFonts w:hint="default" w:ascii="Wingdings" w:hAnsi="Wingdings" w:eastAsia="Wingdings" w:cs="Wingdings"/>
+      </w:rPr>
+      <w:start w:val="1"/>
+      <w:suff w:val="tab"/>
+    </w:lvl>
+    <w:lvl w:ilvl="3">
+      <w:isLgl w:val="false"/>
+      <w:lvlJc w:val="left"/>
+      <w:lvlText w:val="·"/>
+      <w:numFmt w:val="bullet"/>
+      <w:pPr>
+        <w:pBdr/>
+        <w:spacing/>
+        <w:ind w:hanging="360" w:left="2869"/>
+      </w:pPr>
+      <w:rPr>
+        <w:rFonts w:hint="default" w:ascii="Symbol" w:hAnsi="Symbol" w:eastAsia="Symbol" w:cs="Symbol"/>
+      </w:rPr>
+      <w:start w:val="1"/>
+      <w:suff w:val="tab"/>
+    </w:lvl>
+    <w:lvl w:ilvl="4">
+      <w:isLgl w:val="false"/>
+      <w:lvlJc w:val="left"/>
+      <w:lvlText w:val="o"/>
+      <w:numFmt w:val="bullet"/>
+      <w:pPr>
+        <w:pBdr/>
+        <w:spacing/>
+        <w:ind w:hanging="360" w:left="3589"/>
+      </w:pPr>
+      <w:rPr>
+        <w:rFonts w:hint="default" w:ascii="Courier New" w:hAnsi="Courier New" w:eastAsia="Courier New" w:cs="Courier New"/>
+      </w:rPr>
+      <w:start w:val="1"/>
+      <w:suff w:val="tab"/>
+    </w:lvl>
+    <w:lvl w:ilvl="5">
+      <w:isLgl w:val="false"/>
+      <w:lvlJc w:val="left"/>
+      <w:lvlText w:val="§"/>
+      <w:numFmt w:val="bullet"/>
+      <w:pPr>
+        <w:pBdr/>
+        <w:spacing/>
+        <w:ind w:hanging="360" w:left="4309"/>
+      </w:pPr>
+      <w:rPr>
+        <w:rFonts w:hint="default" w:ascii="Wingdings" w:hAnsi="Wingdings" w:eastAsia="Wingdings" w:cs="Wingdings"/>
+      </w:rPr>
+      <w:start w:val="1"/>
+      <w:suff w:val="tab"/>
+    </w:lvl>
+    <w:lvl w:ilvl="6">
+      <w:isLgl w:val="false"/>
+      <w:lvlJc w:val="left"/>
+      <w:lvlText w:val="·"/>
+      <w:numFmt w:val="bullet"/>
+      <w:pPr>
+        <w:pBdr/>
+        <w:spacing/>
+        <w:ind w:hanging="360" w:left="5029"/>
+      </w:pPr>
+      <w:rPr>
+        <w:rFonts w:hint="default" w:ascii="Symbol" w:hAnsi="Symbol" w:eastAsia="Symbol" w:cs="Symbol"/>
+      </w:rPr>
+      <w:start w:val="1"/>
+      <w:suff w:val="tab"/>
+    </w:lvl>
+    <w:lvl w:ilvl="7">
+      <w:isLgl w:val="false"/>
+      <w:lvlJc w:val="left"/>
+      <w:lvlText w:val="o"/>
+      <w:numFmt w:val="bullet"/>
+      <w:pPr>
+        <w:pBdr/>
+        <w:spacing/>
+        <w:ind w:hanging="360" w:left="5749"/>
+      </w:pPr>
+      <w:rPr>
+        <w:rFonts w:hint="default" w:ascii="Courier New" w:hAnsi="Courier New" w:eastAsia="Courier New" w:cs="Courier New"/>
+      </w:rPr>
+      <w:start w:val="1"/>
+      <w:suff w:val="tab"/>
+    </w:lvl>
+    <w:lvl w:ilvl="8">
+      <w:isLgl w:val="false"/>
+      <w:lvlJc w:val="left"/>
+      <w:lvlText w:val="§"/>
+      <w:numFmt w:val="bullet"/>
+      <w:pPr>
+        <w:pBdr/>
+        <w:spacing/>
+        <w:ind w:hanging="360" w:left="6469"/>
+      </w:pPr>
+      <w:rPr>
+        <w:rFonts w:hint="default" w:ascii="Wingdings" w:hAnsi="Wingdings" w:eastAsia="Wingdings" w:cs="Wingdings"/>
+      </w:rPr>
+      <w:start w:val="1"/>
+      <w:suff w:val="tab"/>
+    </w:lvl>
+  </w:abstractNum>
+  <w:abstractNum w:abstractNumId="17">
+    <w:nsid w:val="246A9B00"/>
+    <w:lvl w:ilvl="0">
+      <w:isLgl w:val="false"/>
+      <w:lvlJc w:val="left"/>
+      <w:lvlText w:val="·"/>
+      <w:numFmt w:val="bullet"/>
+      <w:pPr>
+        <w:pBdr/>
+        <w:spacing/>
+        <w:ind w:hanging="360" w:left="709"/>
+      </w:pPr>
+      <w:rPr>
+        <w:rFonts w:hint="default" w:ascii="Symbol" w:hAnsi="Symbol" w:eastAsia="Symbol" w:cs="Symbol"/>
+      </w:rPr>
+      <w:start w:val="1"/>
+      <w:suff w:val="tab"/>
+    </w:lvl>
+    <w:lvl w:ilvl="1">
+      <w:isLgl w:val="false"/>
+      <w:lvlJc w:val="left"/>
+      <w:lvlText w:val="o"/>
+      <w:numFmt w:val="bullet"/>
+      <w:pPr>
+        <w:pBdr/>
+        <w:spacing/>
+        <w:ind w:hanging="360" w:left="1429"/>
+      </w:pPr>
+      <w:rPr>
+        <w:rFonts w:hint="default" w:ascii="Courier New" w:hAnsi="Courier New" w:eastAsia="Courier New" w:cs="Courier New"/>
+      </w:rPr>
+      <w:start w:val="1"/>
+      <w:suff w:val="tab"/>
+    </w:lvl>
+    <w:lvl w:ilvl="2">
+      <w:isLgl w:val="false"/>
+      <w:lvlJc w:val="left"/>
+      <w:lvlText w:val="§"/>
+      <w:numFmt w:val="bullet"/>
+      <w:pPr>
+        <w:pBdr/>
+        <w:spacing/>
+        <w:ind w:hanging="360" w:left="2149"/>
+      </w:pPr>
+      <w:rPr>
+        <w:rFonts w:hint="default" w:ascii="Wingdings" w:hAnsi="Wingdings" w:eastAsia="Wingdings" w:cs="Wingdings"/>
+      </w:rPr>
+      <w:start w:val="1"/>
+      <w:suff w:val="tab"/>
+    </w:lvl>
+    <w:lvl w:ilvl="3">
+      <w:isLgl w:val="false"/>
+      <w:lvlJc w:val="left"/>
+      <w:lvlText w:val="·"/>
+      <w:numFmt w:val="bullet"/>
+      <w:pPr>
+        <w:pBdr/>
+        <w:spacing/>
+        <w:ind w:hanging="360" w:left="2869"/>
+      </w:pPr>
+      <w:rPr>
+        <w:rFonts w:hint="default" w:ascii="Symbol" w:hAnsi="Symbol" w:eastAsia="Symbol" w:cs="Symbol"/>
+      </w:rPr>
+      <w:start w:val="1"/>
+      <w:suff w:val="tab"/>
+    </w:lvl>
+    <w:lvl w:ilvl="4">
+      <w:isLgl w:val="false"/>
+      <w:lvlJc w:val="left"/>
+      <w:lvlText w:val="o"/>
+      <w:numFmt w:val="bullet"/>
+      <w:pPr>
+        <w:pBdr/>
+        <w:spacing/>
+        <w:ind w:hanging="360" w:left="3589"/>
+      </w:pPr>
+      <w:rPr>
+        <w:rFonts w:hint="default" w:ascii="Courier New" w:hAnsi="Courier New" w:eastAsia="Courier New" w:cs="Courier New"/>
+      </w:rPr>
+      <w:start w:val="1"/>
+      <w:suff w:val="tab"/>
+    </w:lvl>
+    <w:lvl w:ilvl="5">
+      <w:isLgl w:val="false"/>
+      <w:lvlJc w:val="left"/>
+      <w:lvlText w:val="§"/>
+      <w:numFmt w:val="bullet"/>
+      <w:pPr>
+        <w:pBdr/>
+        <w:spacing/>
+        <w:ind w:hanging="360" w:left="4309"/>
+      </w:pPr>
+      <w:rPr>
+        <w:rFonts w:hint="default" w:ascii="Wingdings" w:hAnsi="Wingdings" w:eastAsia="Wingdings" w:cs="Wingdings"/>
+      </w:rPr>
+      <w:start w:val="1"/>
+      <w:suff w:val="tab"/>
+    </w:lvl>
+    <w:lvl w:ilvl="6">
+      <w:isLgl w:val="false"/>
+      <w:lvlJc w:val="left"/>
+      <w:lvlText w:val="·"/>
+      <w:numFmt w:val="bullet"/>
+      <w:pPr>
+        <w:pBdr/>
+        <w:spacing/>
+        <w:ind w:hanging="360" w:left="5029"/>
+      </w:pPr>
+      <w:rPr>
+        <w:rFonts w:hint="default" w:ascii="Symbol" w:hAnsi="Symbol" w:eastAsia="Symbol" w:cs="Symbol"/>
+      </w:rPr>
+      <w:start w:val="1"/>
+      <w:suff w:val="tab"/>
+    </w:lvl>
+    <w:lvl w:ilvl="7">
+      <w:isLgl w:val="false"/>
+      <w:lvlJc w:val="left"/>
+      <w:lvlText w:val="o"/>
+      <w:numFmt w:val="bullet"/>
+      <w:pPr>
+        <w:pBdr/>
+        <w:spacing/>
+        <w:ind w:hanging="360" w:left="5749"/>
+      </w:pPr>
+      <w:rPr>
+        <w:rFonts w:hint="default" w:ascii="Courier New" w:hAnsi="Courier New" w:eastAsia="Courier New" w:cs="Courier New"/>
+      </w:rPr>
+      <w:start w:val="1"/>
+      <w:suff w:val="tab"/>
+    </w:lvl>
+    <w:lvl w:ilvl="8">
+      <w:isLgl w:val="false"/>
+      <w:lvlJc w:val="left"/>
+      <w:lvlText w:val="§"/>
+      <w:numFmt w:val="bullet"/>
+      <w:pPr>
+        <w:pBdr/>
+        <w:spacing/>
+        <w:ind w:hanging="360" w:left="6469"/>
+      </w:pPr>
+      <w:rPr>
+        <w:rFonts w:hint="default" w:ascii="Wingdings" w:hAnsi="Wingdings" w:eastAsia="Wingdings" w:cs="Wingdings"/>
+      </w:rPr>
+      <w:start w:val="1"/>
+      <w:suff w:val="tab"/>
+    </w:lvl>
+  </w:abstractNum>
+  <w:abstractNum w:abstractNumId="18">
+    <w:nsid w:val="205D61C1"/>
+    <w:lvl w:ilvl="0">
+      <w:isLgl w:val="false"/>
+      <w:lvlJc w:val="left"/>
+      <w:lvlText w:val="·"/>
+      <w:numFmt w:val="bullet"/>
+      <w:pPr>
+        <w:pBdr/>
+        <w:spacing/>
+        <w:ind w:hanging="360" w:left="709"/>
+      </w:pPr>
+      <w:rPr>
+        <w:rFonts w:hint="default" w:ascii="Symbol" w:hAnsi="Symbol" w:eastAsia="Symbol" w:cs="Symbol"/>
+      </w:rPr>
+      <w:start w:val="1"/>
+      <w:suff w:val="tab"/>
+    </w:lvl>
+    <w:lvl w:ilvl="1">
+      <w:isLgl w:val="false"/>
+      <w:lvlJc w:val="left"/>
+      <w:lvlText w:val="o"/>
+      <w:numFmt w:val="bullet"/>
+      <w:pPr>
+        <w:pBdr/>
+        <w:spacing/>
+        <w:ind w:hanging="360" w:left="1429"/>
+      </w:pPr>
+      <w:rPr>
+        <w:rFonts w:hint="default" w:ascii="Courier New" w:hAnsi="Courier New" w:eastAsia="Courier New" w:cs="Courier New"/>
+      </w:rPr>
+      <w:start w:val="1"/>
+      <w:suff w:val="tab"/>
+    </w:lvl>
+    <w:lvl w:ilvl="2">
+      <w:isLgl w:val="false"/>
+      <w:lvlJc w:val="left"/>
+      <w:lvlText w:val="§"/>
+      <w:numFmt w:val="bullet"/>
+      <w:pPr>
+        <w:pBdr/>
+        <w:spacing/>
+        <w:ind w:hanging="360" w:left="2149"/>
+      </w:pPr>
+      <w:rPr>
+        <w:rFonts w:hint="default" w:ascii="Wingdings" w:hAnsi="Wingdings" w:eastAsia="Wingdings" w:cs="Wingdings"/>
+      </w:rPr>
+      <w:start w:val="1"/>
+      <w:suff w:val="tab"/>
+    </w:lvl>
+    <w:lvl w:ilvl="3">
+      <w:isLgl w:val="false"/>
+      <w:lvlJc w:val="left"/>
+      <w:lvlText w:val="·"/>
+      <w:numFmt w:val="bullet"/>
+      <w:pPr>
+        <w:pBdr/>
+        <w:spacing/>
+        <w:ind w:hanging="360" w:left="2869"/>
+      </w:pPr>
+      <w:rPr>
+        <w:rFonts w:hint="default" w:ascii="Symbol" w:hAnsi="Symbol" w:eastAsia="Symbol" w:cs="Symbol"/>
+      </w:rPr>
+      <w:start w:val="1"/>
+      <w:suff w:val="tab"/>
+    </w:lvl>
+    <w:lvl w:ilvl="4">
+      <w:isLgl w:val="false"/>
+      <w:lvlJc w:val="left"/>
+      <w:lvlText w:val="o"/>
+      <w:numFmt w:val="bullet"/>
+      <w:pPr>
+        <w:pBdr/>
+        <w:spacing/>
+        <w:ind w:hanging="360" w:left="3589"/>
+      </w:pPr>
+      <w:rPr>
+        <w:rFonts w:hint="default" w:ascii="Courier New" w:hAnsi="Courier New" w:eastAsia="Courier New" w:cs="Courier New"/>
+      </w:rPr>
+      <w:start w:val="1"/>
+      <w:suff w:val="tab"/>
+    </w:lvl>
+    <w:lvl w:ilvl="5">
+      <w:isLgl w:val="false"/>
+      <w:lvlJc w:val="left"/>
+      <w:lvlText w:val="§"/>
+      <w:numFmt w:val="bullet"/>
+      <w:pPr>
+        <w:pBdr/>
+        <w:spacing/>
+        <w:ind w:hanging="360" w:left="4309"/>
+      </w:pPr>
+      <w:rPr>
+        <w:rFonts w:hint="default" w:ascii="Wingdings" w:hAnsi="Wingdings" w:eastAsia="Wingdings" w:cs="Wingdings"/>
+      </w:rPr>
+      <w:start w:val="1"/>
+      <w:suff w:val="tab"/>
+    </w:lvl>
+    <w:lvl w:ilvl="6">
+      <w:isLgl w:val="false"/>
+      <w:lvlJc w:val="left"/>
+      <w:lvlText w:val="·"/>
+      <w:numFmt w:val="bullet"/>
+      <w:pPr>
+        <w:pBdr/>
+        <w:spacing/>
+        <w:ind w:hanging="360" w:left="5029"/>
+      </w:pPr>
+      <w:rPr>
+        <w:rFonts w:hint="default" w:ascii="Symbol" w:hAnsi="Symbol" w:eastAsia="Symbol" w:cs="Symbol"/>
+      </w:rPr>
+      <w:start w:val="1"/>
+      <w:suff w:val="tab"/>
+    </w:lvl>
+    <w:lvl w:ilvl="7">
+      <w:isLgl w:val="false"/>
+      <w:lvlJc w:val="left"/>
+      <w:lvlText w:val="o"/>
+      <w:numFmt w:val="bullet"/>
+      <w:pPr>
+        <w:pBdr/>
+        <w:spacing/>
+        <w:ind w:hanging="360" w:left="5749"/>
+      </w:pPr>
+      <w:rPr>
+        <w:rFonts w:hint="default" w:ascii="Courier New" w:hAnsi="Courier New" w:eastAsia="Courier New" w:cs="Courier New"/>
+      </w:rPr>
+      <w:start w:val="1"/>
+      <w:suff w:val="tab"/>
+    </w:lvl>
+    <w:lvl w:ilvl="8">
+      <w:isLgl w:val="false"/>
+      <w:lvlJc w:val="left"/>
+      <w:lvlText w:val="§"/>
+      <w:numFmt w:val="bullet"/>
+      <w:pPr>
+        <w:pBdr/>
+        <w:spacing/>
+        <w:ind w:hanging="360" w:left="6469"/>
       </w:pPr>
       <w:rPr>
         <w:rFonts w:hint="default" w:ascii="Wingdings" w:hAnsi="Wingdings" w:eastAsia="Wingdings" w:cs="Wingdings"/>
@@ -19833,6 +22409,15 @@
   </w:num>
   <w:num w:numId="16">
     <w:abstractNumId w:val="15"/>
+  </w:num>
+  <w:num w:numId="17">
+    <w:abstractNumId w:val="16"/>
+  </w:num>
+  <w:num w:numId="18">
+    <w:abstractNumId w:val="17"/>
+  </w:num>
+  <w:num w:numId="19">
+    <w:abstractNumId w:val="18"/>
   </w:num>
 </w:numbering>
 </file>
@@ -19994,7 +22579,7 @@
     <w:lsdException w:name="Bibliography" w:uiPriority="37"/>
     <w:lsdException w:name="TOC Heading" w:uiPriority="39" w:qFormat="1"/>
   </w:latentStyles>
-  <w:style w:type="table" w:styleId="11" w:default="1">
+  <w:style w:type="table" w:styleId="754" w:default="1">
     <w:name w:val="Normal Table"/>
     <w:uiPriority w:val="99"/>
     <w:semiHidden/>
@@ -20187,9 +22772,9 @@
       </w:tcPr>
     </w:tblStylePr>
   </w:style>
-  <w:style w:type="table" w:styleId="12">
+  <w:style w:type="table" w:styleId="755">
     <w:name w:val="Table Grid"/>
-    <w:basedOn w:val="11"/>
+    <w:basedOn w:val="754"/>
     <w:uiPriority w:val="59"/>
     <w:pPr>
       <w:pBdr/>
@@ -20386,9 +22971,9 @@
       </w:tcPr>
     </w:tblStylePr>
   </w:style>
-  <w:style w:type="table" w:styleId="13">
+  <w:style w:type="table" w:styleId="756">
     <w:name w:val="Table Grid Light"/>
-    <w:basedOn w:val="11"/>
+    <w:basedOn w:val="754"/>
     <w:uiPriority w:val="59"/>
     <w:pPr>
       <w:pBdr/>
@@ -20585,9 +23170,9 @@
       </w:tcPr>
     </w:tblStylePr>
   </w:style>
-  <w:style w:type="table" w:styleId="14">
+  <w:style w:type="table" w:styleId="757">
     <w:name w:val="Plain Table 1"/>
-    <w:basedOn w:val="11"/>
+    <w:basedOn w:val="754"/>
     <w:uiPriority w:val="59"/>
     <w:pPr>
       <w:pBdr/>
@@ -20810,9 +23395,9 @@
       </w:tcPr>
     </w:tblStylePr>
   </w:style>
-  <w:style w:type="table" w:styleId="15">
+  <w:style w:type="table" w:styleId="758">
     <w:name w:val="Plain Table 2"/>
-    <w:basedOn w:val="11"/>
+    <w:basedOn w:val="754"/>
     <w:uiPriority w:val="59"/>
     <w:pPr>
       <w:pBdr/>
@@ -21043,9 +23628,9 @@
       </w:tcPr>
     </w:tblStylePr>
   </w:style>
-  <w:style w:type="table" w:styleId="16">
+  <w:style w:type="table" w:styleId="759">
     <w:name w:val="Plain Table 3"/>
-    <w:basedOn w:val="11"/>
+    <w:basedOn w:val="754"/>
     <w:uiPriority w:val="99"/>
     <w:pPr>
       <w:pBdr/>
@@ -21273,9 +23858,9 @@
       </w:tcPr>
     </w:tblStylePr>
   </w:style>
-  <w:style w:type="table" w:styleId="17">
+  <w:style w:type="table" w:styleId="760">
     <w:name w:val="Plain Table 4"/>
-    <w:basedOn w:val="11"/>
+    <w:basedOn w:val="754"/>
     <w:uiPriority w:val="99"/>
     <w:pPr>
       <w:pBdr/>
@@ -21489,9 +24074,9 @@
       </w:tcPr>
     </w:tblStylePr>
   </w:style>
-  <w:style w:type="table" w:styleId="18">
+  <w:style w:type="table" w:styleId="761">
     <w:name w:val="Plain Table 5"/>
-    <w:basedOn w:val="11"/>
+    <w:basedOn w:val="754"/>
     <w:uiPriority w:val="99"/>
     <w:pPr>
       <w:pBdr/>
@@ -21722,9 +24307,9 @@
       </w:tcPr>
     </w:tblStylePr>
   </w:style>
-  <w:style w:type="table" w:styleId="19">
+  <w:style w:type="table" w:styleId="762">
     <w:name w:val="Grid Table 1 Light"/>
-    <w:basedOn w:val="11"/>
+    <w:basedOn w:val="754"/>
     <w:uiPriority w:val="99"/>
     <w:pPr>
       <w:pBdr/>
@@ -21945,9 +24530,9 @@
       </w:tcPr>
     </w:tblStylePr>
   </w:style>
-  <w:style w:type="table" w:styleId="20">
+  <w:style w:type="table" w:styleId="763">
     <w:name w:val="Grid Table 1 Light - Accent 1"/>
-    <w:basedOn w:val="11"/>
+    <w:basedOn w:val="754"/>
     <w:uiPriority w:val="99"/>
     <w:pPr>
       <w:pBdr/>
@@ -22168,9 +24753,9 @@
       </w:tcPr>
     </w:tblStylePr>
   </w:style>
-  <w:style w:type="table" w:styleId="21">
+  <w:style w:type="table" w:styleId="764">
     <w:name w:val="Grid Table 1 Light - Accent 2"/>
-    <w:basedOn w:val="11"/>
+    <w:basedOn w:val="754"/>
     <w:uiPriority w:val="99"/>
     <w:pPr>
       <w:pBdr/>
@@ -22391,9 +24976,9 @@
       </w:tcPr>
     </w:tblStylePr>
   </w:style>
-  <w:style w:type="table" w:styleId="22">
+  <w:style w:type="table" w:styleId="765">
     <w:name w:val="Grid Table 1 Light - Accent 3"/>
-    <w:basedOn w:val="11"/>
+    <w:basedOn w:val="754"/>
     <w:uiPriority w:val="99"/>
     <w:pPr>
       <w:pBdr/>
@@ -22614,9 +25199,9 @@
       </w:tcPr>
     </w:tblStylePr>
   </w:style>
-  <w:style w:type="table" w:styleId="23">
+  <w:style w:type="table" w:styleId="766">
     <w:name w:val="Grid Table 1 Light - Accent 4"/>
-    <w:basedOn w:val="11"/>
+    <w:basedOn w:val="754"/>
     <w:uiPriority w:val="99"/>
     <w:pPr>
       <w:pBdr/>
@@ -22837,9 +25422,9 @@
       </w:tcPr>
     </w:tblStylePr>
   </w:style>
-  <w:style w:type="table" w:styleId="24">
+  <w:style w:type="table" w:styleId="767">
     <w:name w:val="Grid Table 1 Light - Accent 5"/>
-    <w:basedOn w:val="11"/>
+    <w:basedOn w:val="754"/>
     <w:uiPriority w:val="99"/>
     <w:pPr>
       <w:pBdr/>
@@ -23060,9 +25645,9 @@
       </w:tcPr>
     </w:tblStylePr>
   </w:style>
-  <w:style w:type="table" w:styleId="25">
+  <w:style w:type="table" w:styleId="768">
     <w:name w:val="Grid Table 1 Light - Accent 6"/>
-    <w:basedOn w:val="11"/>
+    <w:basedOn w:val="754"/>
     <w:uiPriority w:val="99"/>
     <w:pPr>
       <w:pBdr/>
@@ -23283,9 +25868,9 @@
       </w:tcPr>
     </w:tblStylePr>
   </w:style>
-  <w:style w:type="table" w:styleId="26">
+  <w:style w:type="table" w:styleId="769">
     <w:name w:val="Grid Table 2"/>
-    <w:basedOn w:val="11"/>
+    <w:basedOn w:val="754"/>
     <w:uiPriority w:val="99"/>
     <w:pPr>
       <w:pBdr/>
@@ -23515,9 +26100,9 @@
       </w:tcPr>
     </w:tblStylePr>
   </w:style>
-  <w:style w:type="table" w:styleId="27">
+  <w:style w:type="table" w:styleId="770">
     <w:name w:val="Grid Table 2 - Accent 1"/>
-    <w:basedOn w:val="11"/>
+    <w:basedOn w:val="754"/>
     <w:uiPriority w:val="99"/>
     <w:pPr>
       <w:pBdr/>
@@ -23747,9 +26332,9 @@
       </w:tcPr>
     </w:tblStylePr>
   </w:style>
-  <w:style w:type="table" w:styleId="28">
+  <w:style w:type="table" w:styleId="771">
     <w:name w:val="Grid Table 2 - Accent 2"/>
-    <w:basedOn w:val="11"/>
+    <w:basedOn w:val="754"/>
     <w:uiPriority w:val="99"/>
     <w:pPr>
       <w:pBdr/>
@@ -23979,9 +26564,9 @@
       </w:tcPr>
     </w:tblStylePr>
   </w:style>
-  <w:style w:type="table" w:styleId="29">
+  <w:style w:type="table" w:styleId="772">
     <w:name w:val="Grid Table 2 - Accent 3"/>
-    <w:basedOn w:val="11"/>
+    <w:basedOn w:val="754"/>
     <w:uiPriority w:val="99"/>
     <w:pPr>
       <w:pBdr/>
@@ -24211,9 +26796,9 @@
       </w:tcPr>
     </w:tblStylePr>
   </w:style>
-  <w:style w:type="table" w:styleId="30">
+  <w:style w:type="table" w:styleId="773">
     <w:name w:val="Grid Table 2 - Accent 4"/>
-    <w:basedOn w:val="11"/>
+    <w:basedOn w:val="754"/>
     <w:uiPriority w:val="99"/>
     <w:pPr>
       <w:pBdr/>
@@ -24443,9 +27028,9 @@
       </w:tcPr>
     </w:tblStylePr>
   </w:style>
-  <w:style w:type="table" w:styleId="31">
+  <w:style w:type="table" w:styleId="774">
     <w:name w:val="Grid Table 2 - Accent 5"/>
-    <w:basedOn w:val="11"/>
+    <w:basedOn w:val="754"/>
     <w:uiPriority w:val="99"/>
     <w:pPr>
       <w:pBdr/>
@@ -24675,9 +27260,9 @@
       </w:tcPr>
     </w:tblStylePr>
   </w:style>
-  <w:style w:type="table" w:styleId="32">
+  <w:style w:type="table" w:styleId="775">
     <w:name w:val="Grid Table 2 - Accent 6"/>
-    <w:basedOn w:val="11"/>
+    <w:basedOn w:val="754"/>
     <w:uiPriority w:val="99"/>
     <w:pPr>
       <w:pBdr/>
@@ -24907,9 +27492,9 @@
       </w:tcPr>
     </w:tblStylePr>
   </w:style>
-  <w:style w:type="table" w:styleId="33">
+  <w:style w:type="table" w:styleId="776">
     <w:name w:val="Grid Table 3"/>
-    <w:basedOn w:val="11"/>
+    <w:basedOn w:val="754"/>
     <w:uiPriority w:val="99"/>
     <w:pPr>
       <w:pBdr/>
@@ -25008,29 +27593,6 @@
         <w:tblBorders/>
       </w:tblPr>
       <w:tcPr>
-        <w:shd w:color="ffffff"/>
-        <w:tcBorders>
-          <w:top w:val="none" w:color="000000" w:sz="4" w:space="0"/>
-          <w:left w:val="none" w:color="000000" w:sz="4" w:space="0"/>
-          <w:bottom w:val="none" w:color="000000" w:sz="4" w:space="0"/>
-          <w:right w:val="none" w:color="000000" w:sz="4" w:space="0"/>
-        </w:tcBorders>
-      </w:tcPr>
-    </w:tblStylePr>
-    <w:tblStylePr w:type="firstRow">
-      <w:rPr>
-        <w:b/>
-        <w:color w:val="404040"/>
-      </w:rPr>
-      <w:pPr>
-        <w:pBdr/>
-        <w:spacing/>
-        <w:ind/>
-      </w:pPr>
-      <w:tblPr>
-        <w:tblBorders/>
-      </w:tblPr>
-      <w:tcPr>
         <w:shd w:val="clear" w:color="ffffff"/>
         <w:tcBorders>
           <w:top w:val="none" w:color="000000" w:sz="4" w:space="0"/>
@@ -25040,30 +27602,7 @@
         </w:tcBorders>
       </w:tcPr>
     </w:tblStylePr>
-    <w:tblStylePr w:type="lastCol">
-      <w:rPr>
-        <w:i/>
-        <w:color w:val="404040"/>
-      </w:rPr>
-      <w:pPr>
-        <w:pBdr/>
-        <w:spacing/>
-        <w:ind/>
-      </w:pPr>
-      <w:tblPr>
-        <w:tblBorders/>
-      </w:tblPr>
-      <w:tcPr>
-        <w:shd w:color="ffffff"/>
-        <w:tcBorders>
-          <w:top w:val="none" w:color="000000" w:sz="4" w:space="0"/>
-          <w:left w:val="none" w:color="000000" w:sz="4" w:space="0"/>
-          <w:bottom w:val="none" w:color="000000" w:sz="4" w:space="0"/>
-          <w:right w:val="none" w:color="000000" w:sz="4" w:space="0"/>
-        </w:tcBorders>
-      </w:tcPr>
-    </w:tblStylePr>
-    <w:tblStylePr w:type="lastRow">
+    <w:tblStylePr w:type="firstRow">
       <w:rPr>
         <w:b/>
         <w:color w:val="404040"/>
@@ -25086,6 +27625,52 @@
         </w:tcBorders>
       </w:tcPr>
     </w:tblStylePr>
+    <w:tblStylePr w:type="lastCol">
+      <w:rPr>
+        <w:i/>
+        <w:color w:val="404040"/>
+      </w:rPr>
+      <w:pPr>
+        <w:pBdr/>
+        <w:spacing/>
+        <w:ind/>
+      </w:pPr>
+      <w:tblPr>
+        <w:tblBorders/>
+      </w:tblPr>
+      <w:tcPr>
+        <w:shd w:val="clear" w:color="ffffff"/>
+        <w:tcBorders>
+          <w:top w:val="none" w:color="000000" w:sz="4" w:space="0"/>
+          <w:left w:val="none" w:color="000000" w:sz="4" w:space="0"/>
+          <w:bottom w:val="none" w:color="000000" w:sz="4" w:space="0"/>
+          <w:right w:val="none" w:color="000000" w:sz="4" w:space="0"/>
+        </w:tcBorders>
+      </w:tcPr>
+    </w:tblStylePr>
+    <w:tblStylePr w:type="lastRow">
+      <w:rPr>
+        <w:b/>
+        <w:color w:val="404040"/>
+      </w:rPr>
+      <w:pPr>
+        <w:pBdr/>
+        <w:spacing/>
+        <w:ind/>
+      </w:pPr>
+      <w:tblPr>
+        <w:tblBorders/>
+      </w:tblPr>
+      <w:tcPr>
+        <w:shd w:val="clear" w:color="ffffff"/>
+        <w:tcBorders>
+          <w:top w:val="none" w:color="000000" w:sz="4" w:space="0"/>
+          <w:left w:val="none" w:color="000000" w:sz="4" w:space="0"/>
+          <w:bottom w:val="none" w:color="000000" w:sz="4" w:space="0"/>
+          <w:right w:val="none" w:color="000000" w:sz="4" w:space="0"/>
+        </w:tcBorders>
+      </w:tcPr>
+    </w:tblStylePr>
     <w:tblStylePr w:type="nwCell">
       <w:pPr>
         <w:pBdr/>
@@ -25152,9 +27737,9 @@
       </w:tcPr>
     </w:tblStylePr>
   </w:style>
-  <w:style w:type="table" w:styleId="34">
+  <w:style w:type="table" w:styleId="777">
     <w:name w:val="Grid Table 3 - Accent 1"/>
-    <w:basedOn w:val="11"/>
+    <w:basedOn w:val="754"/>
     <w:uiPriority w:val="99"/>
     <w:pPr>
       <w:pBdr/>
@@ -25253,29 +27838,6 @@
         <w:tblBorders/>
       </w:tblPr>
       <w:tcPr>
-        <w:shd w:color="ffffff"/>
-        <w:tcBorders>
-          <w:top w:val="none" w:color="000000" w:sz="4" w:space="0"/>
-          <w:left w:val="none" w:color="000000" w:sz="4" w:space="0"/>
-          <w:bottom w:val="none" w:color="000000" w:sz="4" w:space="0"/>
-          <w:right w:val="none" w:color="000000" w:sz="4" w:space="0"/>
-        </w:tcBorders>
-      </w:tcPr>
-    </w:tblStylePr>
-    <w:tblStylePr w:type="firstRow">
-      <w:rPr>
-        <w:b/>
-        <w:color w:val="404040"/>
-      </w:rPr>
-      <w:pPr>
-        <w:pBdr/>
-        <w:spacing/>
-        <w:ind/>
-      </w:pPr>
-      <w:tblPr>
-        <w:tblBorders/>
-      </w:tblPr>
-      <w:tcPr>
         <w:shd w:val="clear" w:color="ffffff"/>
         <w:tcBorders>
           <w:top w:val="none" w:color="000000" w:sz="4" w:space="0"/>
@@ -25285,30 +27847,7 @@
         </w:tcBorders>
       </w:tcPr>
     </w:tblStylePr>
-    <w:tblStylePr w:type="lastCol">
-      <w:rPr>
-        <w:i/>
-        <w:color w:val="404040"/>
-      </w:rPr>
-      <w:pPr>
-        <w:pBdr/>
-        <w:spacing/>
-        <w:ind/>
-      </w:pPr>
-      <w:tblPr>
-        <w:tblBorders/>
-      </w:tblPr>
-      <w:tcPr>
-        <w:shd w:color="ffffff"/>
-        <w:tcBorders>
-          <w:top w:val="none" w:color="000000" w:sz="4" w:space="0"/>
-          <w:left w:val="none" w:color="000000" w:sz="4" w:space="0"/>
-          <w:bottom w:val="none" w:color="000000" w:sz="4" w:space="0"/>
-          <w:right w:val="none" w:color="000000" w:sz="4" w:space="0"/>
-        </w:tcBorders>
-      </w:tcPr>
-    </w:tblStylePr>
-    <w:tblStylePr w:type="lastRow">
+    <w:tblStylePr w:type="firstRow">
       <w:rPr>
         <w:b/>
         <w:color w:val="404040"/>
@@ -25331,6 +27870,52 @@
         </w:tcBorders>
       </w:tcPr>
     </w:tblStylePr>
+    <w:tblStylePr w:type="lastCol">
+      <w:rPr>
+        <w:i/>
+        <w:color w:val="404040"/>
+      </w:rPr>
+      <w:pPr>
+        <w:pBdr/>
+        <w:spacing/>
+        <w:ind/>
+      </w:pPr>
+      <w:tblPr>
+        <w:tblBorders/>
+      </w:tblPr>
+      <w:tcPr>
+        <w:shd w:val="clear" w:color="ffffff"/>
+        <w:tcBorders>
+          <w:top w:val="none" w:color="000000" w:sz="4" w:space="0"/>
+          <w:left w:val="none" w:color="000000" w:sz="4" w:space="0"/>
+          <w:bottom w:val="none" w:color="000000" w:sz="4" w:space="0"/>
+          <w:right w:val="none" w:color="000000" w:sz="4" w:space="0"/>
+        </w:tcBorders>
+      </w:tcPr>
+    </w:tblStylePr>
+    <w:tblStylePr w:type="lastRow">
+      <w:rPr>
+        <w:b/>
+        <w:color w:val="404040"/>
+      </w:rPr>
+      <w:pPr>
+        <w:pBdr/>
+        <w:spacing/>
+        <w:ind/>
+      </w:pPr>
+      <w:tblPr>
+        <w:tblBorders/>
+      </w:tblPr>
+      <w:tcPr>
+        <w:shd w:val="clear" w:color="ffffff"/>
+        <w:tcBorders>
+          <w:top w:val="none" w:color="000000" w:sz="4" w:space="0"/>
+          <w:left w:val="none" w:color="000000" w:sz="4" w:space="0"/>
+          <w:bottom w:val="none" w:color="000000" w:sz="4" w:space="0"/>
+          <w:right w:val="none" w:color="000000" w:sz="4" w:space="0"/>
+        </w:tcBorders>
+      </w:tcPr>
+    </w:tblStylePr>
     <w:tblStylePr w:type="nwCell">
       <w:pPr>
         <w:pBdr/>
@@ -25397,9 +27982,9 @@
       </w:tcPr>
     </w:tblStylePr>
   </w:style>
-  <w:style w:type="table" w:styleId="35">
+  <w:style w:type="table" w:styleId="778">
     <w:name w:val="Grid Table 3 - Accent 2"/>
-    <w:basedOn w:val="11"/>
+    <w:basedOn w:val="754"/>
     <w:uiPriority w:val="99"/>
     <w:pPr>
       <w:pBdr/>
@@ -25498,29 +28083,6 @@
         <w:tblBorders/>
       </w:tblPr>
       <w:tcPr>
-        <w:shd w:color="ffffff"/>
-        <w:tcBorders>
-          <w:top w:val="none" w:color="000000" w:sz="4" w:space="0"/>
-          <w:left w:val="none" w:color="000000" w:sz="4" w:space="0"/>
-          <w:bottom w:val="none" w:color="000000" w:sz="4" w:space="0"/>
-          <w:right w:val="none" w:color="000000" w:sz="4" w:space="0"/>
-        </w:tcBorders>
-      </w:tcPr>
-    </w:tblStylePr>
-    <w:tblStylePr w:type="firstRow">
-      <w:rPr>
-        <w:b/>
-        <w:color w:val="404040"/>
-      </w:rPr>
-      <w:pPr>
-        <w:pBdr/>
-        <w:spacing/>
-        <w:ind/>
-      </w:pPr>
-      <w:tblPr>
-        <w:tblBorders/>
-      </w:tblPr>
-      <w:tcPr>
         <w:shd w:val="clear" w:color="ffffff"/>
         <w:tcBorders>
           <w:top w:val="none" w:color="000000" w:sz="4" w:space="0"/>
@@ -25530,30 +28092,7 @@
         </w:tcBorders>
       </w:tcPr>
     </w:tblStylePr>
-    <w:tblStylePr w:type="lastCol">
-      <w:rPr>
-        <w:i/>
-        <w:color w:val="404040"/>
-      </w:rPr>
-      <w:pPr>
-        <w:pBdr/>
-        <w:spacing/>
-        <w:ind/>
-      </w:pPr>
-      <w:tblPr>
-        <w:tblBorders/>
-      </w:tblPr>
-      <w:tcPr>
-        <w:shd w:color="ffffff"/>
-        <w:tcBorders>
-          <w:top w:val="none" w:color="000000" w:sz="4" w:space="0"/>
-          <w:left w:val="none" w:color="000000" w:sz="4" w:space="0"/>
-          <w:bottom w:val="none" w:color="000000" w:sz="4" w:space="0"/>
-          <w:right w:val="none" w:color="000000" w:sz="4" w:space="0"/>
-        </w:tcBorders>
-      </w:tcPr>
-    </w:tblStylePr>
-    <w:tblStylePr w:type="lastRow">
+    <w:tblStylePr w:type="firstRow">
       <w:rPr>
         <w:b/>
         <w:color w:val="404040"/>
@@ -25576,6 +28115,52 @@
         </w:tcBorders>
       </w:tcPr>
     </w:tblStylePr>
+    <w:tblStylePr w:type="lastCol">
+      <w:rPr>
+        <w:i/>
+        <w:color w:val="404040"/>
+      </w:rPr>
+      <w:pPr>
+        <w:pBdr/>
+        <w:spacing/>
+        <w:ind/>
+      </w:pPr>
+      <w:tblPr>
+        <w:tblBorders/>
+      </w:tblPr>
+      <w:tcPr>
+        <w:shd w:val="clear" w:color="ffffff"/>
+        <w:tcBorders>
+          <w:top w:val="none" w:color="000000" w:sz="4" w:space="0"/>
+          <w:left w:val="none" w:color="000000" w:sz="4" w:space="0"/>
+          <w:bottom w:val="none" w:color="000000" w:sz="4" w:space="0"/>
+          <w:right w:val="none" w:color="000000" w:sz="4" w:space="0"/>
+        </w:tcBorders>
+      </w:tcPr>
+    </w:tblStylePr>
+    <w:tblStylePr w:type="lastRow">
+      <w:rPr>
+        <w:b/>
+        <w:color w:val="404040"/>
+      </w:rPr>
+      <w:pPr>
+        <w:pBdr/>
+        <w:spacing/>
+        <w:ind/>
+      </w:pPr>
+      <w:tblPr>
+        <w:tblBorders/>
+      </w:tblPr>
+      <w:tcPr>
+        <w:shd w:val="clear" w:color="ffffff"/>
+        <w:tcBorders>
+          <w:top w:val="none" w:color="000000" w:sz="4" w:space="0"/>
+          <w:left w:val="none" w:color="000000" w:sz="4" w:space="0"/>
+          <w:bottom w:val="none" w:color="000000" w:sz="4" w:space="0"/>
+          <w:right w:val="none" w:color="000000" w:sz="4" w:space="0"/>
+        </w:tcBorders>
+      </w:tcPr>
+    </w:tblStylePr>
     <w:tblStylePr w:type="nwCell">
       <w:pPr>
         <w:pBdr/>
@@ -25642,9 +28227,9 @@
       </w:tcPr>
     </w:tblStylePr>
   </w:style>
-  <w:style w:type="table" w:styleId="36">
+  <w:style w:type="table" w:styleId="779">
     <w:name w:val="Grid Table 3 - Accent 3"/>
-    <w:basedOn w:val="11"/>
+    <w:basedOn w:val="754"/>
     <w:uiPriority w:val="99"/>
     <w:pPr>
       <w:pBdr/>
@@ -25743,29 +28328,6 @@
         <w:tblBorders/>
       </w:tblPr>
       <w:tcPr>
-        <w:shd w:color="ffffff"/>
-        <w:tcBorders>
-          <w:top w:val="none" w:color="000000" w:sz="4" w:space="0"/>
-          <w:left w:val="none" w:color="000000" w:sz="4" w:space="0"/>
-          <w:bottom w:val="none" w:color="000000" w:sz="4" w:space="0"/>
-          <w:right w:val="none" w:color="000000" w:sz="4" w:space="0"/>
-        </w:tcBorders>
-      </w:tcPr>
-    </w:tblStylePr>
-    <w:tblStylePr w:type="firstRow">
-      <w:rPr>
-        <w:b/>
-        <w:color w:val="404040"/>
-      </w:rPr>
-      <w:pPr>
-        <w:pBdr/>
-        <w:spacing/>
-        <w:ind/>
-      </w:pPr>
-      <w:tblPr>
-        <w:tblBorders/>
-      </w:tblPr>
-      <w:tcPr>
         <w:shd w:val="clear" w:color="ffffff"/>
         <w:tcBorders>
           <w:top w:val="none" w:color="000000" w:sz="4" w:space="0"/>
@@ -25775,30 +28337,7 @@
         </w:tcBorders>
       </w:tcPr>
     </w:tblStylePr>
-    <w:tblStylePr w:type="lastCol">
-      <w:rPr>
-        <w:i/>
-        <w:color w:val="404040"/>
-      </w:rPr>
-      <w:pPr>
-        <w:pBdr/>
-        <w:spacing/>
-        <w:ind/>
-      </w:pPr>
-      <w:tblPr>
-        <w:tblBorders/>
-      </w:tblPr>
-      <w:tcPr>
-        <w:shd w:color="ffffff"/>
-        <w:tcBorders>
-          <w:top w:val="none" w:color="000000" w:sz="4" w:space="0"/>
-          <w:left w:val="none" w:color="000000" w:sz="4" w:space="0"/>
-          <w:bottom w:val="none" w:color="000000" w:sz="4" w:space="0"/>
-          <w:right w:val="none" w:color="000000" w:sz="4" w:space="0"/>
-        </w:tcBorders>
-      </w:tcPr>
-    </w:tblStylePr>
-    <w:tblStylePr w:type="lastRow">
+    <w:tblStylePr w:type="firstRow">
       <w:rPr>
         <w:b/>
         <w:color w:val="404040"/>
@@ -25821,6 +28360,52 @@
         </w:tcBorders>
       </w:tcPr>
     </w:tblStylePr>
+    <w:tblStylePr w:type="lastCol">
+      <w:rPr>
+        <w:i/>
+        <w:color w:val="404040"/>
+      </w:rPr>
+      <w:pPr>
+        <w:pBdr/>
+        <w:spacing/>
+        <w:ind/>
+      </w:pPr>
+      <w:tblPr>
+        <w:tblBorders/>
+      </w:tblPr>
+      <w:tcPr>
+        <w:shd w:val="clear" w:color="ffffff"/>
+        <w:tcBorders>
+          <w:top w:val="none" w:color="000000" w:sz="4" w:space="0"/>
+          <w:left w:val="none" w:color="000000" w:sz="4" w:space="0"/>
+          <w:bottom w:val="none" w:color="000000" w:sz="4" w:space="0"/>
+          <w:right w:val="none" w:color="000000" w:sz="4" w:space="0"/>
+        </w:tcBorders>
+      </w:tcPr>
+    </w:tblStylePr>
+    <w:tblStylePr w:type="lastRow">
+      <w:rPr>
+        <w:b/>
+        <w:color w:val="404040"/>
+      </w:rPr>
+      <w:pPr>
+        <w:pBdr/>
+        <w:spacing/>
+        <w:ind/>
+      </w:pPr>
+      <w:tblPr>
+        <w:tblBorders/>
+      </w:tblPr>
+      <w:tcPr>
+        <w:shd w:val="clear" w:color="ffffff"/>
+        <w:tcBorders>
+          <w:top w:val="none" w:color="000000" w:sz="4" w:space="0"/>
+          <w:left w:val="none" w:color="000000" w:sz="4" w:space="0"/>
+          <w:bottom w:val="none" w:color="000000" w:sz="4" w:space="0"/>
+          <w:right w:val="none" w:color="000000" w:sz="4" w:space="0"/>
+        </w:tcBorders>
+      </w:tcPr>
+    </w:tblStylePr>
     <w:tblStylePr w:type="nwCell">
       <w:pPr>
         <w:pBdr/>
@@ -25887,9 +28472,9 @@
       </w:tcPr>
     </w:tblStylePr>
   </w:style>
-  <w:style w:type="table" w:styleId="37">
+  <w:style w:type="table" w:styleId="780">
     <w:name w:val="Grid Table 3 - Accent 4"/>
-    <w:basedOn w:val="11"/>
+    <w:basedOn w:val="754"/>
     <w:uiPriority w:val="99"/>
     <w:pPr>
       <w:pBdr/>
@@ -25988,29 +28573,6 @@
         <w:tblBorders/>
       </w:tblPr>
       <w:tcPr>
-        <w:shd w:color="ffffff"/>
-        <w:tcBorders>
-          <w:top w:val="none" w:color="000000" w:sz="4" w:space="0"/>
-          <w:left w:val="none" w:color="000000" w:sz="4" w:space="0"/>
-          <w:bottom w:val="none" w:color="000000" w:sz="4" w:space="0"/>
-          <w:right w:val="none" w:color="000000" w:sz="4" w:space="0"/>
-        </w:tcBorders>
-      </w:tcPr>
-    </w:tblStylePr>
-    <w:tblStylePr w:type="firstRow">
-      <w:rPr>
-        <w:b/>
-        <w:color w:val="404040"/>
-      </w:rPr>
-      <w:pPr>
-        <w:pBdr/>
-        <w:spacing/>
-        <w:ind/>
-      </w:pPr>
-      <w:tblPr>
-        <w:tblBorders/>
-      </w:tblPr>
-      <w:tcPr>
         <w:shd w:val="clear" w:color="ffffff"/>
         <w:tcBorders>
           <w:top w:val="none" w:color="000000" w:sz="4" w:space="0"/>
@@ -26020,30 +28582,7 @@
         </w:tcBorders>
       </w:tcPr>
     </w:tblStylePr>
-    <w:tblStylePr w:type="lastCol">
-      <w:rPr>
-        <w:i/>
-        <w:color w:val="404040"/>
-      </w:rPr>
-      <w:pPr>
-        <w:pBdr/>
-        <w:spacing/>
-        <w:ind/>
-      </w:pPr>
-      <w:tblPr>
-        <w:tblBorders/>
-      </w:tblPr>
-      <w:tcPr>
-        <w:shd w:color="ffffff"/>
-        <w:tcBorders>
-          <w:top w:val="none" w:color="000000" w:sz="4" w:space="0"/>
-          <w:left w:val="none" w:color="000000" w:sz="4" w:space="0"/>
-          <w:bottom w:val="none" w:color="000000" w:sz="4" w:space="0"/>
-          <w:right w:val="none" w:color="000000" w:sz="4" w:space="0"/>
-        </w:tcBorders>
-      </w:tcPr>
-    </w:tblStylePr>
-    <w:tblStylePr w:type="lastRow">
+    <w:tblStylePr w:type="firstRow">
       <w:rPr>
         <w:b/>
         <w:color w:val="404040"/>
@@ -26066,6 +28605,52 @@
         </w:tcBorders>
       </w:tcPr>
     </w:tblStylePr>
+    <w:tblStylePr w:type="lastCol">
+      <w:rPr>
+        <w:i/>
+        <w:color w:val="404040"/>
+      </w:rPr>
+      <w:pPr>
+        <w:pBdr/>
+        <w:spacing/>
+        <w:ind/>
+      </w:pPr>
+      <w:tblPr>
+        <w:tblBorders/>
+      </w:tblPr>
+      <w:tcPr>
+        <w:shd w:val="clear" w:color="ffffff"/>
+        <w:tcBorders>
+          <w:top w:val="none" w:color="000000" w:sz="4" w:space="0"/>
+          <w:left w:val="none" w:color="000000" w:sz="4" w:space="0"/>
+          <w:bottom w:val="none" w:color="000000" w:sz="4" w:space="0"/>
+          <w:right w:val="none" w:color="000000" w:sz="4" w:space="0"/>
+        </w:tcBorders>
+      </w:tcPr>
+    </w:tblStylePr>
+    <w:tblStylePr w:type="lastRow">
+      <w:rPr>
+        <w:b/>
+        <w:color w:val="404040"/>
+      </w:rPr>
+      <w:pPr>
+        <w:pBdr/>
+        <w:spacing/>
+        <w:ind/>
+      </w:pPr>
+      <w:tblPr>
+        <w:tblBorders/>
+      </w:tblPr>
+      <w:tcPr>
+        <w:shd w:val="clear" w:color="ffffff"/>
+        <w:tcBorders>
+          <w:top w:val="none" w:color="000000" w:sz="4" w:space="0"/>
+          <w:left w:val="none" w:color="000000" w:sz="4" w:space="0"/>
+          <w:bottom w:val="none" w:color="000000" w:sz="4" w:space="0"/>
+          <w:right w:val="none" w:color="000000" w:sz="4" w:space="0"/>
+        </w:tcBorders>
+      </w:tcPr>
+    </w:tblStylePr>
     <w:tblStylePr w:type="nwCell">
       <w:pPr>
         <w:pBdr/>
@@ -26132,9 +28717,9 @@
       </w:tcPr>
     </w:tblStylePr>
   </w:style>
-  <w:style w:type="table" w:styleId="38">
+  <w:style w:type="table" w:styleId="781">
     <w:name w:val="Grid Table 3 - Accent 5"/>
-    <w:basedOn w:val="11"/>
+    <w:basedOn w:val="754"/>
     <w:uiPriority w:val="99"/>
     <w:pPr>
       <w:pBdr/>
@@ -26233,29 +28818,6 @@
         <w:tblBorders/>
       </w:tblPr>
       <w:tcPr>
-        <w:shd w:color="ffffff"/>
-        <w:tcBorders>
-          <w:top w:val="none" w:color="000000" w:sz="4" w:space="0"/>
-          <w:left w:val="none" w:color="000000" w:sz="4" w:space="0"/>
-          <w:bottom w:val="none" w:color="000000" w:sz="4" w:space="0"/>
-          <w:right w:val="none" w:color="000000" w:sz="4" w:space="0"/>
-        </w:tcBorders>
-      </w:tcPr>
-    </w:tblStylePr>
-    <w:tblStylePr w:type="firstRow">
-      <w:rPr>
-        <w:b/>
-        <w:color w:val="404040"/>
-      </w:rPr>
-      <w:pPr>
-        <w:pBdr/>
-        <w:spacing/>
-        <w:ind/>
-      </w:pPr>
-      <w:tblPr>
-        <w:tblBorders/>
-      </w:tblPr>
-      <w:tcPr>
         <w:shd w:val="clear" w:color="ffffff"/>
         <w:tcBorders>
           <w:top w:val="none" w:color="000000" w:sz="4" w:space="0"/>
@@ -26265,30 +28827,7 @@
         </w:tcBorders>
       </w:tcPr>
     </w:tblStylePr>
-    <w:tblStylePr w:type="lastCol">
-      <w:rPr>
-        <w:i/>
-        <w:color w:val="404040"/>
-      </w:rPr>
-      <w:pPr>
-        <w:pBdr/>
-        <w:spacing/>
-        <w:ind/>
-      </w:pPr>
-      <w:tblPr>
-        <w:tblBorders/>
-      </w:tblPr>
-      <w:tcPr>
-        <w:shd w:color="ffffff"/>
-        <w:tcBorders>
-          <w:top w:val="none" w:color="000000" w:sz="4" w:space="0"/>
-          <w:left w:val="none" w:color="000000" w:sz="4" w:space="0"/>
-          <w:bottom w:val="none" w:color="000000" w:sz="4" w:space="0"/>
-          <w:right w:val="none" w:color="000000" w:sz="4" w:space="0"/>
-        </w:tcBorders>
-      </w:tcPr>
-    </w:tblStylePr>
-    <w:tblStylePr w:type="lastRow">
+    <w:tblStylePr w:type="firstRow">
       <w:rPr>
         <w:b/>
         <w:color w:val="404040"/>
@@ -26311,6 +28850,52 @@
         </w:tcBorders>
       </w:tcPr>
     </w:tblStylePr>
+    <w:tblStylePr w:type="lastCol">
+      <w:rPr>
+        <w:i/>
+        <w:color w:val="404040"/>
+      </w:rPr>
+      <w:pPr>
+        <w:pBdr/>
+        <w:spacing/>
+        <w:ind/>
+      </w:pPr>
+      <w:tblPr>
+        <w:tblBorders/>
+      </w:tblPr>
+      <w:tcPr>
+        <w:shd w:val="clear" w:color="ffffff"/>
+        <w:tcBorders>
+          <w:top w:val="none" w:color="000000" w:sz="4" w:space="0"/>
+          <w:left w:val="none" w:color="000000" w:sz="4" w:space="0"/>
+          <w:bottom w:val="none" w:color="000000" w:sz="4" w:space="0"/>
+          <w:right w:val="none" w:color="000000" w:sz="4" w:space="0"/>
+        </w:tcBorders>
+      </w:tcPr>
+    </w:tblStylePr>
+    <w:tblStylePr w:type="lastRow">
+      <w:rPr>
+        <w:b/>
+        <w:color w:val="404040"/>
+      </w:rPr>
+      <w:pPr>
+        <w:pBdr/>
+        <w:spacing/>
+        <w:ind/>
+      </w:pPr>
+      <w:tblPr>
+        <w:tblBorders/>
+      </w:tblPr>
+      <w:tcPr>
+        <w:shd w:val="clear" w:color="ffffff"/>
+        <w:tcBorders>
+          <w:top w:val="none" w:color="000000" w:sz="4" w:space="0"/>
+          <w:left w:val="none" w:color="000000" w:sz="4" w:space="0"/>
+          <w:bottom w:val="none" w:color="000000" w:sz="4" w:space="0"/>
+          <w:right w:val="none" w:color="000000" w:sz="4" w:space="0"/>
+        </w:tcBorders>
+      </w:tcPr>
+    </w:tblStylePr>
     <w:tblStylePr w:type="nwCell">
       <w:pPr>
         <w:pBdr/>
@@ -26377,9 +28962,9 @@
       </w:tcPr>
     </w:tblStylePr>
   </w:style>
-  <w:style w:type="table" w:styleId="39">
+  <w:style w:type="table" w:styleId="782">
     <w:name w:val="Grid Table 3 - Accent 6"/>
-    <w:basedOn w:val="11"/>
+    <w:basedOn w:val="754"/>
     <w:uiPriority w:val="99"/>
     <w:pPr>
       <w:pBdr/>
@@ -26478,29 +29063,6 @@
         <w:tblBorders/>
       </w:tblPr>
       <w:tcPr>
-        <w:shd w:color="ffffff"/>
-        <w:tcBorders>
-          <w:top w:val="none" w:color="000000" w:sz="4" w:space="0"/>
-          <w:left w:val="none" w:color="000000" w:sz="4" w:space="0"/>
-          <w:bottom w:val="none" w:color="000000" w:sz="4" w:space="0"/>
-          <w:right w:val="none" w:color="000000" w:sz="4" w:space="0"/>
-        </w:tcBorders>
-      </w:tcPr>
-    </w:tblStylePr>
-    <w:tblStylePr w:type="firstRow">
-      <w:rPr>
-        <w:b/>
-        <w:color w:val="404040"/>
-      </w:rPr>
-      <w:pPr>
-        <w:pBdr/>
-        <w:spacing/>
-        <w:ind/>
-      </w:pPr>
-      <w:tblPr>
-        <w:tblBorders/>
-      </w:tblPr>
-      <w:tcPr>
         <w:shd w:val="clear" w:color="ffffff"/>
         <w:tcBorders>
           <w:top w:val="none" w:color="000000" w:sz="4" w:space="0"/>
@@ -26510,30 +29072,7 @@
         </w:tcBorders>
       </w:tcPr>
     </w:tblStylePr>
-    <w:tblStylePr w:type="lastCol">
-      <w:rPr>
-        <w:i/>
-        <w:color w:val="404040"/>
-      </w:rPr>
-      <w:pPr>
-        <w:pBdr/>
-        <w:spacing/>
-        <w:ind/>
-      </w:pPr>
-      <w:tblPr>
-        <w:tblBorders/>
-      </w:tblPr>
-      <w:tcPr>
-        <w:shd w:color="ffffff"/>
-        <w:tcBorders>
-          <w:top w:val="none" w:color="000000" w:sz="4" w:space="0"/>
-          <w:left w:val="none" w:color="000000" w:sz="4" w:space="0"/>
-          <w:bottom w:val="none" w:color="000000" w:sz="4" w:space="0"/>
-          <w:right w:val="none" w:color="000000" w:sz="4" w:space="0"/>
-        </w:tcBorders>
-      </w:tcPr>
-    </w:tblStylePr>
-    <w:tblStylePr w:type="lastRow">
+    <w:tblStylePr w:type="firstRow">
       <w:rPr>
         <w:b/>
         <w:color w:val="404040"/>
@@ -26556,6 +29095,52 @@
         </w:tcBorders>
       </w:tcPr>
     </w:tblStylePr>
+    <w:tblStylePr w:type="lastCol">
+      <w:rPr>
+        <w:i/>
+        <w:color w:val="404040"/>
+      </w:rPr>
+      <w:pPr>
+        <w:pBdr/>
+        <w:spacing/>
+        <w:ind/>
+      </w:pPr>
+      <w:tblPr>
+        <w:tblBorders/>
+      </w:tblPr>
+      <w:tcPr>
+        <w:shd w:val="clear" w:color="ffffff"/>
+        <w:tcBorders>
+          <w:top w:val="none" w:color="000000" w:sz="4" w:space="0"/>
+          <w:left w:val="none" w:color="000000" w:sz="4" w:space="0"/>
+          <w:bottom w:val="none" w:color="000000" w:sz="4" w:space="0"/>
+          <w:right w:val="none" w:color="000000" w:sz="4" w:space="0"/>
+        </w:tcBorders>
+      </w:tcPr>
+    </w:tblStylePr>
+    <w:tblStylePr w:type="lastRow">
+      <w:rPr>
+        <w:b/>
+        <w:color w:val="404040"/>
+      </w:rPr>
+      <w:pPr>
+        <w:pBdr/>
+        <w:spacing/>
+        <w:ind/>
+      </w:pPr>
+      <w:tblPr>
+        <w:tblBorders/>
+      </w:tblPr>
+      <w:tcPr>
+        <w:shd w:val="clear" w:color="ffffff"/>
+        <w:tcBorders>
+          <w:top w:val="none" w:color="000000" w:sz="4" w:space="0"/>
+          <w:left w:val="none" w:color="000000" w:sz="4" w:space="0"/>
+          <w:bottom w:val="none" w:color="000000" w:sz="4" w:space="0"/>
+          <w:right w:val="none" w:color="000000" w:sz="4" w:space="0"/>
+        </w:tcBorders>
+      </w:tcPr>
+    </w:tblStylePr>
     <w:tblStylePr w:type="nwCell">
       <w:pPr>
         <w:pBdr/>
@@ -26622,9 +29207,9 @@
       </w:tcPr>
     </w:tblStylePr>
   </w:style>
-  <w:style w:type="table" w:styleId="40">
+  <w:style w:type="table" w:styleId="783">
     <w:name w:val="Grid Table 4"/>
-    <w:basedOn w:val="11"/>
+    <w:basedOn w:val="754"/>
     <w:uiPriority w:val="59"/>
     <w:pPr>
       <w:pBdr/>
@@ -26855,9 +29440,9 @@
       </w:tcPr>
     </w:tblStylePr>
   </w:style>
-  <w:style w:type="table" w:styleId="41">
+  <w:style w:type="table" w:styleId="784">
     <w:name w:val="Grid Table 4 - Accent 1"/>
-    <w:basedOn w:val="11"/>
+    <w:basedOn w:val="754"/>
     <w:uiPriority w:val="59"/>
     <w:pPr>
       <w:pBdr/>
@@ -27088,9 +29673,9 @@
       </w:tcPr>
     </w:tblStylePr>
   </w:style>
-  <w:style w:type="table" w:styleId="42">
+  <w:style w:type="table" w:styleId="785">
     <w:name w:val="Grid Table 4 - Accent 2"/>
-    <w:basedOn w:val="11"/>
+    <w:basedOn w:val="754"/>
     <w:uiPriority w:val="59"/>
     <w:pPr>
       <w:pBdr/>
@@ -27321,9 +29906,9 @@
       </w:tcPr>
     </w:tblStylePr>
   </w:style>
-  <w:style w:type="table" w:styleId="43">
+  <w:style w:type="table" w:styleId="786">
     <w:name w:val="Grid Table 4 - Accent 3"/>
-    <w:basedOn w:val="11"/>
+    <w:basedOn w:val="754"/>
     <w:uiPriority w:val="59"/>
     <w:pPr>
       <w:pBdr/>
@@ -27554,9 +30139,9 @@
       </w:tcPr>
     </w:tblStylePr>
   </w:style>
-  <w:style w:type="table" w:styleId="44">
+  <w:style w:type="table" w:styleId="787">
     <w:name w:val="Grid Table 4 - Accent 4"/>
-    <w:basedOn w:val="11"/>
+    <w:basedOn w:val="754"/>
     <w:uiPriority w:val="59"/>
     <w:pPr>
       <w:pBdr/>
@@ -27787,9 +30372,9 @@
       </w:tcPr>
     </w:tblStylePr>
   </w:style>
-  <w:style w:type="table" w:styleId="45">
+  <w:style w:type="table" w:styleId="788">
     <w:name w:val="Grid Table 4 - Accent 5"/>
-    <w:basedOn w:val="11"/>
+    <w:basedOn w:val="754"/>
     <w:uiPriority w:val="59"/>
     <w:pPr>
       <w:pBdr/>
@@ -28020,9 +30605,9 @@
       </w:tcPr>
     </w:tblStylePr>
   </w:style>
-  <w:style w:type="table" w:styleId="46">
+  <w:style w:type="table" w:styleId="789">
     <w:name w:val="Grid Table 4 - Accent 6"/>
-    <w:basedOn w:val="11"/>
+    <w:basedOn w:val="754"/>
     <w:uiPriority w:val="59"/>
     <w:pPr>
       <w:pBdr/>
@@ -28253,9 +30838,9 @@
       </w:tcPr>
     </w:tblStylePr>
   </w:style>
-  <w:style w:type="table" w:styleId="47">
+  <w:style w:type="table" w:styleId="790">
     <w:name w:val="Grid Table 5 Dark"/>
-    <w:basedOn w:val="11"/>
+    <w:basedOn w:val="754"/>
     <w:uiPriority w:val="99"/>
     <w:pPr>
       <w:pBdr/>
@@ -28481,9 +31066,9 @@
       </w:tcPr>
     </w:tblStylePr>
   </w:style>
-  <w:style w:type="table" w:styleId="48">
+  <w:style w:type="table" w:styleId="791">
     <w:name w:val="Grid Table 5 Dark- Accent 1"/>
-    <w:basedOn w:val="11"/>
+    <w:basedOn w:val="754"/>
     <w:uiPriority w:val="99"/>
     <w:pPr>
       <w:pBdr/>
@@ -28709,9 +31294,9 @@
       </w:tcPr>
     </w:tblStylePr>
   </w:style>
-  <w:style w:type="table" w:styleId="49">
+  <w:style w:type="table" w:styleId="792">
     <w:name w:val="Grid Table 5 Dark - Accent 2"/>
-    <w:basedOn w:val="11"/>
+    <w:basedOn w:val="754"/>
     <w:uiPriority w:val="99"/>
     <w:pPr>
       <w:pBdr/>
@@ -28937,9 +31522,9 @@
       </w:tcPr>
     </w:tblStylePr>
   </w:style>
-  <w:style w:type="table" w:styleId="50">
+  <w:style w:type="table" w:styleId="793">
     <w:name w:val="Grid Table 5 Dark - Accent 3"/>
-    <w:basedOn w:val="11"/>
+    <w:basedOn w:val="754"/>
     <w:uiPriority w:val="99"/>
     <w:pPr>
       <w:pBdr/>
@@ -29165,9 +31750,9 @@
       </w:tcPr>
     </w:tblStylePr>
   </w:style>
-  <w:style w:type="table" w:styleId="51">
+  <w:style w:type="table" w:styleId="794">
     <w:name w:val="Grid Table 5 Dark- Accent 4"/>
-    <w:basedOn w:val="11"/>
+    <w:basedOn w:val="754"/>
     <w:uiPriority w:val="99"/>
     <w:pPr>
       <w:pBdr/>
@@ -29393,9 +31978,9 @@
       </w:tcPr>
     </w:tblStylePr>
   </w:style>
-  <w:style w:type="table" w:styleId="52">
+  <w:style w:type="table" w:styleId="795">
     <w:name w:val="Grid Table 5 Dark - Accent 5"/>
-    <w:basedOn w:val="11"/>
+    <w:basedOn w:val="754"/>
     <w:uiPriority w:val="99"/>
     <w:pPr>
       <w:pBdr/>
@@ -29621,9 +32206,9 @@
       </w:tcPr>
     </w:tblStylePr>
   </w:style>
-  <w:style w:type="table" w:styleId="53">
+  <w:style w:type="table" w:styleId="796">
     <w:name w:val="Grid Table 5 Dark - Accent 6"/>
-    <w:basedOn w:val="11"/>
+    <w:basedOn w:val="754"/>
     <w:uiPriority w:val="99"/>
     <w:pPr>
       <w:pBdr/>
@@ -29849,9 +32434,9 @@
       </w:tcPr>
     </w:tblStylePr>
   </w:style>
-  <w:style w:type="table" w:styleId="54">
+  <w:style w:type="table" w:styleId="797">
     <w:name w:val="Grid Table 6 Colorful"/>
-    <w:basedOn w:val="11"/>
+    <w:basedOn w:val="754"/>
     <w:uiPriority w:val="99"/>
     <w:pPr>
       <w:pBdr/>
@@ -30079,9 +32664,9 @@
       </w:tcPr>
     </w:tblStylePr>
   </w:style>
-  <w:style w:type="table" w:styleId="55">
+  <w:style w:type="table" w:styleId="798">
     <w:name w:val="Grid Table 6 Colorful - Accent 1"/>
-    <w:basedOn w:val="11"/>
+    <w:basedOn w:val="754"/>
     <w:uiPriority w:val="99"/>
     <w:pPr>
       <w:pBdr/>
@@ -30309,9 +32894,9 @@
       </w:tcPr>
     </w:tblStylePr>
   </w:style>
-  <w:style w:type="table" w:styleId="56">
+  <w:style w:type="table" w:styleId="799">
     <w:name w:val="Grid Table 6 Colorful - Accent 2"/>
-    <w:basedOn w:val="11"/>
+    <w:basedOn w:val="754"/>
     <w:uiPriority w:val="99"/>
     <w:pPr>
       <w:pBdr/>
@@ -30539,9 +33124,9 @@
       </w:tcPr>
     </w:tblStylePr>
   </w:style>
-  <w:style w:type="table" w:styleId="57">
+  <w:style w:type="table" w:styleId="800">
     <w:name w:val="Grid Table 6 Colorful - Accent 3"/>
-    <w:basedOn w:val="11"/>
+    <w:basedOn w:val="754"/>
     <w:uiPriority w:val="99"/>
     <w:pPr>
       <w:pBdr/>
@@ -30769,9 +33354,9 @@
       </w:tcPr>
     </w:tblStylePr>
   </w:style>
-  <w:style w:type="table" w:styleId="58">
+  <w:style w:type="table" w:styleId="801">
     <w:name w:val="Grid Table 6 Colorful - Accent 4"/>
-    <w:basedOn w:val="11"/>
+    <w:basedOn w:val="754"/>
     <w:uiPriority w:val="99"/>
     <w:pPr>
       <w:pBdr/>
@@ -30999,9 +33584,9 @@
       </w:tcPr>
     </w:tblStylePr>
   </w:style>
-  <w:style w:type="table" w:styleId="59">
+  <w:style w:type="table" w:styleId="802">
     <w:name w:val="Grid Table 6 Colorful - Accent 5"/>
-    <w:basedOn w:val="11"/>
+    <w:basedOn w:val="754"/>
     <w:uiPriority w:val="99"/>
     <w:pPr>
       <w:pBdr/>
@@ -31229,9 +33814,9 @@
       </w:tcPr>
     </w:tblStylePr>
   </w:style>
-  <w:style w:type="table" w:styleId="60">
+  <w:style w:type="table" w:styleId="803">
     <w:name w:val="Grid Table 6 Colorful - Accent 6"/>
-    <w:basedOn w:val="11"/>
+    <w:basedOn w:val="754"/>
     <w:uiPriority w:val="99"/>
     <w:pPr>
       <w:pBdr/>
@@ -31459,9 +34044,9 @@
       </w:tcPr>
     </w:tblStylePr>
   </w:style>
-  <w:style w:type="table" w:styleId="61">
+  <w:style w:type="table" w:styleId="804">
     <w:name w:val="Grid Table 7 Colorful"/>
-    <w:basedOn w:val="11"/>
+    <w:basedOn w:val="754"/>
     <w:uiPriority w:val="99"/>
     <w:pPr>
       <w:pBdr/>
@@ -31563,11 +34148,11 @@
         <w:tblBorders/>
       </w:tblPr>
       <w:tcPr>
-        <w:shd w:color="ffffff"/>
+        <w:shd w:val="clear" w:color="ffffff"/>
         <w:tcBorders>
-          <w:top w:val="none"/>
-          <w:left w:val="none"/>
-          <w:bottom w:val="none"/>
+          <w:top w:val="none" w:color="000000" w:sz="4" w:space="0"/>
+          <w:left w:val="none" w:color="000000" w:sz="4" w:space="0"/>
+          <w:bottom w:val="none" w:color="000000" w:sz="4" w:space="0"/>
           <w:right w:val="single" w:color="000000" w:themeColor="text1" w:themeTint="80" w:sz="4" w:space="0"/>
         </w:tcBorders>
       </w:tcPr>
@@ -31590,10 +34175,10 @@
       <w:tcPr>
         <w:shd w:val="clear" w:color="ffffff" w:themeColor="light1" w:fill="ffffff" w:themeFill="light1"/>
         <w:tcBorders>
-          <w:top w:val="none"/>
-          <w:left w:val="none"/>
+          <w:top w:val="none" w:color="000000" w:sz="4" w:space="0"/>
+          <w:left w:val="none" w:color="000000" w:sz="4" w:space="0"/>
           <w:bottom w:val="single" w:color="000000" w:themeColor="text1" w:themeTint="80" w:sz="4" w:space="0"/>
-          <w:right w:val="none"/>
+          <w:right w:val="none" w:color="000000" w:sz="4" w:space="0"/>
         </w:tcBorders>
       </w:tcPr>
     </w:tblStylePr>
@@ -31613,12 +34198,12 @@
         <w:tblBorders/>
       </w:tblPr>
       <w:tcPr>
-        <w:shd w:color="ffffff"/>
+        <w:shd w:val="clear" w:color="ffffff"/>
         <w:tcBorders>
-          <w:top w:val="none"/>
+          <w:top w:val="none" w:color="000000" w:sz="4" w:space="0"/>
           <w:left w:val="single" w:color="000000" w:themeColor="text1" w:themeTint="80" w:sz="4" w:space="0"/>
-          <w:bottom w:val="none"/>
-          <w:right w:val="none"/>
+          <w:bottom w:val="none" w:color="000000" w:sz="4" w:space="0"/>
+          <w:right w:val="none" w:color="000000" w:sz="4" w:space="0"/>
         </w:tcBorders>
       </w:tcPr>
     </w:tblStylePr>
@@ -31641,9 +34226,9 @@
         <w:shd w:val="clear" w:color="ffffff" w:themeColor="light1" w:fill="ffffff" w:themeFill="light1"/>
         <w:tcBorders>
           <w:top w:val="single" w:color="000000" w:themeColor="text1" w:themeTint="80" w:sz="4" w:space="0"/>
-          <w:left w:val="none"/>
-          <w:bottom w:val="none"/>
-          <w:right w:val="none"/>
+          <w:left w:val="none" w:color="000000" w:sz="4" w:space="0"/>
+          <w:bottom w:val="none" w:color="000000" w:sz="4" w:space="0"/>
+          <w:right w:val="none" w:color="000000" w:sz="4" w:space="0"/>
         </w:tcBorders>
       </w:tcPr>
     </w:tblStylePr>
@@ -31713,9 +34298,9 @@
       </w:tcPr>
     </w:tblStylePr>
   </w:style>
-  <w:style w:type="table" w:styleId="62">
+  <w:style w:type="table" w:styleId="805">
     <w:name w:val="Grid Table 7 Colorful - Accent 1"/>
-    <w:basedOn w:val="11"/>
+    <w:basedOn w:val="754"/>
     <w:uiPriority w:val="99"/>
     <w:pPr>
       <w:pBdr/>
@@ -31817,11 +34402,11 @@
         <w:tblBorders/>
       </w:tblPr>
       <w:tcPr>
-        <w:shd w:color="ffffff"/>
+        <w:shd w:val="clear" w:color="ffffff"/>
         <w:tcBorders>
-          <w:top w:val="none"/>
-          <w:left w:val="none"/>
-          <w:bottom w:val="none"/>
+          <w:top w:val="none" w:color="000000" w:sz="4" w:space="0"/>
+          <w:left w:val="none" w:color="000000" w:sz="4" w:space="0"/>
+          <w:bottom w:val="none" w:color="000000" w:sz="4" w:space="0"/>
           <w:right w:val="single" w:color="000000" w:themeColor="accent1" w:themeTint="80" w:sz="4" w:space="0"/>
         </w:tcBorders>
       </w:tcPr>
@@ -31844,10 +34429,10 @@
       <w:tcPr>
         <w:shd w:val="clear" w:color="ffffff" w:themeColor="light1" w:fill="ffffff" w:themeFill="light1"/>
         <w:tcBorders>
-          <w:top w:val="none"/>
-          <w:left w:val="none"/>
+          <w:top w:val="none" w:color="000000" w:sz="4" w:space="0"/>
+          <w:left w:val="none" w:color="000000" w:sz="4" w:space="0"/>
           <w:bottom w:val="single" w:color="000000" w:themeColor="accent1" w:themeTint="80" w:sz="4" w:space="0"/>
-          <w:right w:val="none"/>
+          <w:right w:val="none" w:color="000000" w:sz="4" w:space="0"/>
         </w:tcBorders>
       </w:tcPr>
     </w:tblStylePr>
@@ -31867,12 +34452,12 @@
         <w:tblBorders/>
       </w:tblPr>
       <w:tcPr>
-        <w:shd w:color="ffffff"/>
+        <w:shd w:val="clear" w:color="ffffff"/>
         <w:tcBorders>
-          <w:top w:val="none"/>
+          <w:top w:val="none" w:color="000000" w:sz="4" w:space="0"/>
           <w:left w:val="single" w:color="000000" w:themeColor="accent1" w:themeTint="80" w:sz="4" w:space="0"/>
-          <w:bottom w:val="none"/>
-          <w:right w:val="none"/>
+          <w:bottom w:val="none" w:color="000000" w:sz="4" w:space="0"/>
+          <w:right w:val="none" w:color="000000" w:sz="4" w:space="0"/>
         </w:tcBorders>
       </w:tcPr>
     </w:tblStylePr>
@@ -31895,9 +34480,9 @@
         <w:shd w:val="clear" w:color="ffffff" w:themeColor="light1" w:fill="ffffff" w:themeFill="light1"/>
         <w:tcBorders>
           <w:top w:val="single" w:color="000000" w:themeColor="accent1" w:themeTint="80" w:sz="4" w:space="0"/>
-          <w:left w:val="none"/>
-          <w:bottom w:val="none"/>
-          <w:right w:val="none"/>
+          <w:left w:val="none" w:color="000000" w:sz="4" w:space="0"/>
+          <w:bottom w:val="none" w:color="000000" w:sz="4" w:space="0"/>
+          <w:right w:val="none" w:color="000000" w:sz="4" w:space="0"/>
         </w:tcBorders>
       </w:tcPr>
     </w:tblStylePr>
@@ -31967,9 +34552,9 @@
       </w:tcPr>
     </w:tblStylePr>
   </w:style>
-  <w:style w:type="table" w:styleId="63">
+  <w:style w:type="table" w:styleId="806">
     <w:name w:val="Grid Table 7 Colorful - Accent 2"/>
-    <w:basedOn w:val="11"/>
+    <w:basedOn w:val="754"/>
     <w:uiPriority w:val="99"/>
     <w:pPr>
       <w:pBdr/>
@@ -32071,11 +34656,11 @@
         <w:tblBorders/>
       </w:tblPr>
       <w:tcPr>
-        <w:shd w:color="ffffff"/>
+        <w:shd w:val="clear" w:color="ffffff"/>
         <w:tcBorders>
-          <w:top w:val="none"/>
-          <w:left w:val="none"/>
-          <w:bottom w:val="none"/>
+          <w:top w:val="none" w:color="000000" w:sz="4" w:space="0"/>
+          <w:left w:val="none" w:color="000000" w:sz="4" w:space="0"/>
+          <w:bottom w:val="none" w:color="000000" w:sz="4" w:space="0"/>
           <w:right w:val="single" w:color="000000" w:themeColor="accent2" w:themeTint="97" w:sz="4" w:space="0"/>
         </w:tcBorders>
       </w:tcPr>
@@ -32098,10 +34683,10 @@
       <w:tcPr>
         <w:shd w:val="clear" w:color="ffffff" w:themeColor="light1" w:fill="ffffff" w:themeFill="light1"/>
         <w:tcBorders>
-          <w:top w:val="none"/>
-          <w:left w:val="none"/>
+          <w:top w:val="none" w:color="000000" w:sz="4" w:space="0"/>
+          <w:left w:val="none" w:color="000000" w:sz="4" w:space="0"/>
           <w:bottom w:val="single" w:color="000000" w:themeColor="accent2" w:themeTint="97" w:sz="4" w:space="0"/>
-          <w:right w:val="none"/>
+          <w:right w:val="none" w:color="000000" w:sz="4" w:space="0"/>
         </w:tcBorders>
       </w:tcPr>
     </w:tblStylePr>
@@ -32121,12 +34706,12 @@
         <w:tblBorders/>
       </w:tblPr>
       <w:tcPr>
-        <w:shd w:color="ffffff"/>
+        <w:shd w:val="clear" w:color="ffffff"/>
         <w:tcBorders>
-          <w:top w:val="none"/>
+          <w:top w:val="none" w:color="000000" w:sz="4" w:space="0"/>
           <w:left w:val="single" w:color="000000" w:themeColor="accent2" w:themeTint="97" w:sz="4" w:space="0"/>
-          <w:bottom w:val="none"/>
-          <w:right w:val="none"/>
+          <w:bottom w:val="none" w:color="000000" w:sz="4" w:space="0"/>
+          <w:right w:val="none" w:color="000000" w:sz="4" w:space="0"/>
         </w:tcBorders>
       </w:tcPr>
     </w:tblStylePr>
@@ -32149,9 +34734,9 @@
         <w:shd w:val="clear" w:color="ffffff" w:themeColor="light1" w:fill="ffffff" w:themeFill="light1"/>
         <w:tcBorders>
           <w:top w:val="single" w:color="000000" w:themeColor="accent2" w:themeTint="97" w:sz="4" w:space="0"/>
-          <w:left w:val="none"/>
-          <w:bottom w:val="none"/>
-          <w:right w:val="none"/>
+          <w:left w:val="none" w:color="000000" w:sz="4" w:space="0"/>
+          <w:bottom w:val="none" w:color="000000" w:sz="4" w:space="0"/>
+          <w:right w:val="none" w:color="000000" w:sz="4" w:space="0"/>
         </w:tcBorders>
       </w:tcPr>
     </w:tblStylePr>
@@ -32221,9 +34806,9 @@
       </w:tcPr>
     </w:tblStylePr>
   </w:style>
-  <w:style w:type="table" w:styleId="64">
+  <w:style w:type="table" w:styleId="807">
     <w:name w:val="Grid Table 7 Colorful - Accent 3"/>
-    <w:basedOn w:val="11"/>
+    <w:basedOn w:val="754"/>
     <w:uiPriority w:val="99"/>
     <w:pPr>
       <w:pBdr/>
@@ -32325,11 +34910,11 @@
         <w:tblBorders/>
       </w:tblPr>
       <w:tcPr>
-        <w:shd w:color="ffffff"/>
+        <w:shd w:val="clear" w:color="ffffff"/>
         <w:tcBorders>
-          <w:top w:val="none"/>
-          <w:left w:val="none"/>
-          <w:bottom w:val="none"/>
+          <w:top w:val="none" w:color="000000" w:sz="4" w:space="0"/>
+          <w:left w:val="none" w:color="000000" w:sz="4" w:space="0"/>
+          <w:bottom w:val="none" w:color="000000" w:sz="4" w:space="0"/>
           <w:right w:val="single" w:color="000000" w:themeColor="accent3" w:themeTint="FE" w:sz="4" w:space="0"/>
         </w:tcBorders>
       </w:tcPr>
@@ -32352,10 +34937,10 @@
       <w:tcPr>
         <w:shd w:val="clear" w:color="ffffff" w:themeColor="light1" w:fill="ffffff" w:themeFill="light1"/>
         <w:tcBorders>
-          <w:top w:val="none"/>
-          <w:left w:val="none"/>
+          <w:top w:val="none" w:color="000000" w:sz="4" w:space="0"/>
+          <w:left w:val="none" w:color="000000" w:sz="4" w:space="0"/>
           <w:bottom w:val="single" w:color="000000" w:themeColor="accent3" w:themeTint="FE" w:sz="4" w:space="0"/>
-          <w:right w:val="none"/>
+          <w:right w:val="none" w:color="000000" w:sz="4" w:space="0"/>
         </w:tcBorders>
       </w:tcPr>
     </w:tblStylePr>
@@ -32375,12 +34960,12 @@
         <w:tblBorders/>
       </w:tblPr>
       <w:tcPr>
-        <w:shd w:color="ffffff"/>
+        <w:shd w:val="clear" w:color="ffffff"/>
         <w:tcBorders>
-          <w:top w:val="none"/>
+          <w:top w:val="none" w:color="000000" w:sz="4" w:space="0"/>
           <w:left w:val="single" w:color="000000" w:themeColor="accent3" w:themeTint="FE" w:sz="4" w:space="0"/>
-          <w:bottom w:val="none"/>
-          <w:right w:val="none"/>
+          <w:bottom w:val="none" w:color="000000" w:sz="4" w:space="0"/>
+          <w:right w:val="none" w:color="000000" w:sz="4" w:space="0"/>
         </w:tcBorders>
       </w:tcPr>
     </w:tblStylePr>
@@ -32403,9 +34988,9 @@
         <w:shd w:val="clear" w:color="ffffff" w:themeColor="light1" w:fill="ffffff" w:themeFill="light1"/>
         <w:tcBorders>
           <w:top w:val="single" w:color="000000" w:themeColor="accent3" w:themeTint="FE" w:sz="4" w:space="0"/>
-          <w:left w:val="none"/>
-          <w:bottom w:val="none"/>
-          <w:right w:val="none"/>
+          <w:left w:val="none" w:color="000000" w:sz="4" w:space="0"/>
+          <w:bottom w:val="none" w:color="000000" w:sz="4" w:space="0"/>
+          <w:right w:val="none" w:color="000000" w:sz="4" w:space="0"/>
         </w:tcBorders>
       </w:tcPr>
     </w:tblStylePr>
@@ -32475,9 +35060,9 @@
       </w:tcPr>
     </w:tblStylePr>
   </w:style>
-  <w:style w:type="table" w:styleId="65">
+  <w:style w:type="table" w:styleId="808">
     <w:name w:val="Grid Table 7 Colorful - Accent 4"/>
-    <w:basedOn w:val="11"/>
+    <w:basedOn w:val="754"/>
     <w:uiPriority w:val="99"/>
     <w:pPr>
       <w:pBdr/>
@@ -32579,11 +35164,11 @@
         <w:tblBorders/>
       </w:tblPr>
       <w:tcPr>
-        <w:shd w:color="ffffff"/>
+        <w:shd w:val="clear" w:color="ffffff"/>
         <w:tcBorders>
-          <w:top w:val="none"/>
-          <w:left w:val="none"/>
-          <w:bottom w:val="none"/>
+          <w:top w:val="none" w:color="000000" w:sz="4" w:space="0"/>
+          <w:left w:val="none" w:color="000000" w:sz="4" w:space="0"/>
+          <w:bottom w:val="none" w:color="000000" w:sz="4" w:space="0"/>
           <w:right w:val="single" w:color="000000" w:themeColor="accent4" w:themeTint="9A" w:sz="4" w:space="0"/>
         </w:tcBorders>
       </w:tcPr>
@@ -32606,10 +35191,10 @@
       <w:tcPr>
         <w:shd w:val="clear" w:color="ffffff" w:themeColor="light1" w:fill="ffffff" w:themeFill="light1"/>
         <w:tcBorders>
-          <w:top w:val="none"/>
-          <w:left w:val="none"/>
+          <w:top w:val="none" w:color="000000" w:sz="4" w:space="0"/>
+          <w:left w:val="none" w:color="000000" w:sz="4" w:space="0"/>
           <w:bottom w:val="single" w:color="000000" w:themeColor="accent4" w:themeTint="9A" w:sz="4" w:space="0"/>
-          <w:right w:val="none"/>
+          <w:right w:val="none" w:color="000000" w:sz="4" w:space="0"/>
         </w:tcBorders>
       </w:tcPr>
     </w:tblStylePr>
@@ -32629,12 +35214,12 @@
         <w:tblBorders/>
       </w:tblPr>
       <w:tcPr>
-        <w:shd w:color="ffffff"/>
+        <w:shd w:val="clear" w:color="ffffff"/>
         <w:tcBorders>
-          <w:top w:val="none"/>
+          <w:top w:val="none" w:color="000000" w:sz="4" w:space="0"/>
           <w:left w:val="single" w:color="000000" w:themeColor="accent4" w:themeTint="9A" w:sz="4" w:space="0"/>
-          <w:bottom w:val="none"/>
-          <w:right w:val="none"/>
+          <w:bottom w:val="none" w:color="000000" w:sz="4" w:space="0"/>
+          <w:right w:val="none" w:color="000000" w:sz="4" w:space="0"/>
         </w:tcBorders>
       </w:tcPr>
     </w:tblStylePr>
@@ -32657,9 +35242,9 @@
         <w:shd w:val="clear" w:color="ffffff" w:themeColor="light1" w:fill="ffffff" w:themeFill="light1"/>
         <w:tcBorders>
           <w:top w:val="single" w:color="000000" w:themeColor="accent4" w:themeTint="9A" w:sz="4" w:space="0"/>
-          <w:left w:val="none"/>
-          <w:bottom w:val="none"/>
-          <w:right w:val="none"/>
+          <w:left w:val="none" w:color="000000" w:sz="4" w:space="0"/>
+          <w:bottom w:val="none" w:color="000000" w:sz="4" w:space="0"/>
+          <w:right w:val="none" w:color="000000" w:sz="4" w:space="0"/>
         </w:tcBorders>
       </w:tcPr>
     </w:tblStylePr>
@@ -32729,9 +35314,9 @@
       </w:tcPr>
     </w:tblStylePr>
   </w:style>
-  <w:style w:type="table" w:styleId="66">
+  <w:style w:type="table" w:styleId="809">
     <w:name w:val="Grid Table 7 Colorful - Accent 5"/>
-    <w:basedOn w:val="11"/>
+    <w:basedOn w:val="754"/>
     <w:uiPriority w:val="99"/>
     <w:pPr>
       <w:pBdr/>
@@ -32833,11 +35418,11 @@
         <w:tblBorders/>
       </w:tblPr>
       <w:tcPr>
-        <w:shd w:color="ffffff"/>
+        <w:shd w:val="clear" w:color="ffffff"/>
         <w:tcBorders>
-          <w:top w:val="none"/>
-          <w:left w:val="none"/>
-          <w:bottom w:val="none"/>
+          <w:top w:val="none" w:color="000000" w:sz="4" w:space="0"/>
+          <w:left w:val="none" w:color="000000" w:sz="4" w:space="0"/>
+          <w:bottom w:val="none" w:color="000000" w:sz="4" w:space="0"/>
           <w:right w:val="single" w:color="000000" w:themeColor="accent5" w:themeTint="90" w:sz="4" w:space="0"/>
         </w:tcBorders>
       </w:tcPr>
@@ -32860,10 +35445,10 @@
       <w:tcPr>
         <w:shd w:val="clear" w:color="ffffff" w:themeColor="light1" w:fill="ffffff" w:themeFill="light1"/>
         <w:tcBorders>
-          <w:top w:val="none"/>
-          <w:left w:val="none"/>
+          <w:top w:val="none" w:color="000000" w:sz="4" w:space="0"/>
+          <w:left w:val="none" w:color="000000" w:sz="4" w:space="0"/>
           <w:bottom w:val="single" w:color="000000" w:themeColor="accent5" w:themeTint="90" w:sz="4" w:space="0"/>
-          <w:right w:val="none"/>
+          <w:right w:val="none" w:color="000000" w:sz="4" w:space="0"/>
         </w:tcBorders>
       </w:tcPr>
     </w:tblStylePr>
@@ -32883,12 +35468,12 @@
         <w:tblBorders/>
       </w:tblPr>
       <w:tcPr>
-        <w:shd w:color="ffffff"/>
+        <w:shd w:val="clear" w:color="ffffff"/>
         <w:tcBorders>
-          <w:top w:val="none"/>
+          <w:top w:val="none" w:color="000000" w:sz="4" w:space="0"/>
           <w:left w:val="single" w:color="000000" w:themeColor="accent5" w:themeTint="90" w:sz="4" w:space="0"/>
-          <w:bottom w:val="none"/>
-          <w:right w:val="none"/>
+          <w:bottom w:val="none" w:color="000000" w:sz="4" w:space="0"/>
+          <w:right w:val="none" w:color="000000" w:sz="4" w:space="0"/>
         </w:tcBorders>
       </w:tcPr>
     </w:tblStylePr>
@@ -32911,9 +35496,9 @@
         <w:shd w:val="clear" w:color="ffffff" w:themeColor="light1" w:fill="ffffff" w:themeFill="light1"/>
         <w:tcBorders>
           <w:top w:val="single" w:color="000000" w:themeColor="accent5" w:themeTint="90" w:sz="4" w:space="0"/>
-          <w:left w:val="none"/>
-          <w:bottom w:val="none"/>
-          <w:right w:val="none"/>
+          <w:left w:val="none" w:color="000000" w:sz="4" w:space="0"/>
+          <w:bottom w:val="none" w:color="000000" w:sz="4" w:space="0"/>
+          <w:right w:val="none" w:color="000000" w:sz="4" w:space="0"/>
         </w:tcBorders>
       </w:tcPr>
     </w:tblStylePr>
@@ -32983,9 +35568,9 @@
       </w:tcPr>
     </w:tblStylePr>
   </w:style>
-  <w:style w:type="table" w:styleId="67">
+  <w:style w:type="table" w:styleId="810">
     <w:name w:val="Grid Table 7 Colorful - Accent 6"/>
-    <w:basedOn w:val="11"/>
+    <w:basedOn w:val="754"/>
     <w:uiPriority w:val="99"/>
     <w:pPr>
       <w:pBdr/>
@@ -33087,11 +35672,11 @@
         <w:tblBorders/>
       </w:tblPr>
       <w:tcPr>
-        <w:shd w:color="ffffff"/>
+        <w:shd w:val="clear" w:color="ffffff"/>
         <w:tcBorders>
-          <w:top w:val="none"/>
-          <w:left w:val="none"/>
-          <w:bottom w:val="none"/>
+          <w:top w:val="none" w:color="000000" w:sz="4" w:space="0"/>
+          <w:left w:val="none" w:color="000000" w:sz="4" w:space="0"/>
+          <w:bottom w:val="none" w:color="000000" w:sz="4" w:space="0"/>
           <w:right w:val="single" w:color="000000" w:themeColor="accent6" w:themeTint="90" w:sz="4" w:space="0"/>
         </w:tcBorders>
       </w:tcPr>
@@ -33114,10 +35699,10 @@
       <w:tcPr>
         <w:shd w:val="clear" w:color="ffffff" w:themeColor="light1" w:fill="ffffff" w:themeFill="light1"/>
         <w:tcBorders>
-          <w:top w:val="none"/>
-          <w:left w:val="none"/>
+          <w:top w:val="none" w:color="000000" w:sz="4" w:space="0"/>
+          <w:left w:val="none" w:color="000000" w:sz="4" w:space="0"/>
           <w:bottom w:val="single" w:color="000000" w:themeColor="accent6" w:themeTint="90" w:sz="4" w:space="0"/>
-          <w:right w:val="none"/>
+          <w:right w:val="none" w:color="000000" w:sz="4" w:space="0"/>
         </w:tcBorders>
       </w:tcPr>
     </w:tblStylePr>
@@ -33137,12 +35722,12 @@
         <w:tblBorders/>
       </w:tblPr>
       <w:tcPr>
-        <w:shd w:color="ffffff"/>
+        <w:shd w:val="clear" w:color="ffffff"/>
         <w:tcBorders>
-          <w:top w:val="none"/>
+          <w:top w:val="none" w:color="000000" w:sz="4" w:space="0"/>
           <w:left w:val="single" w:color="000000" w:themeColor="accent6" w:themeTint="90" w:sz="4" w:space="0"/>
-          <w:bottom w:val="none"/>
-          <w:right w:val="none"/>
+          <w:bottom w:val="none" w:color="000000" w:sz="4" w:space="0"/>
+          <w:right w:val="none" w:color="000000" w:sz="4" w:space="0"/>
         </w:tcBorders>
       </w:tcPr>
     </w:tblStylePr>
@@ -33165,9 +35750,9 @@
         <w:shd w:val="clear" w:color="ffffff" w:themeColor="light1" w:fill="ffffff" w:themeFill="light1"/>
         <w:tcBorders>
           <w:top w:val="single" w:color="000000" w:themeColor="accent6" w:themeTint="90" w:sz="4" w:space="0"/>
-          <w:left w:val="none"/>
-          <w:bottom w:val="none"/>
-          <w:right w:val="none"/>
+          <w:left w:val="none" w:color="000000" w:sz="4" w:space="0"/>
+          <w:bottom w:val="none" w:color="000000" w:sz="4" w:space="0"/>
+          <w:right w:val="none" w:color="000000" w:sz="4" w:space="0"/>
         </w:tcBorders>
       </w:tcPr>
     </w:tblStylePr>
@@ -33237,9 +35822,9 @@
       </w:tcPr>
     </w:tblStylePr>
   </w:style>
-  <w:style w:type="table" w:styleId="68">
+  <w:style w:type="table" w:styleId="811">
     <w:name w:val="List Table 1 Light"/>
-    <w:basedOn w:val="11"/>
+    <w:basedOn w:val="754"/>
     <w:uiPriority w:val="99"/>
     <w:pPr>
       <w:pBdr/>
@@ -33453,9 +36038,9 @@
       </w:tcPr>
     </w:tblStylePr>
   </w:style>
-  <w:style w:type="table" w:styleId="69">
+  <w:style w:type="table" w:styleId="812">
     <w:name w:val="List Table 1 Light - Accent 1"/>
-    <w:basedOn w:val="11"/>
+    <w:basedOn w:val="754"/>
     <w:uiPriority w:val="99"/>
     <w:pPr>
       <w:pBdr/>
@@ -33669,9 +36254,9 @@
       </w:tcPr>
     </w:tblStylePr>
   </w:style>
-  <w:style w:type="table" w:styleId="70">
+  <w:style w:type="table" w:styleId="813">
     <w:name w:val="List Table 1 Light - Accent 2"/>
-    <w:basedOn w:val="11"/>
+    <w:basedOn w:val="754"/>
     <w:uiPriority w:val="99"/>
     <w:pPr>
       <w:pBdr/>
@@ -33885,9 +36470,9 @@
       </w:tcPr>
     </w:tblStylePr>
   </w:style>
-  <w:style w:type="table" w:styleId="71">
+  <w:style w:type="table" w:styleId="814">
     <w:name w:val="List Table 1 Light - Accent 3"/>
-    <w:basedOn w:val="11"/>
+    <w:basedOn w:val="754"/>
     <w:uiPriority w:val="99"/>
     <w:pPr>
       <w:pBdr/>
@@ -34101,9 +36686,9 @@
       </w:tcPr>
     </w:tblStylePr>
   </w:style>
-  <w:style w:type="table" w:styleId="72">
+  <w:style w:type="table" w:styleId="815">
     <w:name w:val="List Table 1 Light - Accent 4"/>
-    <w:basedOn w:val="11"/>
+    <w:basedOn w:val="754"/>
     <w:uiPriority w:val="99"/>
     <w:pPr>
       <w:pBdr/>
@@ -34317,9 +36902,9 @@
       </w:tcPr>
     </w:tblStylePr>
   </w:style>
-  <w:style w:type="table" w:styleId="73">
+  <w:style w:type="table" w:styleId="816">
     <w:name w:val="List Table 1 Light - Accent 5"/>
-    <w:basedOn w:val="11"/>
+    <w:basedOn w:val="754"/>
     <w:uiPriority w:val="99"/>
     <w:pPr>
       <w:pBdr/>
@@ -34533,9 +37118,9 @@
       </w:tcPr>
     </w:tblStylePr>
   </w:style>
-  <w:style w:type="table" w:styleId="74">
+  <w:style w:type="table" w:styleId="817">
     <w:name w:val="List Table 1 Light - Accent 6"/>
-    <w:basedOn w:val="11"/>
+    <w:basedOn w:val="754"/>
     <w:uiPriority w:val="99"/>
     <w:pPr>
       <w:pBdr/>
@@ -34749,9 +37334,9 @@
       </w:tcPr>
     </w:tblStylePr>
   </w:style>
-  <w:style w:type="table" w:styleId="75">
+  <w:style w:type="table" w:styleId="818">
     <w:name w:val="List Table 2"/>
-    <w:basedOn w:val="11"/>
+    <w:basedOn w:val="754"/>
     <w:uiPriority w:val="99"/>
     <w:pPr>
       <w:pBdr/>
@@ -34987,9 +37572,9 @@
       </w:tcPr>
     </w:tblStylePr>
   </w:style>
-  <w:style w:type="table" w:styleId="76">
+  <w:style w:type="table" w:styleId="819">
     <w:name w:val="List Table 2 - Accent 1"/>
-    <w:basedOn w:val="11"/>
+    <w:basedOn w:val="754"/>
     <w:uiPriority w:val="99"/>
     <w:pPr>
       <w:pBdr/>
@@ -35225,9 +37810,9 @@
       </w:tcPr>
     </w:tblStylePr>
   </w:style>
-  <w:style w:type="table" w:styleId="77">
+  <w:style w:type="table" w:styleId="820">
     <w:name w:val="List Table 2 - Accent 2"/>
-    <w:basedOn w:val="11"/>
+    <w:basedOn w:val="754"/>
     <w:uiPriority w:val="99"/>
     <w:pPr>
       <w:pBdr/>
@@ -35463,9 +38048,9 @@
       </w:tcPr>
     </w:tblStylePr>
   </w:style>
-  <w:style w:type="table" w:styleId="78">
+  <w:style w:type="table" w:styleId="821">
     <w:name w:val="List Table 2 - Accent 3"/>
-    <w:basedOn w:val="11"/>
+    <w:basedOn w:val="754"/>
     <w:uiPriority w:val="99"/>
     <w:pPr>
       <w:pBdr/>
@@ -35701,9 +38286,9 @@
       </w:tcPr>
     </w:tblStylePr>
   </w:style>
-  <w:style w:type="table" w:styleId="79">
+  <w:style w:type="table" w:styleId="822">
     <w:name w:val="List Table 2 - Accent 4"/>
-    <w:basedOn w:val="11"/>
+    <w:basedOn w:val="754"/>
     <w:uiPriority w:val="99"/>
     <w:pPr>
       <w:pBdr/>
@@ -35939,9 +38524,9 @@
       </w:tcPr>
     </w:tblStylePr>
   </w:style>
-  <w:style w:type="table" w:styleId="80">
+  <w:style w:type="table" w:styleId="823">
     <w:name w:val="List Table 2 - Accent 5"/>
-    <w:basedOn w:val="11"/>
+    <w:basedOn w:val="754"/>
     <w:uiPriority w:val="99"/>
     <w:pPr>
       <w:pBdr/>
@@ -36177,9 +38762,9 @@
       </w:tcPr>
     </w:tblStylePr>
   </w:style>
-  <w:style w:type="table" w:styleId="81">
+  <w:style w:type="table" w:styleId="824">
     <w:name w:val="List Table 2 - Accent 6"/>
-    <w:basedOn w:val="11"/>
+    <w:basedOn w:val="754"/>
     <w:uiPriority w:val="99"/>
     <w:pPr>
       <w:pBdr/>
@@ -36415,9 +39000,9 @@
       </w:tcPr>
     </w:tblStylePr>
   </w:style>
-  <w:style w:type="table" w:styleId="82">
+  <w:style w:type="table" w:styleId="825">
     <w:name w:val="List Table 3"/>
-    <w:basedOn w:val="11"/>
+    <w:basedOn w:val="754"/>
     <w:uiPriority w:val="99"/>
     <w:pPr>
       <w:pBdr/>
@@ -36643,9 +39228,9 @@
       </w:tcPr>
     </w:tblStylePr>
   </w:style>
-  <w:style w:type="table" w:styleId="83">
+  <w:style w:type="table" w:styleId="826">
     <w:name w:val="List Table 3 - Accent 1"/>
-    <w:basedOn w:val="11"/>
+    <w:basedOn w:val="754"/>
     <w:uiPriority w:val="99"/>
     <w:pPr>
       <w:pBdr/>
@@ -36871,9 +39456,9 @@
       </w:tcPr>
     </w:tblStylePr>
   </w:style>
-  <w:style w:type="table" w:styleId="84">
+  <w:style w:type="table" w:styleId="827">
     <w:name w:val="List Table 3 - Accent 2"/>
-    <w:basedOn w:val="11"/>
+    <w:basedOn w:val="754"/>
     <w:uiPriority w:val="99"/>
     <w:pPr>
       <w:pBdr/>
@@ -37099,9 +39684,9 @@
       </w:tcPr>
     </w:tblStylePr>
   </w:style>
-  <w:style w:type="table" w:styleId="85">
+  <w:style w:type="table" w:styleId="828">
     <w:name w:val="List Table 3 - Accent 3"/>
-    <w:basedOn w:val="11"/>
+    <w:basedOn w:val="754"/>
     <w:uiPriority w:val="99"/>
     <w:pPr>
       <w:pBdr/>
@@ -37327,9 +39912,9 @@
       </w:tcPr>
     </w:tblStylePr>
   </w:style>
-  <w:style w:type="table" w:styleId="86">
+  <w:style w:type="table" w:styleId="829">
     <w:name w:val="List Table 3 - Accent 4"/>
-    <w:basedOn w:val="11"/>
+    <w:basedOn w:val="754"/>
     <w:uiPriority w:val="99"/>
     <w:pPr>
       <w:pBdr/>
@@ -37555,9 +40140,9 @@
       </w:tcPr>
     </w:tblStylePr>
   </w:style>
-  <w:style w:type="table" w:styleId="87">
+  <w:style w:type="table" w:styleId="830">
     <w:name w:val="List Table 3 - Accent 5"/>
-    <w:basedOn w:val="11"/>
+    <w:basedOn w:val="754"/>
     <w:uiPriority w:val="99"/>
     <w:pPr>
       <w:pBdr/>
@@ -37783,9 +40368,9 @@
       </w:tcPr>
     </w:tblStylePr>
   </w:style>
-  <w:style w:type="table" w:styleId="88">
+  <w:style w:type="table" w:styleId="831">
     <w:name w:val="List Table 3 - Accent 6"/>
-    <w:basedOn w:val="11"/>
+    <w:basedOn w:val="754"/>
     <w:uiPriority w:val="99"/>
     <w:pPr>
       <w:pBdr/>
@@ -38011,9 +40596,9 @@
       </w:tcPr>
     </w:tblStylePr>
   </w:style>
-  <w:style w:type="table" w:styleId="89">
+  <w:style w:type="table" w:styleId="832">
     <w:name w:val="List Table 4"/>
-    <w:basedOn w:val="11"/>
+    <w:basedOn w:val="754"/>
     <w:uiPriority w:val="99"/>
     <w:pPr>
       <w:pBdr/>
@@ -38236,9 +40821,9 @@
       </w:tcPr>
     </w:tblStylePr>
   </w:style>
-  <w:style w:type="table" w:styleId="90">
+  <w:style w:type="table" w:styleId="833">
     <w:name w:val="List Table 4 - Accent 1"/>
-    <w:basedOn w:val="11"/>
+    <w:basedOn w:val="754"/>
     <w:uiPriority w:val="99"/>
     <w:pPr>
       <w:pBdr/>
@@ -38461,9 +41046,9 @@
       </w:tcPr>
     </w:tblStylePr>
   </w:style>
-  <w:style w:type="table" w:styleId="91">
+  <w:style w:type="table" w:styleId="834">
     <w:name w:val="List Table 4 - Accent 2"/>
-    <w:basedOn w:val="11"/>
+    <w:basedOn w:val="754"/>
     <w:uiPriority w:val="99"/>
     <w:pPr>
       <w:pBdr/>
@@ -38686,9 +41271,9 @@
       </w:tcPr>
     </w:tblStylePr>
   </w:style>
-  <w:style w:type="table" w:styleId="92">
+  <w:style w:type="table" w:styleId="835">
     <w:name w:val="List Table 4 - Accent 3"/>
-    <w:basedOn w:val="11"/>
+    <w:basedOn w:val="754"/>
     <w:uiPriority w:val="99"/>
     <w:pPr>
       <w:pBdr/>
@@ -38911,9 +41496,9 @@
       </w:tcPr>
     </w:tblStylePr>
   </w:style>
-  <w:style w:type="table" w:styleId="93">
+  <w:style w:type="table" w:styleId="836">
     <w:name w:val="List Table 4 - Accent 4"/>
-    <w:basedOn w:val="11"/>
+    <w:basedOn w:val="754"/>
     <w:uiPriority w:val="99"/>
     <w:pPr>
       <w:pBdr/>
@@ -39136,9 +41721,9 @@
       </w:tcPr>
     </w:tblStylePr>
   </w:style>
-  <w:style w:type="table" w:styleId="94">
+  <w:style w:type="table" w:styleId="837">
     <w:name w:val="List Table 4 - Accent 5"/>
-    <w:basedOn w:val="11"/>
+    <w:basedOn w:val="754"/>
     <w:uiPriority w:val="99"/>
     <w:pPr>
       <w:pBdr/>
@@ -39361,9 +41946,9 @@
       </w:tcPr>
     </w:tblStylePr>
   </w:style>
-  <w:style w:type="table" w:styleId="95">
+  <w:style w:type="table" w:styleId="838">
     <w:name w:val="List Table 4 - Accent 6"/>
-    <w:basedOn w:val="11"/>
+    <w:basedOn w:val="754"/>
     <w:uiPriority w:val="99"/>
     <w:pPr>
       <w:pBdr/>
@@ -39586,9 +42171,9 @@
       </w:tcPr>
     </w:tblStylePr>
   </w:style>
-  <w:style w:type="table" w:styleId="96">
+  <w:style w:type="table" w:styleId="839">
     <w:name w:val="List Table 5 Dark"/>
-    <w:basedOn w:val="11"/>
+    <w:basedOn w:val="754"/>
     <w:uiPriority w:val="99"/>
     <w:pPr>
       <w:pBdr/>
@@ -39828,9 +42413,9 @@
       </w:tcPr>
     </w:tblStylePr>
   </w:style>
-  <w:style w:type="table" w:styleId="97">
+  <w:style w:type="table" w:styleId="840">
     <w:name w:val="List Table 5 Dark - Accent 1"/>
-    <w:basedOn w:val="11"/>
+    <w:basedOn w:val="754"/>
     <w:uiPriority w:val="99"/>
     <w:pPr>
       <w:pBdr/>
@@ -40070,9 +42655,9 @@
       </w:tcPr>
     </w:tblStylePr>
   </w:style>
-  <w:style w:type="table" w:styleId="98">
+  <w:style w:type="table" w:styleId="841">
     <w:name w:val="List Table 5 Dark - Accent 2"/>
-    <w:basedOn w:val="11"/>
+    <w:basedOn w:val="754"/>
     <w:uiPriority w:val="99"/>
     <w:pPr>
       <w:pBdr/>
@@ -40312,9 +42897,9 @@
       </w:tcPr>
     </w:tblStylePr>
   </w:style>
-  <w:style w:type="table" w:styleId="99">
+  <w:style w:type="table" w:styleId="842">
     <w:name w:val="List Table 5 Dark - Accent 3"/>
-    <w:basedOn w:val="11"/>
+    <w:basedOn w:val="754"/>
     <w:uiPriority w:val="99"/>
     <w:pPr>
       <w:pBdr/>
@@ -40554,9 +43139,9 @@
       </w:tcPr>
     </w:tblStylePr>
   </w:style>
-  <w:style w:type="table" w:styleId="100">
+  <w:style w:type="table" w:styleId="843">
     <w:name w:val="List Table 5 Dark - Accent 4"/>
-    <w:basedOn w:val="11"/>
+    <w:basedOn w:val="754"/>
     <w:uiPriority w:val="99"/>
     <w:pPr>
       <w:pBdr/>
@@ -40796,9 +43381,9 @@
       </w:tcPr>
     </w:tblStylePr>
   </w:style>
-  <w:style w:type="table" w:styleId="101">
+  <w:style w:type="table" w:styleId="844">
     <w:name w:val="List Table 5 Dark - Accent 5"/>
-    <w:basedOn w:val="11"/>
+    <w:basedOn w:val="754"/>
     <w:uiPriority w:val="99"/>
     <w:pPr>
       <w:pBdr/>
@@ -41038,9 +43623,9 @@
       </w:tcPr>
     </w:tblStylePr>
   </w:style>
-  <w:style w:type="table" w:styleId="102">
+  <w:style w:type="table" w:styleId="845">
     <w:name w:val="List Table 5 Dark - Accent 6"/>
-    <w:basedOn w:val="11"/>
+    <w:basedOn w:val="754"/>
     <w:uiPriority w:val="99"/>
     <w:pPr>
       <w:pBdr/>
@@ -41280,9 +43865,9 @@
       </w:tcPr>
     </w:tblStylePr>
   </w:style>
-  <w:style w:type="table" w:styleId="103">
+  <w:style w:type="table" w:styleId="846">
     <w:name w:val="List Table 6 Colorful"/>
-    <w:basedOn w:val="11"/>
+    <w:basedOn w:val="754"/>
     <w:uiPriority w:val="99"/>
     <w:pPr>
       <w:pBdr/>
@@ -41503,9 +44088,9 @@
       </w:tcPr>
     </w:tblStylePr>
   </w:style>
-  <w:style w:type="table" w:styleId="104">
+  <w:style w:type="table" w:styleId="847">
     <w:name w:val="List Table 6 Colorful - Accent 1"/>
-    <w:basedOn w:val="11"/>
+    <w:basedOn w:val="754"/>
     <w:uiPriority w:val="99"/>
     <w:pPr>
       <w:pBdr/>
@@ -41726,9 +44311,9 @@
       </w:tcPr>
     </w:tblStylePr>
   </w:style>
-  <w:style w:type="table" w:styleId="105">
+  <w:style w:type="table" w:styleId="848">
     <w:name w:val="List Table 6 Colorful - Accent 2"/>
-    <w:basedOn w:val="11"/>
+    <w:basedOn w:val="754"/>
     <w:uiPriority w:val="99"/>
     <w:pPr>
       <w:pBdr/>
@@ -41949,9 +44534,9 @@
       </w:tcPr>
     </w:tblStylePr>
   </w:style>
-  <w:style w:type="table" w:styleId="106">
+  <w:style w:type="table" w:styleId="849">
     <w:name w:val="List Table 6 Colorful - Accent 3"/>
-    <w:basedOn w:val="11"/>
+    <w:basedOn w:val="754"/>
     <w:uiPriority w:val="99"/>
     <w:pPr>
       <w:pBdr/>
@@ -42172,9 +44757,9 @@
       </w:tcPr>
     </w:tblStylePr>
   </w:style>
-  <w:style w:type="table" w:styleId="107">
+  <w:style w:type="table" w:styleId="850">
     <w:name w:val="List Table 6 Colorful - Accent 4"/>
-    <w:basedOn w:val="11"/>
+    <w:basedOn w:val="754"/>
     <w:uiPriority w:val="99"/>
     <w:pPr>
       <w:pBdr/>
@@ -42395,9 +44980,9 @@
       </w:tcPr>
     </w:tblStylePr>
   </w:style>
-  <w:style w:type="table" w:styleId="108">
+  <w:style w:type="table" w:styleId="851">
     <w:name w:val="List Table 6 Colorful - Accent 5"/>
-    <w:basedOn w:val="11"/>
+    <w:basedOn w:val="754"/>
     <w:uiPriority w:val="99"/>
     <w:pPr>
       <w:pBdr/>
@@ -42618,9 +45203,9 @@
       </w:tcPr>
     </w:tblStylePr>
   </w:style>
-  <w:style w:type="table" w:styleId="109">
+  <w:style w:type="table" w:styleId="852">
     <w:name w:val="List Table 6 Colorful - Accent 6"/>
-    <w:basedOn w:val="11"/>
+    <w:basedOn w:val="754"/>
     <w:uiPriority w:val="99"/>
     <w:pPr>
       <w:pBdr/>
@@ -42841,9 +45426,9 @@
       </w:tcPr>
     </w:tblStylePr>
   </w:style>
-  <w:style w:type="table" w:styleId="110">
+  <w:style w:type="table" w:styleId="853">
     <w:name w:val="List Table 7 Colorful"/>
-    <w:basedOn w:val="11"/>
+    <w:basedOn w:val="754"/>
     <w:uiPriority w:val="99"/>
     <w:pPr>
       <w:pBdr/>
@@ -42942,11 +45527,11 @@
         <w:tblBorders/>
       </w:tblPr>
       <w:tcPr>
-        <w:shd w:color="ffffff"/>
+        <w:shd w:val="clear" w:color="ffffff"/>
         <w:tcBorders>
-          <w:top w:val="none"/>
-          <w:left w:val="none"/>
-          <w:bottom w:val="none"/>
+          <w:top w:val="none" w:color="000000" w:sz="4" w:space="0"/>
+          <w:left w:val="none" w:color="000000" w:sz="4" w:space="0"/>
+          <w:bottom w:val="none" w:color="000000" w:sz="4" w:space="0"/>
           <w:right w:val="single" w:color="000000" w:themeColor="text1" w:themeTint="80" w:sz="4" w:space="0"/>
         </w:tcBorders>
       </w:tcPr>
@@ -42969,10 +45554,10 @@
       <w:tcPr>
         <w:shd w:val="clear" w:color="ffffff" w:themeColor="light1" w:fill="ffffff" w:themeFill="light1"/>
         <w:tcBorders>
-          <w:top w:val="none"/>
-          <w:left w:val="none"/>
+          <w:top w:val="none" w:color="000000" w:sz="4" w:space="0"/>
+          <w:left w:val="none" w:color="000000" w:sz="4" w:space="0"/>
           <w:bottom w:val="single" w:color="000000" w:themeColor="text1" w:themeTint="80" w:sz="4" w:space="0"/>
-          <w:right w:val="none"/>
+          <w:right w:val="none" w:color="000000" w:sz="4" w:space="0"/>
         </w:tcBorders>
       </w:tcPr>
     </w:tblStylePr>
@@ -42992,12 +45577,12 @@
         <w:tblBorders/>
       </w:tblPr>
       <w:tcPr>
-        <w:shd w:color="ffffff"/>
+        <w:shd w:val="clear" w:color="ffffff"/>
         <w:tcBorders>
-          <w:top w:val="none"/>
+          <w:top w:val="none" w:color="000000" w:sz="4" w:space="0"/>
           <w:left w:val="single" w:color="000000" w:themeColor="text1" w:themeTint="80" w:sz="4" w:space="0"/>
-          <w:bottom w:val="none"/>
-          <w:right w:val="none"/>
+          <w:bottom w:val="none" w:color="000000" w:sz="4" w:space="0"/>
+          <w:right w:val="none" w:color="000000" w:sz="4" w:space="0"/>
         </w:tcBorders>
       </w:tcPr>
     </w:tblStylePr>
@@ -43020,9 +45605,9 @@
         <w:shd w:val="clear" w:color="ffffff" w:themeColor="light1" w:fill="ffffff" w:themeFill="light1"/>
         <w:tcBorders>
           <w:top w:val="single" w:color="000000" w:themeColor="text1" w:themeTint="80" w:sz="4" w:space="0"/>
-          <w:left w:val="none"/>
-          <w:bottom w:val="none"/>
-          <w:right w:val="none"/>
+          <w:left w:val="none" w:color="000000" w:sz="4" w:space="0"/>
+          <w:bottom w:val="none" w:color="000000" w:sz="4" w:space="0"/>
+          <w:right w:val="none" w:color="000000" w:sz="4" w:space="0"/>
         </w:tcBorders>
       </w:tcPr>
     </w:tblStylePr>
@@ -43097,9 +45682,9 @@
       </w:tcPr>
     </w:tblStylePr>
   </w:style>
-  <w:style w:type="table" w:styleId="111">
+  <w:style w:type="table" w:styleId="854">
     <w:name w:val="List Table 7 Colorful - Accent 1"/>
-    <w:basedOn w:val="11"/>
+    <w:basedOn w:val="754"/>
     <w:uiPriority w:val="99"/>
     <w:pPr>
       <w:pBdr/>
@@ -43198,11 +45783,11 @@
         <w:tblBorders/>
       </w:tblPr>
       <w:tcPr>
-        <w:shd w:color="ffffff"/>
+        <w:shd w:val="clear" w:color="ffffff"/>
         <w:tcBorders>
-          <w:top w:val="none"/>
-          <w:left w:val="none"/>
-          <w:bottom w:val="none"/>
+          <w:top w:val="none" w:color="000000" w:sz="4" w:space="0"/>
+          <w:left w:val="none" w:color="000000" w:sz="4" w:space="0"/>
+          <w:bottom w:val="none" w:color="000000" w:sz="4" w:space="0"/>
           <w:right w:val="single" w:color="000000" w:themeColor="accent1" w:sz="4" w:space="0"/>
         </w:tcBorders>
       </w:tcPr>
@@ -43225,10 +45810,10 @@
       <w:tcPr>
         <w:shd w:val="clear" w:color="ffffff" w:themeColor="light1" w:fill="ffffff" w:themeFill="light1"/>
         <w:tcBorders>
-          <w:top w:val="none"/>
-          <w:left w:val="none"/>
+          <w:top w:val="none" w:color="000000" w:sz="4" w:space="0"/>
+          <w:left w:val="none" w:color="000000" w:sz="4" w:space="0"/>
           <w:bottom w:val="single" w:color="000000" w:themeColor="accent1" w:sz="4" w:space="0"/>
-          <w:right w:val="none"/>
+          <w:right w:val="none" w:color="000000" w:sz="4" w:space="0"/>
         </w:tcBorders>
       </w:tcPr>
     </w:tblStylePr>
@@ -43248,12 +45833,12 @@
         <w:tblBorders/>
       </w:tblPr>
       <w:tcPr>
-        <w:shd w:color="ffffff"/>
+        <w:shd w:val="clear" w:color="ffffff"/>
         <w:tcBorders>
-          <w:top w:val="none"/>
+          <w:top w:val="none" w:color="000000" w:sz="4" w:space="0"/>
           <w:left w:val="single" w:color="000000" w:themeColor="accent1" w:sz="4" w:space="0"/>
-          <w:bottom w:val="none"/>
-          <w:right w:val="none"/>
+          <w:bottom w:val="none" w:color="000000" w:sz="4" w:space="0"/>
+          <w:right w:val="none" w:color="000000" w:sz="4" w:space="0"/>
         </w:tcBorders>
       </w:tcPr>
     </w:tblStylePr>
@@ -43276,9 +45861,9 @@
         <w:shd w:val="clear" w:color="ffffff" w:themeColor="light1" w:fill="ffffff" w:themeFill="light1"/>
         <w:tcBorders>
           <w:top w:val="single" w:color="000000" w:themeColor="accent1" w:sz="4" w:space="0"/>
-          <w:left w:val="none"/>
-          <w:bottom w:val="none"/>
-          <w:right w:val="none"/>
+          <w:left w:val="none" w:color="000000" w:sz="4" w:space="0"/>
+          <w:bottom w:val="none" w:color="000000" w:sz="4" w:space="0"/>
+          <w:right w:val="none" w:color="000000" w:sz="4" w:space="0"/>
         </w:tcBorders>
       </w:tcPr>
     </w:tblStylePr>
@@ -43353,9 +45938,9 @@
       </w:tcPr>
     </w:tblStylePr>
   </w:style>
-  <w:style w:type="table" w:styleId="112">
+  <w:style w:type="table" w:styleId="855">
     <w:name w:val="List Table 7 Colorful - Accent 2"/>
-    <w:basedOn w:val="11"/>
+    <w:basedOn w:val="754"/>
     <w:uiPriority w:val="99"/>
     <w:pPr>
       <w:pBdr/>
@@ -43454,11 +46039,11 @@
         <w:tblBorders/>
       </w:tblPr>
       <w:tcPr>
-        <w:shd w:color="ffffff"/>
+        <w:shd w:val="clear" w:color="ffffff"/>
         <w:tcBorders>
-          <w:top w:val="none"/>
-          <w:left w:val="none"/>
-          <w:bottom w:val="none"/>
+          <w:top w:val="none" w:color="000000" w:sz="4" w:space="0"/>
+          <w:left w:val="none" w:color="000000" w:sz="4" w:space="0"/>
+          <w:bottom w:val="none" w:color="000000" w:sz="4" w:space="0"/>
           <w:right w:val="single" w:color="000000" w:themeColor="accent2" w:themeTint="97" w:sz="4" w:space="0"/>
         </w:tcBorders>
       </w:tcPr>
@@ -43481,10 +46066,10 @@
       <w:tcPr>
         <w:shd w:val="clear" w:color="ffffff" w:themeColor="light1" w:fill="ffffff" w:themeFill="light1"/>
         <w:tcBorders>
-          <w:top w:val="none"/>
-          <w:left w:val="none"/>
+          <w:top w:val="none" w:color="000000" w:sz="4" w:space="0"/>
+          <w:left w:val="none" w:color="000000" w:sz="4" w:space="0"/>
           <w:bottom w:val="single" w:color="000000" w:themeColor="accent2" w:themeTint="97" w:sz="4" w:space="0"/>
-          <w:right w:val="none"/>
+          <w:right w:val="none" w:color="000000" w:sz="4" w:space="0"/>
         </w:tcBorders>
       </w:tcPr>
     </w:tblStylePr>
@@ -43504,12 +46089,12 @@
         <w:tblBorders/>
       </w:tblPr>
       <w:tcPr>
-        <w:shd w:color="ffffff"/>
+        <w:shd w:val="clear" w:color="ffffff"/>
         <w:tcBorders>
-          <w:top w:val="none"/>
+          <w:top w:val="none" w:color="000000" w:sz="4" w:space="0"/>
           <w:left w:val="single" w:color="000000" w:themeColor="accent2" w:themeTint="97" w:sz="4" w:space="0"/>
-          <w:bottom w:val="none"/>
-          <w:right w:val="none"/>
+          <w:bottom w:val="none" w:color="000000" w:sz="4" w:space="0"/>
+          <w:right w:val="none" w:color="000000" w:sz="4" w:space="0"/>
         </w:tcBorders>
       </w:tcPr>
     </w:tblStylePr>
@@ -43532,9 +46117,9 @@
         <w:shd w:val="clear" w:color="ffffff" w:themeColor="light1" w:fill="ffffff" w:themeFill="light1"/>
         <w:tcBorders>
           <w:top w:val="single" w:color="000000" w:themeColor="accent2" w:themeTint="97" w:sz="4" w:space="0"/>
-          <w:left w:val="none"/>
-          <w:bottom w:val="none"/>
-          <w:right w:val="none"/>
+          <w:left w:val="none" w:color="000000" w:sz="4" w:space="0"/>
+          <w:bottom w:val="none" w:color="000000" w:sz="4" w:space="0"/>
+          <w:right w:val="none" w:color="000000" w:sz="4" w:space="0"/>
         </w:tcBorders>
       </w:tcPr>
     </w:tblStylePr>
@@ -43609,9 +46194,9 @@
       </w:tcPr>
     </w:tblStylePr>
   </w:style>
-  <w:style w:type="table" w:styleId="113">
+  <w:style w:type="table" w:styleId="856">
     <w:name w:val="List Table 7 Colorful - Accent 3"/>
-    <w:basedOn w:val="11"/>
+    <w:basedOn w:val="754"/>
     <w:uiPriority w:val="99"/>
     <w:pPr>
       <w:pBdr/>
@@ -43710,11 +46295,11 @@
         <w:tblBorders/>
       </w:tblPr>
       <w:tcPr>
-        <w:shd w:color="ffffff"/>
+        <w:shd w:val="clear" w:color="ffffff"/>
         <w:tcBorders>
-          <w:top w:val="none"/>
-          <w:left w:val="none"/>
-          <w:bottom w:val="none"/>
+          <w:top w:val="none" w:color="000000" w:sz="4" w:space="0"/>
+          <w:left w:val="none" w:color="000000" w:sz="4" w:space="0"/>
+          <w:bottom w:val="none" w:color="000000" w:sz="4" w:space="0"/>
           <w:right w:val="single" w:color="000000" w:themeColor="accent3" w:themeTint="98" w:sz="4" w:space="0"/>
         </w:tcBorders>
       </w:tcPr>
@@ -43737,10 +46322,10 @@
       <w:tcPr>
         <w:shd w:val="clear" w:color="ffffff" w:themeColor="light1" w:fill="ffffff" w:themeFill="light1"/>
         <w:tcBorders>
-          <w:top w:val="none"/>
-          <w:left w:val="none"/>
+          <w:top w:val="none" w:color="000000" w:sz="4" w:space="0"/>
+          <w:left w:val="none" w:color="000000" w:sz="4" w:space="0"/>
           <w:bottom w:val="single" w:color="000000" w:themeColor="accent3" w:themeTint="98" w:sz="4" w:space="0"/>
-          <w:right w:val="none"/>
+          <w:right w:val="none" w:color="000000" w:sz="4" w:space="0"/>
         </w:tcBorders>
       </w:tcPr>
     </w:tblStylePr>
@@ -43760,12 +46345,12 @@
         <w:tblBorders/>
       </w:tblPr>
       <w:tcPr>
-        <w:shd w:color="ffffff"/>
+        <w:shd w:val="clear" w:color="ffffff"/>
         <w:tcBorders>
-          <w:top w:val="none"/>
+          <w:top w:val="none" w:color="000000" w:sz="4" w:space="0"/>
           <w:left w:val="single" w:color="000000" w:themeColor="accent3" w:themeTint="98" w:sz="4" w:space="0"/>
-          <w:bottom w:val="none"/>
-          <w:right w:val="none"/>
+          <w:bottom w:val="none" w:color="000000" w:sz="4" w:space="0"/>
+          <w:right w:val="none" w:color="000000" w:sz="4" w:space="0"/>
         </w:tcBorders>
       </w:tcPr>
     </w:tblStylePr>
@@ -43788,9 +46373,9 @@
         <w:shd w:val="clear" w:color="ffffff" w:themeColor="light1" w:fill="ffffff" w:themeFill="light1"/>
         <w:tcBorders>
           <w:top w:val="single" w:color="000000" w:themeColor="accent3" w:themeTint="98" w:sz="4" w:space="0"/>
-          <w:left w:val="none"/>
-          <w:bottom w:val="none"/>
-          <w:right w:val="none"/>
+          <w:left w:val="none" w:color="000000" w:sz="4" w:space="0"/>
+          <w:bottom w:val="none" w:color="000000" w:sz="4" w:space="0"/>
+          <w:right w:val="none" w:color="000000" w:sz="4" w:space="0"/>
         </w:tcBorders>
       </w:tcPr>
     </w:tblStylePr>
@@ -43865,9 +46450,9 @@
       </w:tcPr>
     </w:tblStylePr>
   </w:style>
-  <w:style w:type="table" w:styleId="114">
+  <w:style w:type="table" w:styleId="857">
     <w:name w:val="List Table 7 Colorful - Accent 4"/>
-    <w:basedOn w:val="11"/>
+    <w:basedOn w:val="754"/>
     <w:uiPriority w:val="99"/>
     <w:pPr>
       <w:pBdr/>
@@ -43966,11 +46551,11 @@
         <w:tblBorders/>
       </w:tblPr>
       <w:tcPr>
-        <w:shd w:color="ffffff"/>
+        <w:shd w:val="clear" w:color="ffffff"/>
         <w:tcBorders>
-          <w:top w:val="none"/>
-          <w:left w:val="none"/>
-          <w:bottom w:val="none"/>
+          <w:top w:val="none" w:color="000000" w:sz="4" w:space="0"/>
+          <w:left w:val="none" w:color="000000" w:sz="4" w:space="0"/>
+          <w:bottom w:val="none" w:color="000000" w:sz="4" w:space="0"/>
           <w:right w:val="single" w:color="000000" w:themeColor="accent4" w:themeTint="9A" w:sz="4" w:space="0"/>
         </w:tcBorders>
       </w:tcPr>
@@ -43993,10 +46578,10 @@
       <w:tcPr>
         <w:shd w:val="clear" w:color="ffffff" w:themeColor="light1" w:fill="ffffff" w:themeFill="light1"/>
         <w:tcBorders>
-          <w:top w:val="none"/>
-          <w:left w:val="none"/>
+          <w:top w:val="none" w:color="000000" w:sz="4" w:space="0"/>
+          <w:left w:val="none" w:color="000000" w:sz="4" w:space="0"/>
           <w:bottom w:val="single" w:color="000000" w:themeColor="accent4" w:themeTint="9A" w:sz="4" w:space="0"/>
-          <w:right w:val="none"/>
+          <w:right w:val="none" w:color="000000" w:sz="4" w:space="0"/>
         </w:tcBorders>
       </w:tcPr>
     </w:tblStylePr>
@@ -44016,12 +46601,12 @@
         <w:tblBorders/>
       </w:tblPr>
       <w:tcPr>
-        <w:shd w:color="ffffff"/>
+        <w:shd w:val="clear" w:color="ffffff"/>
         <w:tcBorders>
-          <w:top w:val="none"/>
+          <w:top w:val="none" w:color="000000" w:sz="4" w:space="0"/>
           <w:left w:val="single" w:color="000000" w:themeColor="accent4" w:themeTint="9A" w:sz="4" w:space="0"/>
-          <w:bottom w:val="none"/>
-          <w:right w:val="none"/>
+          <w:bottom w:val="none" w:color="000000" w:sz="4" w:space="0"/>
+          <w:right w:val="none" w:color="000000" w:sz="4" w:space="0"/>
         </w:tcBorders>
       </w:tcPr>
     </w:tblStylePr>
@@ -44044,9 +46629,9 @@
         <w:shd w:val="clear" w:color="ffffff" w:themeColor="light1" w:fill="ffffff" w:themeFill="light1"/>
         <w:tcBorders>
           <w:top w:val="single" w:color="000000" w:themeColor="accent4" w:themeTint="9A" w:sz="4" w:space="0"/>
-          <w:left w:val="none"/>
-          <w:bottom w:val="none"/>
-          <w:right w:val="none"/>
+          <w:left w:val="none" w:color="000000" w:sz="4" w:space="0"/>
+          <w:bottom w:val="none" w:color="000000" w:sz="4" w:space="0"/>
+          <w:right w:val="none" w:color="000000" w:sz="4" w:space="0"/>
         </w:tcBorders>
       </w:tcPr>
     </w:tblStylePr>
@@ -44121,9 +46706,9 @@
       </w:tcPr>
     </w:tblStylePr>
   </w:style>
-  <w:style w:type="table" w:styleId="115">
+  <w:style w:type="table" w:styleId="858">
     <w:name w:val="List Table 7 Colorful - Accent 5"/>
-    <w:basedOn w:val="11"/>
+    <w:basedOn w:val="754"/>
     <w:uiPriority w:val="99"/>
     <w:pPr>
       <w:pBdr/>
@@ -44222,11 +46807,11 @@
         <w:tblBorders/>
       </w:tblPr>
       <w:tcPr>
-        <w:shd w:color="ffffff"/>
+        <w:shd w:val="clear" w:color="ffffff"/>
         <w:tcBorders>
-          <w:top w:val="none"/>
-          <w:left w:val="none"/>
-          <w:bottom w:val="none"/>
+          <w:top w:val="none" w:color="000000" w:sz="4" w:space="0"/>
+          <w:left w:val="none" w:color="000000" w:sz="4" w:space="0"/>
+          <w:bottom w:val="none" w:color="000000" w:sz="4" w:space="0"/>
           <w:right w:val="single" w:color="000000" w:themeColor="accent5" w:themeTint="9A" w:sz="4" w:space="0"/>
         </w:tcBorders>
       </w:tcPr>
@@ -44249,10 +46834,10 @@
       <w:tcPr>
         <w:shd w:val="clear" w:color="ffffff" w:themeColor="light1" w:fill="ffffff" w:themeFill="light1"/>
         <w:tcBorders>
-          <w:top w:val="none"/>
-          <w:left w:val="none"/>
+          <w:top w:val="none" w:color="000000" w:sz="4" w:space="0"/>
+          <w:left w:val="none" w:color="000000" w:sz="4" w:space="0"/>
           <w:bottom w:val="single" w:color="000000" w:themeColor="accent5" w:themeTint="9A" w:sz="4" w:space="0"/>
-          <w:right w:val="none"/>
+          <w:right w:val="none" w:color="000000" w:sz="4" w:space="0"/>
         </w:tcBorders>
       </w:tcPr>
     </w:tblStylePr>
@@ -44272,12 +46857,12 @@
         <w:tblBorders/>
       </w:tblPr>
       <w:tcPr>
-        <w:shd w:color="ffffff"/>
+        <w:shd w:val="clear" w:color="ffffff"/>
         <w:tcBorders>
-          <w:top w:val="none"/>
+          <w:top w:val="none" w:color="000000" w:sz="4" w:space="0"/>
           <w:left w:val="single" w:color="000000" w:themeColor="accent5" w:themeTint="9A" w:sz="4" w:space="0"/>
-          <w:bottom w:val="none"/>
-          <w:right w:val="none"/>
+          <w:bottom w:val="none" w:color="000000" w:sz="4" w:space="0"/>
+          <w:right w:val="none" w:color="000000" w:sz="4" w:space="0"/>
         </w:tcBorders>
       </w:tcPr>
     </w:tblStylePr>
@@ -44300,9 +46885,9 @@
         <w:shd w:val="clear" w:color="ffffff" w:themeColor="light1" w:fill="ffffff" w:themeFill="light1"/>
         <w:tcBorders>
           <w:top w:val="single" w:color="000000" w:themeColor="accent5" w:themeTint="9A" w:sz="4" w:space="0"/>
-          <w:left w:val="none"/>
-          <w:bottom w:val="none"/>
-          <w:right w:val="none"/>
+          <w:left w:val="none" w:color="000000" w:sz="4" w:space="0"/>
+          <w:bottom w:val="none" w:color="000000" w:sz="4" w:space="0"/>
+          <w:right w:val="none" w:color="000000" w:sz="4" w:space="0"/>
         </w:tcBorders>
       </w:tcPr>
     </w:tblStylePr>
@@ -44377,9 +46962,9 @@
       </w:tcPr>
     </w:tblStylePr>
   </w:style>
-  <w:style w:type="table" w:styleId="116">
+  <w:style w:type="table" w:styleId="859">
     <w:name w:val="List Table 7 Colorful - Accent 6"/>
-    <w:basedOn w:val="11"/>
+    <w:basedOn w:val="754"/>
     <w:uiPriority w:val="99"/>
     <w:pPr>
       <w:pBdr/>
@@ -44478,11 +47063,11 @@
         <w:tblBorders/>
       </w:tblPr>
       <w:tcPr>
-        <w:shd w:color="ffffff"/>
+        <w:shd w:val="clear" w:color="ffffff"/>
         <w:tcBorders>
-          <w:top w:val="none"/>
-          <w:left w:val="none"/>
-          <w:bottom w:val="none"/>
+          <w:top w:val="none" w:color="000000" w:sz="4" w:space="0"/>
+          <w:left w:val="none" w:color="000000" w:sz="4" w:space="0"/>
+          <w:bottom w:val="none" w:color="000000" w:sz="4" w:space="0"/>
           <w:right w:val="single" w:color="000000" w:themeColor="accent6" w:themeTint="98" w:sz="4" w:space="0"/>
         </w:tcBorders>
       </w:tcPr>
@@ -44505,10 +47090,10 @@
       <w:tcPr>
         <w:shd w:val="clear" w:color="ffffff" w:themeColor="light1" w:fill="ffffff" w:themeFill="light1"/>
         <w:tcBorders>
-          <w:top w:val="none"/>
-          <w:left w:val="none"/>
+          <w:top w:val="none" w:color="000000" w:sz="4" w:space="0"/>
+          <w:left w:val="none" w:color="000000" w:sz="4" w:space="0"/>
           <w:bottom w:val="single" w:color="000000" w:themeColor="accent6" w:themeTint="98" w:sz="4" w:space="0"/>
-          <w:right w:val="none"/>
+          <w:right w:val="none" w:color="000000" w:sz="4" w:space="0"/>
         </w:tcBorders>
       </w:tcPr>
     </w:tblStylePr>
@@ -44528,12 +47113,12 @@
         <w:tblBorders/>
       </w:tblPr>
       <w:tcPr>
-        <w:shd w:color="ffffff"/>
+        <w:shd w:val="clear" w:color="ffffff"/>
         <w:tcBorders>
-          <w:top w:val="none"/>
+          <w:top w:val="none" w:color="000000" w:sz="4" w:space="0"/>
           <w:left w:val="single" w:color="000000" w:themeColor="accent6" w:themeTint="98" w:sz="4" w:space="0"/>
-          <w:bottom w:val="none"/>
-          <w:right w:val="none"/>
+          <w:bottom w:val="none" w:color="000000" w:sz="4" w:space="0"/>
+          <w:right w:val="none" w:color="000000" w:sz="4" w:space="0"/>
         </w:tcBorders>
       </w:tcPr>
     </w:tblStylePr>
@@ -44556,9 +47141,9 @@
         <w:shd w:val="clear" w:color="ffffff" w:themeColor="light1" w:fill="ffffff" w:themeFill="light1"/>
         <w:tcBorders>
           <w:top w:val="single" w:color="000000" w:themeColor="accent6" w:themeTint="98" w:sz="4" w:space="0"/>
-          <w:left w:val="none"/>
-          <w:bottom w:val="none"/>
-          <w:right w:val="none"/>
+          <w:left w:val="none" w:color="000000" w:sz="4" w:space="0"/>
+          <w:bottom w:val="none" w:color="000000" w:sz="4" w:space="0"/>
+          <w:right w:val="none" w:color="000000" w:sz="4" w:space="0"/>
         </w:tcBorders>
       </w:tcPr>
     </w:tblStylePr>
@@ -44633,9 +47218,9 @@
       </w:tcPr>
     </w:tblStylePr>
   </w:style>
-  <w:style w:type="table" w:styleId="117">
+  <w:style w:type="table" w:styleId="860">
     <w:name w:val="Lined - Accent"/>
-    <w:basedOn w:val="11"/>
+    <w:basedOn w:val="754"/>
     <w:uiPriority w:val="99"/>
     <w:pPr>
       <w:pBdr/>
@@ -44870,9 +47455,9 @@
       </w:tcPr>
     </w:tblStylePr>
   </w:style>
-  <w:style w:type="table" w:styleId="118">
+  <w:style w:type="table" w:styleId="861">
     <w:name w:val="Lined - Accent 1"/>
-    <w:basedOn w:val="11"/>
+    <w:basedOn w:val="754"/>
     <w:uiPriority w:val="99"/>
     <w:pPr>
       <w:pBdr/>
@@ -45107,9 +47692,9 @@
       </w:tcPr>
     </w:tblStylePr>
   </w:style>
-  <w:style w:type="table" w:styleId="119">
+  <w:style w:type="table" w:styleId="862">
     <w:name w:val="Lined - Accent 2"/>
-    <w:basedOn w:val="11"/>
+    <w:basedOn w:val="754"/>
     <w:uiPriority w:val="99"/>
     <w:pPr>
       <w:pBdr/>
@@ -45344,9 +47929,9 @@
       </w:tcPr>
     </w:tblStylePr>
   </w:style>
-  <w:style w:type="table" w:styleId="120">
+  <w:style w:type="table" w:styleId="863">
     <w:name w:val="Lined - Accent 3"/>
-    <w:basedOn w:val="11"/>
+    <w:basedOn w:val="754"/>
     <w:uiPriority w:val="99"/>
     <w:pPr>
       <w:pBdr/>
@@ -45581,9 +48166,9 @@
       </w:tcPr>
     </w:tblStylePr>
   </w:style>
-  <w:style w:type="table" w:styleId="121">
+  <w:style w:type="table" w:styleId="864">
     <w:name w:val="Lined - Accent 4"/>
-    <w:basedOn w:val="11"/>
+    <w:basedOn w:val="754"/>
     <w:uiPriority w:val="99"/>
     <w:pPr>
       <w:pBdr/>
@@ -45818,9 +48403,9 @@
       </w:tcPr>
     </w:tblStylePr>
   </w:style>
-  <w:style w:type="table" w:styleId="122">
+  <w:style w:type="table" w:styleId="865">
     <w:name w:val="Lined - Accent 5"/>
-    <w:basedOn w:val="11"/>
+    <w:basedOn w:val="754"/>
     <w:uiPriority w:val="99"/>
     <w:pPr>
       <w:pBdr/>
@@ -46055,9 +48640,9 @@
       </w:tcPr>
     </w:tblStylePr>
   </w:style>
-  <w:style w:type="table" w:styleId="123">
+  <w:style w:type="table" w:styleId="866">
     <w:name w:val="Lined - Accent 6"/>
-    <w:basedOn w:val="11"/>
+    <w:basedOn w:val="754"/>
     <w:uiPriority w:val="99"/>
     <w:pPr>
       <w:pBdr/>
@@ -46292,9 +48877,9 @@
       </w:tcPr>
     </w:tblStylePr>
   </w:style>
-  <w:style w:type="table" w:styleId="124">
+  <w:style w:type="table" w:styleId="867">
     <w:name w:val="Bordered &amp; Lined - Accent"/>
-    <w:basedOn w:val="11"/>
+    <w:basedOn w:val="754"/>
     <w:uiPriority w:val="99"/>
     <w:pPr>
       <w:pBdr/>
@@ -46536,9 +49121,9 @@
       </w:tcPr>
     </w:tblStylePr>
   </w:style>
-  <w:style w:type="table" w:styleId="125">
+  <w:style w:type="table" w:styleId="868">
     <w:name w:val="Bordered &amp; Lined - Accent 1"/>
-    <w:basedOn w:val="11"/>
+    <w:basedOn w:val="754"/>
     <w:uiPriority w:val="99"/>
     <w:pPr>
       <w:pBdr/>
@@ -46780,9 +49365,9 @@
       </w:tcPr>
     </w:tblStylePr>
   </w:style>
-  <w:style w:type="table" w:styleId="126">
+  <w:style w:type="table" w:styleId="869">
     <w:name w:val="Bordered &amp; Lined - Accent 2"/>
-    <w:basedOn w:val="11"/>
+    <w:basedOn w:val="754"/>
     <w:uiPriority w:val="99"/>
     <w:pPr>
       <w:pBdr/>
@@ -47024,9 +49609,9 @@
       </w:tcPr>
     </w:tblStylePr>
   </w:style>
-  <w:style w:type="table" w:styleId="127">
+  <w:style w:type="table" w:styleId="870">
     <w:name w:val="Bordered &amp; Lined - Accent 3"/>
-    <w:basedOn w:val="11"/>
+    <w:basedOn w:val="754"/>
     <w:uiPriority w:val="99"/>
     <w:pPr>
       <w:pBdr/>
@@ -47268,9 +49853,9 @@
       </w:tcPr>
     </w:tblStylePr>
   </w:style>
-  <w:style w:type="table" w:styleId="128">
+  <w:style w:type="table" w:styleId="871">
     <w:name w:val="Bordered &amp; Lined - Accent 4"/>
-    <w:basedOn w:val="11"/>
+    <w:basedOn w:val="754"/>
     <w:uiPriority w:val="99"/>
     <w:pPr>
       <w:pBdr/>
@@ -47512,9 +50097,9 @@
       </w:tcPr>
     </w:tblStylePr>
   </w:style>
-  <w:style w:type="table" w:styleId="129">
+  <w:style w:type="table" w:styleId="872">
     <w:name w:val="Bordered &amp; Lined - Accent 5"/>
-    <w:basedOn w:val="11"/>
+    <w:basedOn w:val="754"/>
     <w:uiPriority w:val="99"/>
     <w:pPr>
       <w:pBdr/>
@@ -47756,9 +50341,9 @@
       </w:tcPr>
     </w:tblStylePr>
   </w:style>
-  <w:style w:type="table" w:styleId="130">
+  <w:style w:type="table" w:styleId="873">
     <w:name w:val="Bordered &amp; Lined - Accent 6"/>
-    <w:basedOn w:val="11"/>
+    <w:basedOn w:val="754"/>
     <w:uiPriority w:val="99"/>
     <w:pPr>
       <w:pBdr/>
@@ -48000,9 +50585,9 @@
       </w:tcPr>
     </w:tblStylePr>
   </w:style>
-  <w:style w:type="table" w:styleId="131">
+  <w:style w:type="table" w:styleId="874">
     <w:name w:val="Bordered"/>
-    <w:basedOn w:val="11"/>
+    <w:basedOn w:val="754"/>
     <w:uiPriority w:val="99"/>
     <w:pPr>
       <w:pBdr/>
@@ -48231,9 +50816,9 @@
       </w:tcPr>
     </w:tblStylePr>
   </w:style>
-  <w:style w:type="table" w:styleId="132">
+  <w:style w:type="table" w:styleId="875">
     <w:name w:val="Bordered - Accent 1"/>
-    <w:basedOn w:val="11"/>
+    <w:basedOn w:val="754"/>
     <w:uiPriority w:val="99"/>
     <w:pPr>
       <w:pBdr/>
@@ -48462,9 +51047,9 @@
       </w:tcPr>
     </w:tblStylePr>
   </w:style>
-  <w:style w:type="table" w:styleId="133">
+  <w:style w:type="table" w:styleId="876">
     <w:name w:val="Bordered - Accent 2"/>
-    <w:basedOn w:val="11"/>
+    <w:basedOn w:val="754"/>
     <w:uiPriority w:val="99"/>
     <w:pPr>
       <w:pBdr/>
@@ -48693,9 +51278,9 @@
       </w:tcPr>
     </w:tblStylePr>
   </w:style>
-  <w:style w:type="table" w:styleId="134">
+  <w:style w:type="table" w:styleId="877">
     <w:name w:val="Bordered - Accent 3"/>
-    <w:basedOn w:val="11"/>
+    <w:basedOn w:val="754"/>
     <w:uiPriority w:val="99"/>
     <w:pPr>
       <w:pBdr/>
@@ -48924,9 +51509,9 @@
       </w:tcPr>
     </w:tblStylePr>
   </w:style>
-  <w:style w:type="table" w:styleId="135">
+  <w:style w:type="table" w:styleId="878">
     <w:name w:val="Bordered - Accent 4"/>
-    <w:basedOn w:val="11"/>
+    <w:basedOn w:val="754"/>
     <w:uiPriority w:val="99"/>
     <w:pPr>
       <w:pBdr/>
@@ -49155,9 +51740,9 @@
       </w:tcPr>
     </w:tblStylePr>
   </w:style>
-  <w:style w:type="table" w:styleId="136">
+  <w:style w:type="table" w:styleId="879">
     <w:name w:val="Bordered - Accent 5"/>
-    <w:basedOn w:val="11"/>
+    <w:basedOn w:val="754"/>
     <w:uiPriority w:val="99"/>
     <w:pPr>
       <w:pBdr/>
@@ -49386,9 +51971,9 @@
       </w:tcPr>
     </w:tblStylePr>
   </w:style>
-  <w:style w:type="table" w:styleId="137">
+  <w:style w:type="table" w:styleId="880">
     <w:name w:val="Bordered - Accent 6"/>
-    <w:basedOn w:val="11"/>
+    <w:basedOn w:val="754"/>
     <w:uiPriority w:val="99"/>
     <w:pPr>
       <w:pBdr/>
@@ -49617,7 +52202,7 @@
       </w:tcPr>
     </w:tblStylePr>
   </w:style>
-  <w:style w:type="paragraph" w:styleId="138" w:default="1">
+  <w:style w:type="paragraph" w:styleId="881" w:default="1">
     <w:name w:val="Normal"/>
     <w:qFormat/>
     <w:pPr>
@@ -49626,11 +52211,11 @@
       <w:ind/>
     </w:pPr>
   </w:style>
-  <w:style w:type="paragraph" w:styleId="145">
+  <w:style w:type="paragraph" w:styleId="882">
     <w:name w:val="Heading 7"/>
-    <w:basedOn w:val="138"/>
-    <w:next w:val="138"/>
-    <w:link w:val="156"/>
+    <w:basedOn w:val="881"/>
+    <w:next w:val="881"/>
+    <w:link w:val="893"/>
     <w:uiPriority w:val="9"/>
     <w:unhideWhenUsed/>
     <w:qFormat/>
@@ -49647,11 +52232,11 @@
       <w:color w:val="595959" w:themeColor="text1" w:themeTint="A6"/>
     </w:rPr>
   </w:style>
-  <w:style w:type="paragraph" w:styleId="146">
+  <w:style w:type="paragraph" w:styleId="883">
     <w:name w:val="Heading 8"/>
-    <w:basedOn w:val="138"/>
-    <w:next w:val="138"/>
-    <w:link w:val="157"/>
+    <w:basedOn w:val="881"/>
+    <w:next w:val="881"/>
+    <w:link w:val="894"/>
     <w:uiPriority w:val="9"/>
     <w:unhideWhenUsed/>
     <w:qFormat/>
@@ -49670,11 +52255,11 @@
       <w:color w:val="272727" w:themeColor="text1" w:themeTint="D8"/>
     </w:rPr>
   </w:style>
-  <w:style w:type="paragraph" w:styleId="147">
+  <w:style w:type="paragraph" w:styleId="884">
     <w:name w:val="Heading 9"/>
-    <w:basedOn w:val="138"/>
-    <w:next w:val="138"/>
-    <w:link w:val="158"/>
+    <w:basedOn w:val="881"/>
+    <w:next w:val="881"/>
+    <w:link w:val="895"/>
     <w:uiPriority w:val="9"/>
     <w:unhideWhenUsed/>
     <w:qFormat/>
@@ -49693,7 +52278,7 @@
       <w:color w:val="272727" w:themeColor="text1" w:themeTint="D8"/>
     </w:rPr>
   </w:style>
-  <w:style w:type="character" w:styleId="148" w:default="1">
+  <w:style w:type="character" w:styleId="885" w:default="1">
     <w:name w:val="Default Paragraph Font"/>
     <w:uiPriority w:val="1"/>
     <w:semiHidden/>
@@ -49704,7 +52289,7 @@
       <w:ind/>
     </w:pPr>
   </w:style>
-  <w:style w:type="numbering" w:styleId="149" w:default="1">
+  <w:style w:type="numbering" w:styleId="886" w:default="1">
     <w:name w:val="No List"/>
     <w:uiPriority w:val="99"/>
     <w:semiHidden/>
@@ -49715,10 +52300,10 @@
       <w:ind/>
     </w:pPr>
   </w:style>
-  <w:style w:type="character" w:styleId="150">
+  <w:style w:type="character" w:styleId="887">
     <w:name w:val="Heading 1 Char"/>
-    <w:basedOn w:val="148"/>
-    <w:link w:val="727"/>
+    <w:basedOn w:val="885"/>
+    <w:link w:val="929"/>
     <w:uiPriority w:val="9"/>
     <w:pPr>
       <w:pBdr/>
@@ -49732,10 +52317,10 @@
       <w:szCs w:val="40"/>
     </w:rPr>
   </w:style>
-  <w:style w:type="character" w:styleId="151">
+  <w:style w:type="character" w:styleId="888">
     <w:name w:val="Heading 2 Char"/>
-    <w:basedOn w:val="148"/>
-    <w:link w:val="728"/>
+    <w:basedOn w:val="885"/>
+    <w:link w:val="930"/>
     <w:uiPriority w:val="9"/>
     <w:pPr>
       <w:pBdr/>
@@ -49749,10 +52334,10 @@
       <w:szCs w:val="32"/>
     </w:rPr>
   </w:style>
-  <w:style w:type="character" w:styleId="152">
+  <w:style w:type="character" w:styleId="889">
     <w:name w:val="Heading 3 Char"/>
-    <w:basedOn w:val="148"/>
-    <w:link w:val="729"/>
+    <w:basedOn w:val="885"/>
+    <w:link w:val="931"/>
     <w:uiPriority w:val="9"/>
     <w:pPr>
       <w:pBdr/>
@@ -49766,10 +52351,10 @@
       <w:szCs w:val="28"/>
     </w:rPr>
   </w:style>
-  <w:style w:type="character" w:styleId="153">
+  <w:style w:type="character" w:styleId="890">
     <w:name w:val="Heading 4 Char"/>
-    <w:basedOn w:val="148"/>
-    <w:link w:val="730"/>
+    <w:basedOn w:val="885"/>
+    <w:link w:val="932"/>
     <w:uiPriority w:val="9"/>
     <w:pPr>
       <w:pBdr/>
@@ -49783,10 +52368,10 @@
       <w:color w:val="0f4761" w:themeColor="accent1" w:themeShade="BF"/>
     </w:rPr>
   </w:style>
-  <w:style w:type="character" w:styleId="154">
+  <w:style w:type="character" w:styleId="891">
     <w:name w:val="Heading 5 Char"/>
-    <w:basedOn w:val="148"/>
-    <w:link w:val="731"/>
+    <w:basedOn w:val="885"/>
+    <w:link w:val="933"/>
     <w:uiPriority w:val="9"/>
     <w:pPr>
       <w:pBdr/>
@@ -49798,10 +52383,10 @@
       <w:color w:val="0f4761" w:themeColor="accent1" w:themeShade="BF"/>
     </w:rPr>
   </w:style>
-  <w:style w:type="character" w:styleId="155">
+  <w:style w:type="character" w:styleId="892">
     <w:name w:val="Heading 6 Char"/>
-    <w:basedOn w:val="148"/>
-    <w:link w:val="732"/>
+    <w:basedOn w:val="885"/>
+    <w:link w:val="934"/>
     <w:uiPriority w:val="9"/>
     <w:pPr>
       <w:pBdr/>
@@ -49815,10 +52400,10 @@
       <w:color w:val="595959" w:themeColor="text1" w:themeTint="A6"/>
     </w:rPr>
   </w:style>
-  <w:style w:type="character" w:styleId="156">
+  <w:style w:type="character" w:styleId="893">
     <w:name w:val="Heading 7 Char"/>
-    <w:basedOn w:val="148"/>
-    <w:link w:val="145"/>
+    <w:basedOn w:val="885"/>
+    <w:link w:val="882"/>
     <w:uiPriority w:val="9"/>
     <w:pPr>
       <w:pBdr/>
@@ -49830,10 +52415,10 @@
       <w:color w:val="595959" w:themeColor="text1" w:themeTint="A6"/>
     </w:rPr>
   </w:style>
-  <w:style w:type="character" w:styleId="157">
+  <w:style w:type="character" w:styleId="894">
     <w:name w:val="Heading 8 Char"/>
-    <w:basedOn w:val="148"/>
-    <w:link w:val="146"/>
+    <w:basedOn w:val="885"/>
+    <w:link w:val="883"/>
     <w:uiPriority w:val="9"/>
     <w:pPr>
       <w:pBdr/>
@@ -49847,10 +52432,10 @@
       <w:color w:val="272727" w:themeColor="text1" w:themeTint="D8"/>
     </w:rPr>
   </w:style>
-  <w:style w:type="character" w:styleId="158">
+  <w:style w:type="character" w:styleId="895">
     <w:name w:val="Heading 9 Char"/>
-    <w:basedOn w:val="148"/>
-    <w:link w:val="147"/>
+    <w:basedOn w:val="885"/>
+    <w:link w:val="884"/>
     <w:uiPriority w:val="9"/>
     <w:pPr>
       <w:pBdr/>
@@ -49864,10 +52449,10 @@
       <w:color w:val="272727" w:themeColor="text1" w:themeTint="D8"/>
     </w:rPr>
   </w:style>
-  <w:style w:type="character" w:styleId="160">
+  <w:style w:type="character" w:styleId="896">
     <w:name w:val="Title Char"/>
-    <w:basedOn w:val="148"/>
-    <w:link w:val="726"/>
+    <w:basedOn w:val="885"/>
+    <w:link w:val="928"/>
     <w:uiPriority w:val="10"/>
     <w:pPr>
       <w:pBdr/>
@@ -49881,11 +52466,11 @@
       <w:szCs w:val="56"/>
     </w:rPr>
   </w:style>
-  <w:style w:type="paragraph" w:styleId="161">
+  <w:style w:type="paragraph" w:styleId="897">
     <w:name w:val="Subtitle"/>
-    <w:basedOn w:val="138"/>
-    <w:next w:val="138"/>
-    <w:link w:val="162"/>
+    <w:basedOn w:val="881"/>
+    <w:next w:val="881"/>
+    <w:link w:val="898"/>
     <w:uiPriority w:val="11"/>
     <w:qFormat/>
     <w:pPr>
@@ -49903,10 +52488,10 @@
       <w:szCs w:val="28"/>
     </w:rPr>
   </w:style>
-  <w:style w:type="character" w:styleId="162">
+  <w:style w:type="character" w:styleId="898">
     <w:name w:val="Subtitle Char"/>
-    <w:basedOn w:val="148"/>
-    <w:link w:val="161"/>
+    <w:basedOn w:val="885"/>
+    <w:link w:val="897"/>
     <w:uiPriority w:val="11"/>
     <w:pPr>
       <w:pBdr/>
@@ -49920,11 +52505,11 @@
       <w:szCs w:val="28"/>
     </w:rPr>
   </w:style>
-  <w:style w:type="paragraph" w:styleId="163">
+  <w:style w:type="paragraph" w:styleId="899">
     <w:name w:val="Quote"/>
-    <w:basedOn w:val="138"/>
-    <w:next w:val="138"/>
-    <w:link w:val="164"/>
+    <w:basedOn w:val="881"/>
+    <w:next w:val="881"/>
+    <w:link w:val="900"/>
     <w:uiPriority w:val="29"/>
     <w:qFormat/>
     <w:pPr>
@@ -49939,10 +52524,10 @@
       <w:color w:val="404040" w:themeColor="text1" w:themeTint="BF"/>
     </w:rPr>
   </w:style>
-  <w:style w:type="character" w:styleId="164">
+  <w:style w:type="character" w:styleId="900">
     <w:name w:val="Quote Char"/>
-    <w:basedOn w:val="148"/>
-    <w:link w:val="163"/>
+    <w:basedOn w:val="885"/>
+    <w:link w:val="899"/>
     <w:uiPriority w:val="29"/>
     <w:pPr>
       <w:pBdr/>
@@ -49955,9 +52540,9 @@
       <w:color w:val="404040" w:themeColor="text1" w:themeTint="BF"/>
     </w:rPr>
   </w:style>
-  <w:style w:type="character" w:styleId="166">
+  <w:style w:type="character" w:styleId="901">
     <w:name w:val="Intense Emphasis"/>
-    <w:basedOn w:val="148"/>
+    <w:basedOn w:val="885"/>
     <w:uiPriority w:val="21"/>
     <w:qFormat/>
     <w:pPr>
@@ -49971,11 +52556,11 @@
       <w:color w:val="0f4761" w:themeColor="accent1" w:themeShade="BF"/>
     </w:rPr>
   </w:style>
-  <w:style w:type="paragraph" w:styleId="167">
+  <w:style w:type="paragraph" w:styleId="902">
     <w:name w:val="Intense Quote"/>
-    <w:basedOn w:val="138"/>
-    <w:next w:val="138"/>
-    <w:link w:val="168"/>
+    <w:basedOn w:val="881"/>
+    <w:next w:val="881"/>
+    <w:link w:val="903"/>
     <w:uiPriority w:val="30"/>
     <w:qFormat/>
     <w:pPr>
@@ -49993,10 +52578,10 @@
       <w:color w:val="0f4761" w:themeColor="accent1" w:themeShade="BF"/>
     </w:rPr>
   </w:style>
-  <w:style w:type="character" w:styleId="168">
+  <w:style w:type="character" w:styleId="903">
     <w:name w:val="Intense Quote Char"/>
-    <w:basedOn w:val="148"/>
-    <w:link w:val="167"/>
+    <w:basedOn w:val="885"/>
+    <w:link w:val="902"/>
     <w:uiPriority w:val="30"/>
     <w:pPr>
       <w:pBdr/>
@@ -50009,9 +52594,9 @@
       <w:color w:val="0f4761" w:themeColor="accent1" w:themeShade="BF"/>
     </w:rPr>
   </w:style>
-  <w:style w:type="character" w:styleId="169">
+  <w:style w:type="character" w:styleId="904">
     <w:name w:val="Intense Reference"/>
-    <w:basedOn w:val="148"/>
+    <w:basedOn w:val="885"/>
     <w:uiPriority w:val="32"/>
     <w:qFormat/>
     <w:pPr>
@@ -50027,9 +52612,9 @@
       <w:spacing w:val="5"/>
     </w:rPr>
   </w:style>
-  <w:style w:type="paragraph" w:styleId="170">
+  <w:style w:type="paragraph" w:styleId="905">
     <w:name w:val="No Spacing"/>
-    <w:basedOn w:val="138"/>
+    <w:basedOn w:val="881"/>
     <w:uiPriority w:val="1"/>
     <w:qFormat/>
     <w:pPr>
@@ -50038,9 +52623,9 @@
       <w:ind/>
     </w:pPr>
   </w:style>
-  <w:style w:type="character" w:styleId="171">
+  <w:style w:type="character" w:styleId="906">
     <w:name w:val="Subtle Emphasis"/>
-    <w:basedOn w:val="148"/>
+    <w:basedOn w:val="885"/>
     <w:uiPriority w:val="19"/>
     <w:qFormat/>
     <w:pPr>
@@ -50054,9 +52639,9 @@
       <w:color w:val="404040" w:themeColor="text1" w:themeTint="BF"/>
     </w:rPr>
   </w:style>
-  <w:style w:type="character" w:styleId="172">
+  <w:style w:type="character" w:styleId="907">
     <w:name w:val="Emphasis"/>
-    <w:basedOn w:val="148"/>
+    <w:basedOn w:val="885"/>
     <w:uiPriority w:val="20"/>
     <w:qFormat/>
     <w:pPr>
@@ -50069,9 +52654,9 @@
       <w:iCs/>
     </w:rPr>
   </w:style>
-  <w:style w:type="character" w:styleId="174">
+  <w:style w:type="character" w:styleId="908">
     <w:name w:val="Subtle Reference"/>
-    <w:basedOn w:val="148"/>
+    <w:basedOn w:val="885"/>
     <w:uiPriority w:val="31"/>
     <w:qFormat/>
     <w:pPr>
@@ -50084,9 +52669,9 @@
       <w:color w:val="5a5a5a" w:themeColor="text1" w:themeTint="A5"/>
     </w:rPr>
   </w:style>
-  <w:style w:type="character" w:styleId="175">
+  <w:style w:type="character" w:styleId="909">
     <w:name w:val="Book Title"/>
-    <w:basedOn w:val="148"/>
+    <w:basedOn w:val="885"/>
     <w:uiPriority w:val="33"/>
     <w:qFormat/>
     <w:pPr>
@@ -50102,10 +52687,10 @@
       <w:spacing w:val="5"/>
     </w:rPr>
   </w:style>
-  <w:style w:type="paragraph" w:styleId="176">
+  <w:style w:type="paragraph" w:styleId="910">
     <w:name w:val="Header"/>
-    <w:basedOn w:val="138"/>
-    <w:link w:val="177"/>
+    <w:basedOn w:val="881"/>
+    <w:link w:val="911"/>
     <w:uiPriority w:val="99"/>
     <w:unhideWhenUsed/>
     <w:pPr>
@@ -50118,10 +52703,10 @@
       <w:ind/>
     </w:pPr>
   </w:style>
-  <w:style w:type="character" w:styleId="177">
+  <w:style w:type="character" w:styleId="911">
     <w:name w:val="Header Char"/>
-    <w:basedOn w:val="148"/>
-    <w:link w:val="176"/>
+    <w:basedOn w:val="885"/>
+    <w:link w:val="910"/>
     <w:uiPriority w:val="99"/>
     <w:pPr>
       <w:pBdr/>
@@ -50129,10 +52714,10 @@
       <w:ind/>
     </w:pPr>
   </w:style>
-  <w:style w:type="paragraph" w:styleId="178">
+  <w:style w:type="paragraph" w:styleId="912">
     <w:name w:val="Footer"/>
-    <w:basedOn w:val="138"/>
-    <w:link w:val="179"/>
+    <w:basedOn w:val="881"/>
+    <w:link w:val="913"/>
     <w:uiPriority w:val="99"/>
     <w:unhideWhenUsed/>
     <w:pPr>
@@ -50145,10 +52730,10 @@
       <w:ind/>
     </w:pPr>
   </w:style>
-  <w:style w:type="character" w:styleId="179">
+  <w:style w:type="character" w:styleId="913">
     <w:name w:val="Footer Char"/>
-    <w:basedOn w:val="148"/>
-    <w:link w:val="178"/>
+    <w:basedOn w:val="885"/>
+    <w:link w:val="912"/>
     <w:uiPriority w:val="99"/>
     <w:pPr>
       <w:pBdr/>
@@ -50156,10 +52741,10 @@
       <w:ind/>
     </w:pPr>
   </w:style>
-  <w:style w:type="paragraph" w:styleId="180">
+  <w:style w:type="paragraph" w:styleId="914">
     <w:name w:val="Caption"/>
-    <w:basedOn w:val="138"/>
-    <w:next w:val="138"/>
+    <w:basedOn w:val="881"/>
+    <w:next w:val="881"/>
     <w:uiPriority w:val="35"/>
     <w:unhideWhenUsed/>
     <w:qFormat/>
@@ -50176,9 +52761,9 @@
       <w:szCs w:val="18"/>
     </w:rPr>
   </w:style>
-  <w:style w:type="character" w:styleId="188">
+  <w:style w:type="character" w:styleId="915">
     <w:name w:val="FollowedHyperlink"/>
-    <w:basedOn w:val="148"/>
+    <w:basedOn w:val="885"/>
     <w:uiPriority w:val="99"/>
     <w:semiHidden/>
     <w:unhideWhenUsed/>
@@ -50192,10 +52777,10 @@
       <w:u w:val="single"/>
     </w:rPr>
   </w:style>
-  <w:style w:type="paragraph" w:styleId="189">
+  <w:style w:type="paragraph" w:styleId="916">
     <w:name w:val="toc 1"/>
-    <w:basedOn w:val="138"/>
-    <w:next w:val="138"/>
+    <w:basedOn w:val="881"/>
+    <w:next w:val="881"/>
     <w:uiPriority w:val="39"/>
     <w:unhideWhenUsed/>
     <w:pPr>
@@ -50204,10 +52789,10 @@
       <w:ind/>
     </w:pPr>
   </w:style>
-  <w:style w:type="paragraph" w:styleId="190">
+  <w:style w:type="paragraph" w:styleId="917">
     <w:name w:val="toc 2"/>
-    <w:basedOn w:val="138"/>
-    <w:next w:val="138"/>
+    <w:basedOn w:val="881"/>
+    <w:next w:val="881"/>
     <w:uiPriority w:val="39"/>
     <w:unhideWhenUsed/>
     <w:pPr>
@@ -50216,10 +52801,10 @@
       <w:ind w:left="220"/>
     </w:pPr>
   </w:style>
-  <w:style w:type="paragraph" w:styleId="191">
+  <w:style w:type="paragraph" w:styleId="918">
     <w:name w:val="toc 3"/>
-    <w:basedOn w:val="138"/>
-    <w:next w:val="138"/>
+    <w:basedOn w:val="881"/>
+    <w:next w:val="881"/>
     <w:uiPriority w:val="39"/>
     <w:unhideWhenUsed/>
     <w:pPr>
@@ -50228,10 +52813,10 @@
       <w:ind w:left="440"/>
     </w:pPr>
   </w:style>
-  <w:style w:type="paragraph" w:styleId="192">
+  <w:style w:type="paragraph" w:styleId="919">
     <w:name w:val="toc 4"/>
-    <w:basedOn w:val="138"/>
-    <w:next w:val="138"/>
+    <w:basedOn w:val="881"/>
+    <w:next w:val="881"/>
     <w:uiPriority w:val="39"/>
     <w:unhideWhenUsed/>
     <w:pPr>
@@ -50240,10 +52825,10 @@
       <w:ind w:left="660"/>
     </w:pPr>
   </w:style>
-  <w:style w:type="paragraph" w:styleId="193">
+  <w:style w:type="paragraph" w:styleId="920">
     <w:name w:val="toc 5"/>
-    <w:basedOn w:val="138"/>
-    <w:next w:val="138"/>
+    <w:basedOn w:val="881"/>
+    <w:next w:val="881"/>
     <w:uiPriority w:val="39"/>
     <w:unhideWhenUsed/>
     <w:pPr>
@@ -50252,10 +52837,10 @@
       <w:ind w:left="880"/>
     </w:pPr>
   </w:style>
-  <w:style w:type="paragraph" w:styleId="194">
+  <w:style w:type="paragraph" w:styleId="921">
     <w:name w:val="toc 6"/>
-    <w:basedOn w:val="138"/>
-    <w:next w:val="138"/>
+    <w:basedOn w:val="881"/>
+    <w:next w:val="881"/>
     <w:uiPriority w:val="39"/>
     <w:unhideWhenUsed/>
     <w:pPr>
@@ -50264,10 +52849,10 @@
       <w:ind w:left="1100"/>
     </w:pPr>
   </w:style>
-  <w:style w:type="paragraph" w:styleId="195">
+  <w:style w:type="paragraph" w:styleId="922">
     <w:name w:val="toc 7"/>
-    <w:basedOn w:val="138"/>
-    <w:next w:val="138"/>
+    <w:basedOn w:val="881"/>
+    <w:next w:val="881"/>
     <w:uiPriority w:val="39"/>
     <w:unhideWhenUsed/>
     <w:pPr>
@@ -50276,10 +52861,10 @@
       <w:ind w:left="1320"/>
     </w:pPr>
   </w:style>
-  <w:style w:type="paragraph" w:styleId="196">
+  <w:style w:type="paragraph" w:styleId="923">
     <w:name w:val="toc 8"/>
-    <w:basedOn w:val="138"/>
-    <w:next w:val="138"/>
+    <w:basedOn w:val="881"/>
+    <w:next w:val="881"/>
     <w:uiPriority w:val="39"/>
     <w:unhideWhenUsed/>
     <w:pPr>
@@ -50288,10 +52873,10 @@
       <w:ind w:left="1540"/>
     </w:pPr>
   </w:style>
-  <w:style w:type="paragraph" w:styleId="197">
+  <w:style w:type="paragraph" w:styleId="924">
     <w:name w:val="toc 9"/>
-    <w:basedOn w:val="138"/>
-    <w:next w:val="138"/>
+    <w:basedOn w:val="881"/>
+    <w:next w:val="881"/>
     <w:uiPriority w:val="39"/>
     <w:unhideWhenUsed/>
     <w:pPr>
@@ -50300,9 +52885,9 @@
       <w:ind w:left="1760"/>
     </w:pPr>
   </w:style>
-  <w:style w:type="character" w:styleId="198">
+  <w:style w:type="character" w:styleId="925">
     <w:name w:val="Placeholder Text"/>
-    <w:basedOn w:val="148"/>
+    <w:basedOn w:val="885"/>
     <w:uiPriority w:val="99"/>
     <w:semiHidden/>
     <w:pPr>
@@ -50314,7 +52899,7 @@
       <w:color w:val="666666"/>
     </w:rPr>
   </w:style>
-  <w:style w:type="paragraph" w:styleId="208">
+  <w:style w:type="paragraph" w:styleId="926">
     <w:name w:val="TOC Heading"/>
     <w:uiPriority w:val="39"/>
     <w:unhideWhenUsed/>
@@ -50324,10 +52909,10 @@
       <w:ind/>
     </w:pPr>
   </w:style>
-  <w:style w:type="paragraph" w:styleId="209">
+  <w:style w:type="paragraph" w:styleId="927">
     <w:name w:val="table of figures"/>
-    <w:basedOn w:val="138"/>
-    <w:next w:val="138"/>
+    <w:basedOn w:val="881"/>
+    <w:next w:val="881"/>
     <w:uiPriority w:val="99"/>
     <w:unhideWhenUsed/>
     <w:pPr>
@@ -50336,7 +52921,7 @@
       <w:ind/>
     </w:pPr>
   </w:style>
-  <w:style w:type="paragraph" w:styleId="726">
+  <w:style w:type="paragraph" w:styleId="928">
     <w:name w:val="Title"/>
     <w:qFormat/>
     <w:pPr>
@@ -50349,7 +52934,7 @@
       <w:szCs w:val="56"/>
     </w:rPr>
   </w:style>
-  <w:style w:type="paragraph" w:styleId="727">
+  <w:style w:type="paragraph" w:styleId="929">
     <w:name w:val="Heading 1"/>
     <w:qFormat/>
     <w:pPr>
@@ -50363,7 +52948,7 @@
       <w:szCs w:val="32"/>
     </w:rPr>
   </w:style>
-  <w:style w:type="paragraph" w:styleId="728">
+  <w:style w:type="paragraph" w:styleId="930">
     <w:name w:val="Heading 2"/>
     <w:qFormat/>
     <w:pPr>
@@ -50377,7 +52962,7 @@
       <w:szCs w:val="26"/>
     </w:rPr>
   </w:style>
-  <w:style w:type="paragraph" w:styleId="729">
+  <w:style w:type="paragraph" w:styleId="931">
     <w:name w:val="Heading 3"/>
     <w:qFormat/>
     <w:pPr>
@@ -50391,7 +52976,7 @@
       <w:szCs w:val="24"/>
     </w:rPr>
   </w:style>
-  <w:style w:type="paragraph" w:styleId="730">
+  <w:style w:type="paragraph" w:styleId="932">
     <w:name w:val="Heading 4"/>
     <w:qFormat/>
     <w:pPr>
@@ -50405,7 +52990,7 @@
       <w:color w:val="2e74b5"/>
     </w:rPr>
   </w:style>
-  <w:style w:type="paragraph" w:styleId="731">
+  <w:style w:type="paragraph" w:styleId="933">
     <w:name w:val="Heading 5"/>
     <w:qFormat/>
     <w:pPr>
@@ -50417,7 +53002,7 @@
       <w:color w:val="2e74b5"/>
     </w:rPr>
   </w:style>
-  <w:style w:type="paragraph" w:styleId="732">
+  <w:style w:type="paragraph" w:styleId="934">
     <w:name w:val="Heading 6"/>
     <w:qFormat/>
     <w:pPr>
@@ -50429,7 +53014,7 @@
       <w:color w:val="1f4d78"/>
     </w:rPr>
   </w:style>
-  <w:style w:type="paragraph" w:styleId="733">
+  <w:style w:type="paragraph" w:styleId="935">
     <w:name w:val="Strong"/>
     <w:qFormat/>
     <w:pPr>
@@ -50442,7 +53027,7 @@
       <w:bCs/>
     </w:rPr>
   </w:style>
-  <w:style w:type="paragraph" w:styleId="734">
+  <w:style w:type="paragraph" w:styleId="936">
     <w:name w:val="List Paragraph"/>
     <w:qFormat/>
     <w:pPr>
@@ -50451,7 +53036,7 @@
       <w:ind/>
     </w:pPr>
   </w:style>
-  <w:style w:type="character" w:styleId="735">
+  <w:style w:type="character" w:styleId="937">
     <w:name w:val="Hyperlink"/>
     <w:uiPriority w:val="99"/>
     <w:unhideWhenUsed/>
@@ -50465,7 +53050,7 @@
       <w:u w:val="single"/>
     </w:rPr>
   </w:style>
-  <w:style w:type="character" w:styleId="736">
+  <w:style w:type="character" w:styleId="938">
     <w:name w:val="footnote reference"/>
     <w:uiPriority w:val="99"/>
     <w:semiHidden/>
@@ -50479,9 +53064,9 @@
       <w:vertAlign w:val="superscript"/>
     </w:rPr>
   </w:style>
-  <w:style w:type="paragraph" w:styleId="737">
+  <w:style w:type="paragraph" w:styleId="939">
     <w:name w:val="footnote text"/>
-    <w:link w:val="738"/>
+    <w:link w:val="940"/>
     <w:uiPriority w:val="99"/>
     <w:semiHidden/>
     <w:unhideWhenUsed/>
@@ -50495,9 +53080,9 @@
       <w:szCs w:val="20"/>
     </w:rPr>
   </w:style>
-  <w:style w:type="character" w:styleId="738">
+  <w:style w:type="character" w:styleId="940">
     <w:name w:val="Footnote Text Char"/>
-    <w:link w:val="737"/>
+    <w:link w:val="939"/>
     <w:uiPriority w:val="99"/>
     <w:semiHidden/>
     <w:unhideWhenUsed/>
@@ -50511,7 +53096,7 @@
       <w:szCs w:val="20"/>
     </w:rPr>
   </w:style>
-  <w:style w:type="character" w:styleId="739">
+  <w:style w:type="character" w:styleId="941">
     <w:name w:val="endnote reference"/>
     <w:uiPriority w:val="99"/>
     <w:semiHidden/>
@@ -50525,9 +53110,9 @@
       <w:vertAlign w:val="superscript"/>
     </w:rPr>
   </w:style>
-  <w:style w:type="paragraph" w:styleId="740">
+  <w:style w:type="paragraph" w:styleId="942">
     <w:name w:val="endnote text"/>
-    <w:link w:val="741"/>
+    <w:link w:val="943"/>
     <w:uiPriority w:val="99"/>
     <w:semiHidden/>
     <w:unhideWhenUsed/>
@@ -50541,9 +53126,9 @@
       <w:szCs w:val="20"/>
     </w:rPr>
   </w:style>
-  <w:style w:type="character" w:styleId="741">
+  <w:style w:type="character" w:styleId="943">
     <w:name w:val="Endnote Text Char"/>
-    <w:link w:val="740"/>
+    <w:link w:val="942"/>
     <w:uiPriority w:val="99"/>
     <w:semiHidden/>
     <w:unhideWhenUsed/>
